--- a/‰€‰˜ ‘€Œƒ��-š‹�…� ”˜…‰—ˆ (1) (5) (1) (1) (4).docx
+++ b/‰€‰˜ ‘€Œƒ��-š‹�…� ”˜…‰—ˆ (1) (5) (1) (1) (4).docx
@@ -1,105 +1,50 @@
 
 <file path=word/document.xml><?xml version="1.0" encoding="utf-8"?>
-<w:document xmlns:wpc="http://schemas.microsoft.com/office/word/2010/wordprocessingCanvas" xmlns:cx="http://schemas.microsoft.com/office/drawing/2014/chartex" xmlns:cx1="http://schemas.microsoft.com/office/drawing/2015/9/8/chartex" xmlns:cx2="http://schemas.microsoft.com/office/drawing/2015/10/21/chartex" xmlns:cx3="http://schemas.microsoft.com/office/drawing/2016/5/9/chartex" xmlns:cx4="http://schemas.microsoft.com/office/drawing/2016/5/10/chartex" xmlns:cx5="http://schemas.microsoft.com/office/drawing/2016/5/11/chartex" xmlns:cx6="http://schemas.microsoft.com/office/drawing/2016/5/12/chartex" xmlns:cx7="http://schemas.microsoft.com/office/drawing/2016/5/13/chartex" xmlns:cx8="http://schemas.microsoft.com/office/drawing/2016/5/14/chartex" xmlns:mc="http://schemas.openxmlformats.org/markup-compatibility/2006" xmlns:aink="http://schemas.microsoft.com/office/drawing/2016/ink" xmlns:am3d="http://schemas.microsoft.com/office/drawing/2017/model3d" xmlns:o="urn:schemas-microsoft-com:office:office" xmlns:oel="http://schemas.microsoft.com/office/2019/extlst" xmlns:r="http://schemas.openxmlformats.org/officeDocument/2006/relationships" xmlns:m="http://schemas.openxmlformats.org/officeDocument/2006/math" xmlns:v="urn:schemas-microsoft-com:vml" xmlns:wp14="http://schemas.microsoft.com/office/word/2010/wordprocessingDrawing" xmlns:wp="http://schemas.openxmlformats.org/drawingml/2006/wordprocessingDrawing" xmlns:w10="urn:schemas-microsoft-com:office:word" xmlns:w="http://schemas.openxmlformats.org/wordprocessingml/2006/main" xmlns:w14="http://schemas.microsoft.com/office/word/2010/wordml" xmlns:w15="http://schemas.microsoft.com/office/word/2012/wordml" xmlns:w16cex="http://schemas.microsoft.com/office/word/2018/wordml/cex" xmlns:w16cid="http://schemas.microsoft.com/office/word/2016/wordml/cid" xmlns:w16="http://schemas.microsoft.com/office/word/2018/wordml" xmlns:w16du="http://schemas.microsoft.com/office/word/2023/wordml/word16du" xmlns:w16sdtdh="http://schemas.microsoft.com/office/word/2020/wordml/sdtdatahash" xmlns:w16se="http://schemas.microsoft.com/office/word/2015/wordml/symex" xmlns:wpg="http://schemas.microsoft.com/office/word/2010/wordprocessingGroup" xmlns:wpi="http://schemas.microsoft.com/office/word/2010/wordprocessingInk" xmlns:wne="http://schemas.microsoft.com/office/word/2006/wordml" xmlns:wps="http://schemas.microsoft.com/office/word/2010/wordprocessingShape" mc:Ignorable="w14 w15 w16se w16cid w16 w16cex w16sdtdh wp14">
+<w:document xmlns:wpc="http://schemas.microsoft.com/office/word/2010/wordprocessingCanvas" xmlns:cx="http://schemas.microsoft.com/office/drawing/2014/chartex" xmlns:mc="http://schemas.openxmlformats.org/markup-compatibility/2006" xmlns:o="urn:schemas-microsoft-com:office:office" xmlns:r="http://schemas.openxmlformats.org/officeDocument/2006/relationships" xmlns:m="http://schemas.openxmlformats.org/officeDocument/2006/math" xmlns:v="urn:schemas-microsoft-com:vml" xmlns:wp14="http://schemas.microsoft.com/office/word/2010/wordprocessingDrawing" xmlns:wp="http://schemas.openxmlformats.org/drawingml/2006/wordprocessingDrawing" xmlns:w10="urn:schemas-microsoft-com:office:word" xmlns:w="http://schemas.openxmlformats.org/wordprocessingml/2006/main" xmlns:w14="http://schemas.microsoft.com/office/word/2010/wordml" xmlns:w15="http://schemas.microsoft.com/office/word/2012/wordml" xmlns:w16se="http://schemas.microsoft.com/office/word/2015/wordml/symex" xmlns:wpg="http://schemas.microsoft.com/office/word/2010/wordprocessingGroup" xmlns:wpi="http://schemas.microsoft.com/office/word/2010/wordprocessingInk" xmlns:wne="http://schemas.microsoft.com/office/word/2006/wordml" xmlns:wps="http://schemas.microsoft.com/office/word/2010/wordprocessingShape" mc:Ignorable="w14 w15 w16se wp14">
   <w:body>
     <w:p>
       <w:pPr>
-        <w:jc w:val="right"/>
-        <w:rPr>
-          <w:sz w:val="28"/>
-          <w:szCs w:val="28"/>
-          <w:rtl/>
-        </w:rPr>
-      </w:pPr>
-      <w:r>
-        <w:rPr>
-          <w:rFonts w:hint="cs"/>
+        <w:jc w:val="center"/>
+        <w:rPr>
           <w:b/>
           <w:bCs/>
-          <w:sz w:val="28"/>
-          <w:szCs w:val="28"/>
+          <w:sz w:val="40"/>
+          <w:szCs w:val="40"/>
           <w:u w:val="single"/>
           <w:rtl/>
         </w:rPr>
-        <w:t>שם התלמיד:</w:t>
-      </w:r>
-      <w:r>
-        <w:rPr>
-          <w:rFonts w:hint="cs"/>
-          <w:sz w:val="28"/>
-          <w:szCs w:val="28"/>
-          <w:rtl/>
-        </w:rPr>
-        <w:t xml:space="preserve">  יאיר סאלדמן</w:t>
-      </w:r>
-    </w:p>
-    <w:p>
-      <w:pPr>
-        <w:jc w:val="right"/>
-        <w:rPr>
-          <w:sz w:val="28"/>
-          <w:szCs w:val="28"/>
-          <w:rtl/>
-        </w:rPr>
-      </w:pPr>
-    </w:p>
-    <w:p>
-      <w:pPr>
-        <w:rPr>
+      </w:pPr>
+      <w:r>
+        <w:rPr>
+          <w:rFonts w:hint="cs"/>
           <w:b/>
           <w:bCs/>
-          <w:sz w:val="28"/>
-          <w:szCs w:val="28"/>
+          <w:sz w:val="40"/>
+          <w:szCs w:val="40"/>
           <w:u w:val="single"/>
           <w:rtl/>
         </w:rPr>
-      </w:pPr>
-    </w:p>
-    <w:p>
-      <w:pPr>
-        <w:jc w:val="right"/>
-        <w:rPr>
-          <w:sz w:val="28"/>
-          <w:szCs w:val="28"/>
-          <w:rtl/>
-        </w:rPr>
-      </w:pPr>
-      <w:r>
-        <w:rPr>
-          <w:rFonts w:hint="cs"/>
+        <w:t>המשחק:זוכר אותי?</w:t>
+      </w:r>
+    </w:p>
+    <w:p>
+      <w:pPr>
+        <w:jc w:val="center"/>
+        <w:rPr>
           <w:b/>
           <w:bCs/>
-          <w:sz w:val="28"/>
-          <w:szCs w:val="28"/>
+          <w:sz w:val="40"/>
+          <w:szCs w:val="40"/>
           <w:u w:val="single"/>
           <w:rtl/>
         </w:rPr>
-        <w:t>שם המשחק:</w:t>
-      </w:r>
-      <w:r>
-        <w:rPr>
-          <w:rFonts w:hint="cs"/>
-          <w:sz w:val="28"/>
-          <w:szCs w:val="28"/>
-          <w:rtl/>
-        </w:rPr>
-        <w:t xml:space="preserve"> "זוכר אותי?"</w:t>
-      </w:r>
-    </w:p>
-    <w:p>
-      <w:pPr>
-        <w:jc w:val="right"/>
-        <w:rPr>
-          <w:sz w:val="28"/>
-          <w:szCs w:val="28"/>
-          <w:rtl/>
-        </w:rPr>
-      </w:pPr>
-    </w:p>
-    <w:p>
-      <w:pPr>
-        <w:jc w:val="right"/>
-        <w:rPr>
+      </w:pPr>
+    </w:p>
+    <w:p>
+      <w:pPr>
+        <w:jc w:val="right"/>
+        <w:rPr>
+          <w:rFonts w:hint="cs"/>
           <w:sz w:val="28"/>
           <w:szCs w:val="28"/>
           <w:rtl/>
@@ -115,8 +60,27 @@
           <w:u w:val="single"/>
           <w:rtl/>
         </w:rPr>
-        <w:t>תיאור כללי:</w:t>
-      </w:r>
+        <w:t>שם התלמיד:</w:t>
+      </w:r>
+      <w:r>
+        <w:rPr>
+          <w:rFonts w:hint="cs"/>
+          <w:sz w:val="28"/>
+          <w:szCs w:val="28"/>
+          <w:rtl/>
+        </w:rPr>
+        <w:t xml:space="preserve">  יאיר סאלדמן</w:t>
+      </w:r>
+    </w:p>
+    <w:p>
+      <w:pPr>
+        <w:jc w:val="right"/>
+        <w:rPr>
+          <w:sz w:val="28"/>
+          <w:szCs w:val="28"/>
+          <w:rtl/>
+        </w:rPr>
+      </w:pPr>
       <w:r>
         <w:rPr>
           <w:rFonts w:hint="cs"/>
@@ -124,140 +88,25 @@
           <w:bCs/>
           <w:sz w:val="28"/>
           <w:szCs w:val="28"/>
-          <w:rtl/>
-        </w:rPr>
-        <w:t xml:space="preserve"> </w:t>
-      </w:r>
-      <w:r>
-        <w:rPr>
-          <w:rFonts w:hint="cs"/>
-          <w:sz w:val="28"/>
-          <w:szCs w:val="28"/>
-          <w:rtl/>
-        </w:rPr>
-        <w:t>המשחק הוא משחק זיכרון שבו מופיע לשחקן מילה לכמות זמן מסוימת ועליו לזכור את המילה שקיבל ככל שהוא מצליח</w:t>
-      </w:r>
-      <w:r>
-        <w:rPr>
-          <w:rFonts w:hint="cs"/>
-          <w:sz w:val="28"/>
-          <w:szCs w:val="28"/>
-          <w:rtl/>
-        </w:rPr>
-        <w:t xml:space="preserve"> הוא מקבל נקודות אבל</w:t>
-      </w:r>
-      <w:r>
-        <w:rPr>
-          <w:rFonts w:hint="cs"/>
-          <w:sz w:val="28"/>
-          <w:szCs w:val="28"/>
-          <w:rtl/>
-        </w:rPr>
-        <w:t xml:space="preserve"> הזמן נהיה קצר יותר המילים לארוכות יותר והמשחק לקשה יות</w:t>
-      </w:r>
-      <w:r>
-        <w:rPr>
-          <w:rFonts w:hint="cs"/>
-          <w:sz w:val="28"/>
-          <w:szCs w:val="28"/>
-          <w:rtl/>
-        </w:rPr>
-        <w:t>ר</w:t>
-      </w:r>
-      <w:r>
-        <w:rPr>
-          <w:rFonts w:hint="cs"/>
-          <w:sz w:val="28"/>
-          <w:szCs w:val="28"/>
-          <w:rtl/>
-        </w:rPr>
-        <w:t>.</w:t>
-      </w:r>
-    </w:p>
-    <w:p>
-      <w:pPr>
-        <w:jc w:val="right"/>
-        <w:rPr>
-          <w:sz w:val="28"/>
-          <w:szCs w:val="28"/>
-          <w:rtl/>
-        </w:rPr>
-      </w:pPr>
-      <w:r>
-        <w:rPr>
-          <w:rFonts w:hint="cs"/>
-          <w:sz w:val="28"/>
-          <w:szCs w:val="28"/>
-          <w:rtl/>
-        </w:rPr>
-        <w:t>איך מ</w:t>
-      </w:r>
-      <w:r>
-        <w:rPr>
-          <w:rFonts w:hint="cs"/>
-          <w:sz w:val="28"/>
-          <w:szCs w:val="28"/>
-          <w:rtl/>
-        </w:rPr>
-        <w:t>נ</w:t>
-      </w:r>
-      <w:r>
-        <w:rPr>
-          <w:rFonts w:hint="cs"/>
-          <w:sz w:val="28"/>
-          <w:szCs w:val="28"/>
-          <w:rtl/>
-        </w:rPr>
-        <w:t>צחים? מנצחים אם הצלחת לשבור את השיא של המקום הראש</w:t>
-      </w:r>
-      <w:r>
-        <w:rPr>
-          <w:rFonts w:hint="cs"/>
-          <w:sz w:val="28"/>
-          <w:szCs w:val="28"/>
-          <w:rtl/>
-        </w:rPr>
-        <w:t>ון.</w:t>
-      </w:r>
-    </w:p>
-    <w:p>
-      <w:pPr>
-        <w:jc w:val="right"/>
-        <w:rPr>
-          <w:sz w:val="28"/>
-          <w:szCs w:val="28"/>
-        </w:rPr>
-      </w:pPr>
-      <w:r>
-        <w:rPr>
-          <w:rFonts w:hint="cs"/>
-          <w:sz w:val="28"/>
-          <w:szCs w:val="28"/>
-          <w:rtl/>
-        </w:rPr>
-        <w:t>האתגר של ה</w:t>
-      </w:r>
-      <w:r>
-        <w:rPr>
-          <w:rFonts w:hint="cs"/>
-          <w:sz w:val="28"/>
-          <w:szCs w:val="28"/>
-          <w:rtl/>
-        </w:rPr>
-        <w:t>שחקן הוא לשרוד כמה שיותר זמן כדי לנצח ולהגיע למקום הראשון ולהישאר במקום הראשון כדי לא להפסיד לאף שחקן.</w:t>
-      </w:r>
-    </w:p>
-    <w:p>
-      <w:pPr>
-        <w:jc w:val="right"/>
-        <w:rPr>
-          <w:sz w:val="28"/>
-          <w:szCs w:val="28"/>
-        </w:rPr>
-      </w:pPr>
-      <w:r>
-        <w:rPr>
-          <w:rFonts w:hint="cs"/>
+          <w:u w:val="single"/>
+          <w:rtl/>
+        </w:rPr>
+        <w:t>תעודת זהות:</w:t>
+      </w:r>
+      <w:r>
+        <w:rPr>
+          <w:rFonts w:hint="cs"/>
+          <w:sz w:val="28"/>
+          <w:szCs w:val="28"/>
+          <w:rtl/>
+        </w:rPr>
+        <w:t xml:space="preserve">   330766833</w:t>
+      </w:r>
+    </w:p>
+    <w:p>
+      <w:pPr>
+        <w:jc w:val="right"/>
+        <w:rPr>
           <w:b/>
           <w:bCs/>
           <w:sz w:val="28"/>
@@ -265,82 +114,6 @@
           <w:u w:val="single"/>
           <w:rtl/>
         </w:rPr>
-        <w:t>למה בחרתי במשחק זה?</w:t>
-      </w:r>
-      <w:r>
-        <w:rPr>
-          <w:rFonts w:hint="cs"/>
-          <w:sz w:val="28"/>
-          <w:szCs w:val="28"/>
-          <w:u w:val="single"/>
-          <w:rtl/>
-        </w:rPr>
-        <w:t xml:space="preserve"> </w:t>
-      </w:r>
-      <w:r>
-        <w:rPr>
-          <w:rFonts w:hint="cs"/>
-          <w:sz w:val="28"/>
-          <w:szCs w:val="28"/>
-          <w:rtl/>
-        </w:rPr>
-        <w:t xml:space="preserve"> בגלל שאני מאוד אוהב משחקי זיכרון וזה מאוד מעניין אותי ליצור המשחק ולראות </w:t>
-      </w:r>
-      <w:r>
-        <w:rPr>
-          <w:rFonts w:hint="cs"/>
-          <w:sz w:val="28"/>
-          <w:szCs w:val="28"/>
-          <w:rtl/>
-        </w:rPr>
-        <w:t>למי יש זיכרון טוב וממוקד ולמי אין</w:t>
-      </w:r>
-      <w:r>
-        <w:rPr>
-          <w:rFonts w:hint="cs"/>
-          <w:sz w:val="28"/>
-          <w:szCs w:val="28"/>
-          <w:rtl/>
-        </w:rPr>
-        <w:t xml:space="preserve"> וגם מעניין אותי ליצור את שלבי המשחק ולהעמיק בכל מה שקשור ל</w:t>
-      </w:r>
-      <w:r>
-        <w:rPr>
-          <w:rFonts w:hint="cs"/>
-          <w:sz w:val="28"/>
-          <w:szCs w:val="28"/>
-          <w:rtl/>
-        </w:rPr>
-        <w:t>מימוש המשחק</w:t>
-      </w:r>
-      <w:r>
-        <w:rPr>
-          <w:rFonts w:hint="cs"/>
-          <w:sz w:val="28"/>
-          <w:szCs w:val="28"/>
-          <w:rtl/>
-        </w:rPr>
-        <w:t>.</w:t>
-      </w:r>
-    </w:p>
-    <w:p>
-      <w:pPr>
-        <w:jc w:val="right"/>
-        <w:rPr>
-          <w:sz w:val="28"/>
-          <w:szCs w:val="28"/>
-          <w:rtl/>
-        </w:rPr>
-      </w:pPr>
-    </w:p>
-    <w:p>
-      <w:pPr>
-        <w:jc w:val="right"/>
-        <w:rPr>
-          <w:sz w:val="28"/>
-          <w:szCs w:val="28"/>
-          <w:rtl/>
-        </w:rPr>
       </w:pPr>
       <w:r>
         <w:rPr>
@@ -352,8 +125,125 @@
           <w:u w:val="single"/>
           <w:rtl/>
         </w:rPr>
-        <w:t>אתגרים שצפויים לי במימוש המשחק:</w:t>
-      </w:r>
+        <w:t>המסך הראשי:</w:t>
+      </w:r>
+    </w:p>
+    <w:p>
+      <w:pPr>
+        <w:jc w:val="right"/>
+        <w:rPr>
+          <w:sz w:val="28"/>
+          <w:szCs w:val="28"/>
+          <w:rtl/>
+        </w:rPr>
+      </w:pPr>
+      <w:r>
+        <w:rPr>
+          <w:rFonts w:hint="cs"/>
+          <w:sz w:val="28"/>
+          <w:szCs w:val="28"/>
+          <w:rtl/>
+        </w:rPr>
+        <w:t xml:space="preserve">  </w:t>
+      </w:r>
+      <w:r>
+        <w:rPr>
+          <w:rFonts w:cs="Arial"/>
+          <w:noProof/>
+          <w:sz w:val="28"/>
+          <w:szCs w:val="28"/>
+          <w:rtl/>
+        </w:rPr>
+        <w:drawing>
+          <wp:inline distT="0" distB="0" distL="0" distR="0" wp14:anchorId="3088942B" wp14:editId="02A91529">
+            <wp:extent cx="1629410" cy="880015"/>
+            <wp:effectExtent l="0" t="0" r="0" b="0"/>
+            <wp:docPr id="23" name="תמונה 23" descr="C:\Users\User\Downloads\open.jpg"/>
+            <wp:cNvGraphicFramePr>
+              <a:graphicFrameLocks xmlns:a="http://schemas.openxmlformats.org/drawingml/2006/main" noChangeAspect="1"/>
+            </wp:cNvGraphicFramePr>
+            <a:graphic xmlns:a="http://schemas.openxmlformats.org/drawingml/2006/main">
+              <a:graphicData uri="http://schemas.openxmlformats.org/drawingml/2006/picture">
+                <pic:pic xmlns:pic="http://schemas.openxmlformats.org/drawingml/2006/picture">
+                  <pic:nvPicPr>
+                    <pic:cNvPr id="0" name="Picture 1" descr="C:\Users\User\Downloads\open.jpg"/>
+                    <pic:cNvPicPr>
+                      <a:picLocks noChangeAspect="1" noChangeArrowheads="1"/>
+                    </pic:cNvPicPr>
+                  </pic:nvPicPr>
+                  <pic:blipFill>
+                    <a:blip r:embed="rId7">
+                      <a:extLst>
+                        <a:ext uri="{28A0092B-C50C-407E-A947-70E740481C1C}">
+                          <a14:useLocalDpi xmlns:a14="http://schemas.microsoft.com/office/drawing/2010/main" val="0"/>
+                        </a:ext>
+                      </a:extLst>
+                    </a:blip>
+                    <a:srcRect/>
+                    <a:stretch>
+                      <a:fillRect/>
+                    </a:stretch>
+                  </pic:blipFill>
+                  <pic:spPr bwMode="auto">
+                    <a:xfrm>
+                      <a:off x="0" y="0"/>
+                      <a:ext cx="1733982" cy="936493"/>
+                    </a:xfrm>
+                    <a:prstGeom prst="rect">
+                      <a:avLst/>
+                    </a:prstGeom>
+                    <a:noFill/>
+                    <a:ln>
+                      <a:noFill/>
+                    </a:ln>
+                  </pic:spPr>
+                </pic:pic>
+              </a:graphicData>
+            </a:graphic>
+          </wp:inline>
+        </w:drawing>
+      </w:r>
+      <w:r>
+        <w:rPr>
+          <w:rFonts w:hint="cs"/>
+          <w:sz w:val="28"/>
+          <w:szCs w:val="28"/>
+          <w:rtl/>
+        </w:rPr>
+        <w:t xml:space="preserve">  </w:t>
+      </w:r>
+    </w:p>
+    <w:p>
+      <w:pPr>
+        <w:jc w:val="right"/>
+        <w:rPr>
+          <w:rFonts w:hint="cs"/>
+          <w:sz w:val="28"/>
+          <w:szCs w:val="28"/>
+          <w:rtl/>
+        </w:rPr>
+      </w:pPr>
+      <w:bookmarkStart w:id="0" w:name="_GoBack"/>
+      <w:bookmarkEnd w:id="0"/>
+    </w:p>
+    <w:p>
+      <w:pPr>
+        <w:rPr>
+          <w:sz w:val="28"/>
+          <w:szCs w:val="28"/>
+          <w:rtl/>
+        </w:rPr>
+      </w:pPr>
+    </w:p>
+    <w:p>
+      <w:pPr>
+        <w:jc w:val="right"/>
+        <w:rPr>
+          <w:sz w:val="28"/>
+          <w:szCs w:val="28"/>
+          <w:rtl/>
+        </w:rPr>
+      </w:pPr>
       <w:r>
         <w:rPr>
           <w:rFonts w:hint="cs"/>
@@ -361,150 +251,147 @@
           <w:bCs/>
           <w:sz w:val="28"/>
           <w:szCs w:val="28"/>
-          <w:rtl/>
-        </w:rPr>
-        <w:t xml:space="preserve"> </w:t>
-      </w:r>
-      <w:r>
-        <w:rPr>
-          <w:rFonts w:hint="cs"/>
-          <w:sz w:val="28"/>
-          <w:szCs w:val="28"/>
-          <w:rtl/>
-        </w:rPr>
-        <w:t>האתגר הכי גדול שלי</w:t>
-      </w:r>
-      <w:r>
-        <w:rPr>
-          <w:rFonts w:hint="cs"/>
-          <w:sz w:val="28"/>
-          <w:szCs w:val="28"/>
-          <w:rtl/>
-        </w:rPr>
-        <w:t xml:space="preserve"> </w:t>
-      </w:r>
-      <w:r>
-        <w:rPr>
-          <w:rFonts w:hint="cs"/>
-          <w:sz w:val="28"/>
-          <w:szCs w:val="28"/>
-          <w:rtl/>
-        </w:rPr>
-        <w:t>הוא ליצור את השלבים של המשחק ולבנות טבלת שיאים של מי שהפך למקו</w:t>
-      </w:r>
-      <w:r>
-        <w:rPr>
-          <w:rFonts w:hint="cs"/>
-          <w:sz w:val="28"/>
-          <w:szCs w:val="28"/>
-          <w:rtl/>
-        </w:rPr>
-        <w:t>ם</w:t>
-      </w:r>
-      <w:r>
-        <w:rPr>
-          <w:rFonts w:hint="cs"/>
-          <w:sz w:val="28"/>
-          <w:szCs w:val="28"/>
-          <w:rtl/>
-        </w:rPr>
-        <w:t xml:space="preserve"> הראשון ובהתאם למיקום להביא מסך הפסד או ניצחון</w:t>
-      </w:r>
-      <w:r>
-        <w:rPr>
-          <w:rFonts w:hint="cs"/>
-          <w:sz w:val="28"/>
-          <w:szCs w:val="28"/>
-          <w:rtl/>
-        </w:rPr>
-        <w:t xml:space="preserve"> ובנוסף לבנות את הטיימרים של המשחק </w:t>
-      </w:r>
-      <w:r>
-        <w:rPr>
-          <w:rFonts w:hint="cs"/>
-          <w:sz w:val="28"/>
-          <w:szCs w:val="28"/>
-          <w:rtl/>
-        </w:rPr>
-        <w:t>כא</w:t>
-      </w:r>
-      <w:r>
-        <w:rPr>
-          <w:rFonts w:hint="cs"/>
-          <w:sz w:val="28"/>
-          <w:szCs w:val="28"/>
-          <w:rtl/>
-        </w:rPr>
-        <w:t>ש</w:t>
-      </w:r>
-      <w:r>
-        <w:rPr>
-          <w:rFonts w:hint="cs"/>
-          <w:sz w:val="28"/>
-          <w:szCs w:val="28"/>
-          <w:rtl/>
-        </w:rPr>
-        <w:t xml:space="preserve">ר </w:t>
-      </w:r>
-      <w:r>
-        <w:rPr>
-          <w:rFonts w:hint="cs"/>
-          <w:sz w:val="28"/>
-          <w:szCs w:val="28"/>
-          <w:rtl/>
-        </w:rPr>
-        <w:t>כל טיימר שונה בפני עצמו</w:t>
-      </w:r>
-      <w:r>
-        <w:rPr>
-          <w:rFonts w:hint="cs"/>
-          <w:sz w:val="28"/>
-          <w:szCs w:val="28"/>
-          <w:rtl/>
-        </w:rPr>
-        <w:t>.</w:t>
-      </w:r>
-    </w:p>
-    <w:p>
-      <w:pPr>
-        <w:jc w:val="right"/>
-        <w:rPr>
-          <w:sz w:val="28"/>
-          <w:szCs w:val="28"/>
-          <w:rtl/>
-        </w:rPr>
-      </w:pPr>
-    </w:p>
-    <w:p>
-      <w:pPr>
-        <w:jc w:val="right"/>
-        <w:rPr>
-          <w:sz w:val="28"/>
-          <w:szCs w:val="28"/>
-          <w:rtl/>
-        </w:rPr>
-      </w:pPr>
-    </w:p>
-    <w:p>
-      <w:pPr>
-        <w:jc w:val="right"/>
-        <w:rPr>
-          <w:sz w:val="28"/>
-          <w:szCs w:val="28"/>
-          <w:rtl/>
-        </w:rPr>
-      </w:pPr>
-    </w:p>
-    <w:p>
-      <w:pPr>
-        <w:jc w:val="right"/>
-        <w:rPr>
+          <w:u w:val="single"/>
+          <w:rtl/>
+        </w:rPr>
+        <w:t>תיאור כללי:</w:t>
+      </w:r>
+      <w:r>
+        <w:rPr>
+          <w:rFonts w:hint="cs"/>
           <w:b/>
           <w:bCs/>
           <w:sz w:val="28"/>
           <w:szCs w:val="28"/>
-          <w:u w:val="single"/>
-          <w:rtl/>
+          <w:rtl/>
+        </w:rPr>
+        <w:t xml:space="preserve"> </w:t>
+      </w:r>
+      <w:r>
+        <w:rPr>
+          <w:rFonts w:hint="cs"/>
+          <w:sz w:val="28"/>
+          <w:szCs w:val="28"/>
+          <w:rtl/>
+        </w:rPr>
+        <w:t>המשחק הוא משחק זיכרון שבו מופיע לשחקן מילה לכמות זמן מסוימת ועליו לזכור את המילה שקיבל ככל שהוא מצליח</w:t>
+      </w:r>
+      <w:r>
+        <w:rPr>
+          <w:rFonts w:hint="cs"/>
+          <w:sz w:val="28"/>
+          <w:szCs w:val="28"/>
+          <w:rtl/>
+        </w:rPr>
+        <w:t xml:space="preserve"> הוא מקבל נקודות אבל</w:t>
+      </w:r>
+      <w:r>
+        <w:rPr>
+          <w:rFonts w:hint="cs"/>
+          <w:sz w:val="28"/>
+          <w:szCs w:val="28"/>
+          <w:rtl/>
+        </w:rPr>
+        <w:t xml:space="preserve"> הזמן נהיה קצר יותר המילים לארוכות יותר והמשחק לקשה יות</w:t>
+      </w:r>
+      <w:r>
+        <w:rPr>
+          <w:rFonts w:hint="cs"/>
+          <w:sz w:val="28"/>
+          <w:szCs w:val="28"/>
+          <w:rtl/>
+        </w:rPr>
+        <w:t>ר</w:t>
+      </w:r>
+      <w:r>
+        <w:rPr>
+          <w:rFonts w:hint="cs"/>
+          <w:sz w:val="28"/>
+          <w:szCs w:val="28"/>
+          <w:rtl/>
+        </w:rPr>
+        <w:t>.</w:t>
+      </w:r>
+    </w:p>
+    <w:p>
+      <w:pPr>
+        <w:jc w:val="right"/>
+        <w:rPr>
+          <w:sz w:val="28"/>
+          <w:szCs w:val="28"/>
+          <w:rtl/>
+        </w:rPr>
+      </w:pPr>
+      <w:r>
+        <w:rPr>
+          <w:rFonts w:hint="cs"/>
+          <w:sz w:val="28"/>
+          <w:szCs w:val="28"/>
+          <w:rtl/>
+        </w:rPr>
+        <w:t>איך מ</w:t>
+      </w:r>
+      <w:r>
+        <w:rPr>
+          <w:rFonts w:hint="cs"/>
+          <w:sz w:val="28"/>
+          <w:szCs w:val="28"/>
+          <w:rtl/>
+        </w:rPr>
+        <w:t>נ</w:t>
+      </w:r>
+      <w:r>
+        <w:rPr>
+          <w:rFonts w:hint="cs"/>
+          <w:sz w:val="28"/>
+          <w:szCs w:val="28"/>
+          <w:rtl/>
+        </w:rPr>
+        <w:t>צחים? מנצחים אם הצלחת לשבור את השיא של המקום הראש</w:t>
+      </w:r>
+      <w:r>
+        <w:rPr>
+          <w:rFonts w:hint="cs"/>
+          <w:sz w:val="28"/>
+          <w:szCs w:val="28"/>
+          <w:rtl/>
+        </w:rPr>
+        <w:t>ון.</w:t>
+      </w:r>
+    </w:p>
+    <w:p>
+      <w:pPr>
+        <w:jc w:val="right"/>
+        <w:rPr>
+          <w:sz w:val="28"/>
+          <w:szCs w:val="28"/>
+        </w:rPr>
+      </w:pPr>
+      <w:r>
+        <w:rPr>
+          <w:rFonts w:hint="cs"/>
+          <w:sz w:val="28"/>
+          <w:szCs w:val="28"/>
+          <w:rtl/>
+        </w:rPr>
+        <w:t>האתגר של ה</w:t>
+      </w:r>
+      <w:r>
+        <w:rPr>
+          <w:rFonts w:hint="cs"/>
+          <w:sz w:val="28"/>
+          <w:szCs w:val="28"/>
+          <w:rtl/>
+        </w:rPr>
+        <w:t>שחקן הוא לשרוד כמה שיותר זמן כדי לנצח ולהגיע למקום הראשון ולהישאר במקום הראשון כדי לא להפסיד לאף שחקן.</w:t>
+      </w:r>
+    </w:p>
+    <w:p>
+      <w:pPr>
+        <w:jc w:val="right"/>
+        <w:rPr>
+          <w:sz w:val="28"/>
+          <w:szCs w:val="28"/>
         </w:rPr>
       </w:pPr>
       <w:r>
@@ -517,20 +404,95 @@
           <w:u w:val="single"/>
           <w:rtl/>
         </w:rPr>
-        <w:t>פרק ב- תכנון</w:t>
-      </w:r>
-    </w:p>
-    <w:p>
-      <w:pPr>
-        <w:jc w:val="right"/>
-        <w:rPr>
+        <w:t>למה בחרתי במשחק זה?</w:t>
+      </w:r>
+      <w:r>
+        <w:rPr>
+          <w:rFonts w:hint="cs"/>
+          <w:sz w:val="28"/>
+          <w:szCs w:val="28"/>
+          <w:u w:val="single"/>
+          <w:rtl/>
+        </w:rPr>
+        <w:t xml:space="preserve"> </w:t>
+      </w:r>
+      <w:r>
+        <w:rPr>
+          <w:rFonts w:hint="cs"/>
+          <w:sz w:val="28"/>
+          <w:szCs w:val="28"/>
+          <w:rtl/>
+        </w:rPr>
+        <w:t xml:space="preserve"> בגלל שאני מאוד אוהב משחקי זיכרון וזה מאוד מעניין אותי ליצור המשחק ולראות </w:t>
+      </w:r>
+      <w:r>
+        <w:rPr>
+          <w:rFonts w:hint="cs"/>
+          <w:sz w:val="28"/>
+          <w:szCs w:val="28"/>
+          <w:rtl/>
+        </w:rPr>
+        <w:t>למי יש זיכרון טוב וממוקד ולמי אין</w:t>
+      </w:r>
+      <w:r>
+        <w:rPr>
+          <w:rFonts w:hint="cs"/>
+          <w:sz w:val="28"/>
+          <w:szCs w:val="28"/>
+          <w:rtl/>
+        </w:rPr>
+        <w:t xml:space="preserve"> וגם מעניין אותי ליצור את שלבי המשחק ולהעמיק בכל מה שקשור ל</w:t>
+      </w:r>
+      <w:r>
+        <w:rPr>
+          <w:rFonts w:hint="cs"/>
+          <w:sz w:val="28"/>
+          <w:szCs w:val="28"/>
+          <w:rtl/>
+        </w:rPr>
+        <w:t>מימוש המשחק</w:t>
+      </w:r>
+      <w:r>
+        <w:rPr>
+          <w:rFonts w:hint="cs"/>
+          <w:sz w:val="28"/>
+          <w:szCs w:val="28"/>
+          <w:rtl/>
+        </w:rPr>
+        <w:t>.</w:t>
+      </w:r>
+    </w:p>
+    <w:p>
+      <w:pPr>
+        <w:jc w:val="right"/>
+        <w:rPr>
+          <w:sz w:val="28"/>
+          <w:szCs w:val="28"/>
+          <w:rtl/>
+        </w:rPr>
+      </w:pPr>
+    </w:p>
+    <w:p>
+      <w:pPr>
+        <w:jc w:val="right"/>
+        <w:rPr>
+          <w:sz w:val="28"/>
+          <w:szCs w:val="28"/>
+          <w:rtl/>
+        </w:rPr>
+      </w:pPr>
+      <w:r>
+        <w:rPr>
+          <w:rFonts w:hint="cs"/>
           <w:b/>
           <w:bCs/>
           <w:sz w:val="28"/>
           <w:szCs w:val="28"/>
           <w:u w:val="single"/>
-        </w:rPr>
-      </w:pPr>
+          <w:rtl/>
+        </w:rPr>
+        <w:t>אתגרים שצפויים לי במימוש המשחק:</w:t>
+      </w:r>
       <w:r>
         <w:rPr>
           <w:rFonts w:hint="cs"/>
@@ -538,95 +500,139 @@
           <w:bCs/>
           <w:sz w:val="28"/>
           <w:szCs w:val="28"/>
-          <w:u w:val="single"/>
-          <w:rtl/>
-        </w:rPr>
-        <w:t>מה יש במשחק?</w:t>
-      </w:r>
-    </w:p>
-    <w:p>
-      <w:pPr>
-        <w:jc w:val="right"/>
-        <w:rPr>
-          <w:sz w:val="28"/>
-          <w:szCs w:val="28"/>
-          <w:rtl/>
-        </w:rPr>
-      </w:pPr>
-      <w:r>
-        <w:rPr>
-          <w:rFonts w:hint="cs"/>
-          <w:sz w:val="28"/>
-          <w:szCs w:val="28"/>
-          <w:rtl/>
-        </w:rPr>
-        <w:t>מכשולים</w:t>
-      </w:r>
-      <w:r>
-        <w:rPr>
-          <w:rFonts w:hint="cs"/>
-          <w:sz w:val="28"/>
-          <w:szCs w:val="28"/>
-          <w:rtl/>
-        </w:rPr>
-        <w:t>- הטיימ</w:t>
-      </w:r>
-      <w:r>
-        <w:rPr>
-          <w:rFonts w:hint="cs"/>
-          <w:sz w:val="28"/>
-          <w:szCs w:val="28"/>
-          <w:rtl/>
-        </w:rPr>
-        <w:t>ר שמטרתו לשים לשחקן מכשול או גבול שאסור לו לעבור.</w:t>
-      </w:r>
-    </w:p>
-    <w:p>
-      <w:pPr>
-        <w:jc w:val="right"/>
-        <w:rPr>
-          <w:sz w:val="28"/>
-          <w:szCs w:val="28"/>
-          <w:rtl/>
-        </w:rPr>
-      </w:pPr>
-      <w:r>
-        <w:rPr>
-          <w:rFonts w:hint="cs"/>
-          <w:sz w:val="28"/>
-          <w:szCs w:val="28"/>
-          <w:rtl/>
-        </w:rPr>
-        <w:t>הפתעות-</w:t>
-      </w:r>
-      <w:r>
-        <w:rPr>
-          <w:rFonts w:hint="cs"/>
-          <w:sz w:val="28"/>
-          <w:szCs w:val="28"/>
-          <w:rtl/>
-        </w:rPr>
-        <w:t xml:space="preserve"> עם הצלחת לנחש יותר מ5 מילים ברצף מופיעה תמונה עם צליל.</w:t>
-      </w:r>
-    </w:p>
-    <w:p>
-      <w:pPr>
-        <w:jc w:val="right"/>
-        <w:rPr>
-          <w:sz w:val="28"/>
-          <w:szCs w:val="28"/>
-          <w:rtl/>
-        </w:rPr>
-      </w:pPr>
-      <w:r>
-        <w:rPr>
-          <w:rFonts w:hint="cs"/>
-          <w:sz w:val="28"/>
-          <w:szCs w:val="28"/>
-          <w:rtl/>
-        </w:rPr>
-        <w:t>במה עוזר המשחק? חשיבה ויצירתיות, דרכי למידת מילים.</w:t>
-      </w:r>
+          <w:rtl/>
+        </w:rPr>
+        <w:t xml:space="preserve"> </w:t>
+      </w:r>
+      <w:r>
+        <w:rPr>
+          <w:rFonts w:hint="cs"/>
+          <w:sz w:val="28"/>
+          <w:szCs w:val="28"/>
+          <w:rtl/>
+        </w:rPr>
+        <w:t>האתגר הכי גדול שלי</w:t>
+      </w:r>
+      <w:r>
+        <w:rPr>
+          <w:rFonts w:hint="cs"/>
+          <w:sz w:val="28"/>
+          <w:szCs w:val="28"/>
+          <w:rtl/>
+        </w:rPr>
+        <w:t xml:space="preserve"> </w:t>
+      </w:r>
+      <w:r>
+        <w:rPr>
+          <w:rFonts w:hint="cs"/>
+          <w:sz w:val="28"/>
+          <w:szCs w:val="28"/>
+          <w:rtl/>
+        </w:rPr>
+        <w:t>הוא ליצור את השלבים של המשחק ולבנות טבלת שיאים של מי שהפך למקו</w:t>
+      </w:r>
+      <w:r>
+        <w:rPr>
+          <w:rFonts w:hint="cs"/>
+          <w:sz w:val="28"/>
+          <w:szCs w:val="28"/>
+          <w:rtl/>
+        </w:rPr>
+        <w:t>ם</w:t>
+      </w:r>
+      <w:r>
+        <w:rPr>
+          <w:rFonts w:hint="cs"/>
+          <w:sz w:val="28"/>
+          <w:szCs w:val="28"/>
+          <w:rtl/>
+        </w:rPr>
+        <w:t xml:space="preserve"> הראשון ובהתאם למיקום להביא מסך הפסד או ניצחון</w:t>
+      </w:r>
+      <w:r>
+        <w:rPr>
+          <w:rFonts w:hint="cs"/>
+          <w:sz w:val="28"/>
+          <w:szCs w:val="28"/>
+          <w:rtl/>
+        </w:rPr>
+        <w:t xml:space="preserve"> ובנוסף לבנות את הטיימרים של המשחק </w:t>
+      </w:r>
+      <w:r>
+        <w:rPr>
+          <w:rFonts w:hint="cs"/>
+          <w:sz w:val="28"/>
+          <w:szCs w:val="28"/>
+          <w:rtl/>
+        </w:rPr>
+        <w:t>כא</w:t>
+      </w:r>
+      <w:r>
+        <w:rPr>
+          <w:rFonts w:hint="cs"/>
+          <w:sz w:val="28"/>
+          <w:szCs w:val="28"/>
+          <w:rtl/>
+        </w:rPr>
+        <w:t>ש</w:t>
+      </w:r>
+      <w:r>
+        <w:rPr>
+          <w:rFonts w:hint="cs"/>
+          <w:sz w:val="28"/>
+          <w:szCs w:val="28"/>
+          <w:rtl/>
+        </w:rPr>
+        <w:t xml:space="preserve">ר </w:t>
+      </w:r>
+      <w:r>
+        <w:rPr>
+          <w:rFonts w:hint="cs"/>
+          <w:sz w:val="28"/>
+          <w:szCs w:val="28"/>
+          <w:rtl/>
+        </w:rPr>
+        <w:t>כל טיימר שונה בפני עצמו</w:t>
+      </w:r>
+      <w:r>
+        <w:rPr>
+          <w:rFonts w:hint="cs"/>
+          <w:sz w:val="28"/>
+          <w:szCs w:val="28"/>
+          <w:rtl/>
+        </w:rPr>
+        <w:t>.</w:t>
+      </w:r>
+    </w:p>
+    <w:p>
+      <w:pPr>
+        <w:jc w:val="right"/>
+        <w:rPr>
+          <w:sz w:val="28"/>
+          <w:szCs w:val="28"/>
+          <w:rtl/>
+        </w:rPr>
+      </w:pPr>
+    </w:p>
+    <w:p>
+      <w:pPr>
+        <w:jc w:val="right"/>
+        <w:rPr>
+          <w:sz w:val="28"/>
+          <w:szCs w:val="28"/>
+          <w:rtl/>
+        </w:rPr>
+      </w:pPr>
+    </w:p>
+    <w:p>
+      <w:pPr>
+        <w:jc w:val="right"/>
+        <w:rPr>
+          <w:sz w:val="28"/>
+          <w:szCs w:val="28"/>
+          <w:rtl/>
+        </w:rPr>
+      </w:pPr>
     </w:p>
     <w:p>
       <w:pPr>
@@ -650,39 +656,151 @@
           <w:u w:val="single"/>
           <w:rtl/>
         </w:rPr>
-        <w:t>לולאת המשחק:</w:t>
-      </w:r>
-    </w:p>
-    <w:p>
-      <w:pPr>
-        <w:rPr>
-          <w:sz w:val="28"/>
-          <w:szCs w:val="28"/>
-        </w:rPr>
-      </w:pPr>
-      <w:bookmarkStart w:id="0" w:name="_Hlk128863862"/>
+        <w:lastRenderedPageBreak/>
+        <w:t>פרק ב- תכנון</w:t>
+      </w:r>
+    </w:p>
+    <w:p>
+      <w:pPr>
+        <w:jc w:val="right"/>
+        <w:rPr>
+          <w:b/>
+          <w:bCs/>
+          <w:sz w:val="28"/>
+          <w:szCs w:val="28"/>
+          <w:u w:val="single"/>
+        </w:rPr>
+      </w:pPr>
+      <w:r>
+        <w:rPr>
+          <w:rFonts w:hint="cs"/>
+          <w:b/>
+          <w:bCs/>
+          <w:sz w:val="28"/>
+          <w:szCs w:val="28"/>
+          <w:u w:val="single"/>
+          <w:rtl/>
+        </w:rPr>
+        <w:t>מה יש במשחק?</w:t>
+      </w:r>
+    </w:p>
+    <w:p>
+      <w:pPr>
+        <w:jc w:val="right"/>
+        <w:rPr>
+          <w:sz w:val="28"/>
+          <w:szCs w:val="28"/>
+          <w:rtl/>
+        </w:rPr>
+      </w:pPr>
+      <w:r>
+        <w:rPr>
+          <w:rFonts w:hint="cs"/>
+          <w:sz w:val="28"/>
+          <w:szCs w:val="28"/>
+          <w:rtl/>
+        </w:rPr>
+        <w:t>מכשולים</w:t>
+      </w:r>
+      <w:r>
+        <w:rPr>
+          <w:rFonts w:hint="cs"/>
+          <w:sz w:val="28"/>
+          <w:szCs w:val="28"/>
+          <w:rtl/>
+        </w:rPr>
+        <w:t>- הטיימ</w:t>
+      </w:r>
+      <w:r>
+        <w:rPr>
+          <w:rFonts w:hint="cs"/>
+          <w:sz w:val="28"/>
+          <w:szCs w:val="28"/>
+          <w:rtl/>
+        </w:rPr>
+        <w:t>ר שמטרתו לשים לשחקן מכשול או גבול שאסור לו לעבור.</w:t>
+      </w:r>
+    </w:p>
+    <w:p>
+      <w:pPr>
+        <w:jc w:val="right"/>
+        <w:rPr>
+          <w:sz w:val="28"/>
+          <w:szCs w:val="28"/>
+          <w:rtl/>
+        </w:rPr>
+      </w:pPr>
+      <w:r>
+        <w:rPr>
+          <w:rFonts w:hint="cs"/>
+          <w:sz w:val="28"/>
+          <w:szCs w:val="28"/>
+          <w:rtl/>
+        </w:rPr>
+        <w:t>הפתעות-</w:t>
+      </w:r>
+      <w:r>
+        <w:rPr>
+          <w:rFonts w:hint="cs"/>
+          <w:sz w:val="28"/>
+          <w:szCs w:val="28"/>
+          <w:rtl/>
+        </w:rPr>
+        <w:t xml:space="preserve"> עם הצלחת לנחש יותר מ5 מילים ברצף מופיעה תמונה עם צליל.</w:t>
+      </w:r>
+    </w:p>
+    <w:p>
+      <w:pPr>
+        <w:jc w:val="right"/>
+        <w:rPr>
+          <w:sz w:val="28"/>
+          <w:szCs w:val="28"/>
+          <w:rtl/>
+        </w:rPr>
+      </w:pPr>
+      <w:r>
+        <w:rPr>
+          <w:rFonts w:hint="cs"/>
+          <w:sz w:val="28"/>
+          <w:szCs w:val="28"/>
+          <w:rtl/>
+        </w:rPr>
+        <w:t>במה עוזר המשחק? חשיבה ויצירתיות, דרכי למידת מילים.</w:t>
+      </w:r>
+    </w:p>
+    <w:p>
+      <w:pPr>
+        <w:jc w:val="right"/>
+        <w:rPr>
+          <w:b/>
+          <w:bCs/>
+          <w:sz w:val="28"/>
+          <w:szCs w:val="28"/>
+          <w:u w:val="single"/>
+          <w:rtl/>
+        </w:rPr>
+      </w:pPr>
       <w:r>
         <w:rPr>
           <w:noProof/>
           <w:sz w:val="28"/>
           <w:szCs w:val="28"/>
         </w:rPr>
-        <w:lastRenderedPageBreak/>
         <mc:AlternateContent>
           <mc:Choice Requires="wps">
             <w:drawing>
-              <wp:anchor distT="0" distB="0" distL="114300" distR="114300" simplePos="0" relativeHeight="251666432" behindDoc="0" locked="0" layoutInCell="1" allowOverlap="1" wp14:anchorId="7384453E" wp14:editId="4F4076C1">
+              <wp:anchor distT="0" distB="0" distL="114300" distR="114300" simplePos="0" relativeHeight="251824128" behindDoc="0" locked="0" layoutInCell="1" allowOverlap="1" wp14:anchorId="098498D9" wp14:editId="0B88153A">
                 <wp:simplePos x="0" y="0"/>
                 <wp:positionH relativeFrom="column">
-                  <wp:posOffset>2235200</wp:posOffset>
+                  <wp:posOffset>874643</wp:posOffset>
                 </wp:positionH>
                 <wp:positionV relativeFrom="paragraph">
-                  <wp:posOffset>-59267</wp:posOffset>
+                  <wp:posOffset>12010</wp:posOffset>
                 </wp:positionV>
-                <wp:extent cx="830580" cy="584200"/>
-                <wp:effectExtent l="0" t="0" r="26670" b="25400"/>
+                <wp:extent cx="938254" cy="278295"/>
+                <wp:effectExtent l="0" t="0" r="14605" b="26670"/>
                 <wp:wrapNone/>
-                <wp:docPr id="15" name="תיבת טקסט 15"/>
+                <wp:docPr id="21" name="תיבת טקסט 21"/>
                 <wp:cNvGraphicFramePr/>
                 <a:graphic xmlns:a="http://schemas.openxmlformats.org/drawingml/2006/main">
                   <a:graphicData uri="http://schemas.microsoft.com/office/word/2010/wordprocessingShape">
@@ -691,7 +809,7 @@
                       <wps:spPr>
                         <a:xfrm>
                           <a:off x="0" y="0"/>
-                          <a:ext cx="830580" cy="584200"/>
+                          <a:ext cx="938254" cy="278295"/>
                         </a:xfrm>
                         <a:prstGeom prst="rect">
                           <a:avLst/>
@@ -710,20 +828,73 @@
                           <w:p>
                             <w:pPr>
                               <w:rPr>
-                                <w:rtl/>
+                                <w:color w:val="4472C4" w:themeColor="accent1"/>
+                                <w14:shadow w14:blurRad="38100" w14:dist="25400" w14:dir="5400000" w14:sx="100000" w14:sy="100000" w14:kx="0" w14:ky="0" w14:algn="ctr">
+                                  <w14:srgbClr w14:val="6E747A">
+                                    <w14:alpha w14:val="57000"/>
+                                  </w14:srgbClr>
+                                </w14:shadow>
+                                <w14:textOutline w14:w="0" w14:cap="flat" w14:cmpd="sng" w14:algn="ctr">
+                                  <w14:noFill/>
+                                  <w14:prstDash w14:val="solid"/>
+                                  <w14:round/>
+                                </w14:textOutline>
                               </w:rPr>
                             </w:pPr>
                             <w:r>
                               <w:rPr>
+                                <w:color w:val="4472C4" w:themeColor="accent1"/>
+                                <w14:shadow w14:blurRad="38100" w14:dist="25400" w14:dir="5400000" w14:sx="100000" w14:sy="100000" w14:kx="0" w14:ky="0" w14:algn="ctr">
+                                  <w14:srgbClr w14:val="6E747A">
+                                    <w14:alpha w14:val="57000"/>
+                                  </w14:srgbClr>
+                                </w14:shadow>
+                                <w14:textOutline w14:w="0" w14:cap="flat" w14:cmpd="sng" w14:algn="ctr">
+                                  <w14:noFill/>
+                                  <w14:prstDash w14:val="solid"/>
+                                  <w14:round/>
+                                </w14:textOutline>
+                              </w:rPr>
+                              <w:t>?P</w:t>
+                            </w:r>
+                            <w:r>
+                              <w:rPr>
                                 <w:rFonts w:hint="cs"/>
+                                <w:color w:val="4472C4" w:themeColor="accent1"/>
                                 <w:rtl/>
+                                <w14:shadow w14:blurRad="38100" w14:dist="25400" w14:dir="5400000" w14:sx="100000" w14:sy="100000" w14:kx="0" w14:ky="0" w14:algn="ctr">
+                                  <w14:srgbClr w14:val="6E747A">
+                                    <w14:alpha w14:val="57000"/>
+                                  </w14:srgbClr>
+                                </w14:shadow>
+                                <w14:textOutline w14:w="0" w14:cap="flat" w14:cmpd="sng" w14:algn="ctr">
+                                  <w14:noFill/>
+                                  <w14:prstDash w14:val="solid"/>
+                                  <w14:round/>
+                                </w14:textOutline>
                               </w:rPr>
-                              <w:t>הצגת מסך המשחק</w:t>
+                              <w:t xml:space="preserve">לחץ על </w:t>
+                            </w:r>
+                            <w:r>
+                              <w:rPr>
+                                <w:color w:val="4472C4" w:themeColor="accent1"/>
+                                <w14:shadow w14:blurRad="38100" w14:dist="25400" w14:dir="5400000" w14:sx="100000" w14:sy="100000" w14:kx="0" w14:ky="0" w14:algn="ctr">
+                                  <w14:srgbClr w14:val="6E747A">
+                                    <w14:alpha w14:val="57000"/>
+                                  </w14:srgbClr>
+                                </w14:shadow>
+                                <w14:textOutline w14:w="0" w14:cap="flat" w14:cmpd="sng" w14:algn="ctr">
+                                  <w14:noFill/>
+                                  <w14:prstDash w14:val="solid"/>
+                                  <w14:round/>
+                                </w14:textOutline>
+                              </w:rPr>
+                              <w:t xml:space="preserve">  </w:t>
                             </w:r>
                           </w:p>
                         </w:txbxContent>
                       </wps:txbx>
-                      <wps:bodyPr rot="0" spcFirstLastPara="0" vertOverflow="overflow" horzOverflow="overflow" vert="horz" wrap="square" lIns="91440" tIns="45720" rIns="91440" bIns="45720" numCol="1" spcCol="0" rtlCol="1" fromWordArt="0" anchor="t" anchorCtr="0" forceAA="0" compatLnSpc="1">
+                      <wps:bodyPr rot="0" spcFirstLastPara="0" vertOverflow="overflow" horzOverflow="overflow" vert="horz" wrap="square" lIns="91440" tIns="45720" rIns="91440" bIns="45720" numCol="1" spcCol="0" rtlCol="0" fromWordArt="0" anchor="t" anchorCtr="0" forceAA="0" compatLnSpc="1">
                         <a:prstTxWarp prst="textNoShape">
                           <a:avLst/>
                         </a:prstTxWarp>
@@ -743,25 +914,78 @@
           </mc:Choice>
           <mc:Fallback>
             <w:pict>
-              <v:shapetype w14:anchorId="7384453E" id="_x0000_t202" coordsize="21600,21600" o:spt="202" path="m,l,21600r21600,l21600,xe">
+              <v:shapetype w14:anchorId="098498D9" id="_x0000_t202" coordsize="21600,21600" o:spt="202" path="m,l,21600r21600,l21600,xe">
                 <v:stroke joinstyle="miter"/>
                 <v:path gradientshapeok="t" o:connecttype="rect"/>
               </v:shapetype>
-              <v:shape id="תיבת טקסט 15" o:spid="_x0000_s1026" type="#_x0000_t202" style="position:absolute;margin-left:176pt;margin-top:-4.65pt;width:65.4pt;height:46pt;z-index:251666432;visibility:visible;mso-wrap-style:square;mso-width-percent:0;mso-height-percent:0;mso-wrap-distance-left:9pt;mso-wrap-distance-top:0;mso-wrap-distance-right:9pt;mso-wrap-distance-bottom:0;mso-position-horizontal:absolute;mso-position-horizontal-relative:text;mso-position-vertical:absolute;mso-position-vertical-relative:text;mso-width-percent:0;mso-height-percent:0;mso-width-relative:margin;mso-height-relative:margin;v-text-anchor:top" o:gfxdata="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" fillcolor="white [3201]" strokeweight=".5pt">
+              <v:shape id="תיבת טקסט 21" o:spid="_x0000_s1026" type="#_x0000_t202" style="position:absolute;left:0;text-align:left;margin-left:68.85pt;margin-top:.95pt;width:73.9pt;height:21.9pt;z-index:251824128;visibility:visible;mso-wrap-style:square;mso-width-percent:0;mso-height-percent:0;mso-wrap-distance-left:9pt;mso-wrap-distance-top:0;mso-wrap-distance-right:9pt;mso-wrap-distance-bottom:0;mso-position-horizontal:absolute;mso-position-horizontal-relative:text;mso-position-vertical:absolute;mso-position-vertical-relative:text;mso-width-percent:0;mso-height-percent:0;mso-width-relative:margin;mso-height-relative:margin;v-text-anchor:top" o:gfxdata="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" fillcolor="white [3201]" strokeweight=".5pt">
                 <v:textbox>
                   <w:txbxContent>
                     <w:p>
                       <w:pPr>
                         <w:rPr>
-                          <w:rtl/>
+                          <w:color w:val="4472C4" w:themeColor="accent1"/>
+                          <w14:shadow w14:blurRad="38100" w14:dist="25400" w14:dir="5400000" w14:sx="100000" w14:sy="100000" w14:kx="0" w14:ky="0" w14:algn="ctr">
+                            <w14:srgbClr w14:val="6E747A">
+                              <w14:alpha w14:val="57000"/>
+                            </w14:srgbClr>
+                          </w14:shadow>
+                          <w14:textOutline w14:w="0" w14:cap="flat" w14:cmpd="sng" w14:algn="ctr">
+                            <w14:noFill/>
+                            <w14:prstDash w14:val="solid"/>
+                            <w14:round/>
+                          </w14:textOutline>
                         </w:rPr>
                       </w:pPr>
                       <w:r>
                         <w:rPr>
+                          <w:color w:val="4472C4" w:themeColor="accent1"/>
+                          <w14:shadow w14:blurRad="38100" w14:dist="25400" w14:dir="5400000" w14:sx="100000" w14:sy="100000" w14:kx="0" w14:ky="0" w14:algn="ctr">
+                            <w14:srgbClr w14:val="6E747A">
+                              <w14:alpha w14:val="57000"/>
+                            </w14:srgbClr>
+                          </w14:shadow>
+                          <w14:textOutline w14:w="0" w14:cap="flat" w14:cmpd="sng" w14:algn="ctr">
+                            <w14:noFill/>
+                            <w14:prstDash w14:val="solid"/>
+                            <w14:round/>
+                          </w14:textOutline>
+                        </w:rPr>
+                        <w:t>?P</w:t>
+                      </w:r>
+                      <w:r>
+                        <w:rPr>
                           <w:rFonts w:hint="cs"/>
+                          <w:color w:val="4472C4" w:themeColor="accent1"/>
                           <w:rtl/>
+                          <w14:shadow w14:blurRad="38100" w14:dist="25400" w14:dir="5400000" w14:sx="100000" w14:sy="100000" w14:kx="0" w14:ky="0" w14:algn="ctr">
+                            <w14:srgbClr w14:val="6E747A">
+                              <w14:alpha w14:val="57000"/>
+                            </w14:srgbClr>
+                          </w14:shadow>
+                          <w14:textOutline w14:w="0" w14:cap="flat" w14:cmpd="sng" w14:algn="ctr">
+                            <w14:noFill/>
+                            <w14:prstDash w14:val="solid"/>
+                            <w14:round/>
+                          </w14:textOutline>
                         </w:rPr>
-                        <w:t>הצגת מסך המשחק</w:t>
+                        <w:t xml:space="preserve">לחץ על </w:t>
+                      </w:r>
+                      <w:r>
+                        <w:rPr>
+                          <w:color w:val="4472C4" w:themeColor="accent1"/>
+                          <w14:shadow w14:blurRad="38100" w14:dist="25400" w14:dir="5400000" w14:sx="100000" w14:sy="100000" w14:kx="0" w14:ky="0" w14:algn="ctr">
+                            <w14:srgbClr w14:val="6E747A">
+                              <w14:alpha w14:val="57000"/>
+                            </w14:srgbClr>
+                          </w14:shadow>
+                          <w14:textOutline w14:w="0" w14:cap="flat" w14:cmpd="sng" w14:algn="ctr">
+                            <w14:noFill/>
+                            <w14:prstDash w14:val="solid"/>
+                            <w14:round/>
+                          </w14:textOutline>
+                        </w:rPr>
+                        <w:t xml:space="preserve">  </w:t>
                       </w:r>
                     </w:p>
                   </w:txbxContent>
@@ -780,13 +1004,13 @@
         <mc:AlternateContent>
           <mc:Choice Requires="wps">
             <w:drawing>
-              <wp:anchor distT="0" distB="0" distL="114300" distR="114300" simplePos="0" relativeHeight="251674624" behindDoc="0" locked="0" layoutInCell="1" allowOverlap="1" wp14:anchorId="38DAD973" wp14:editId="6FA61BEC">
+              <wp:anchor distT="0" distB="0" distL="114300" distR="114300" simplePos="0" relativeHeight="251674624" behindDoc="0" locked="0" layoutInCell="1" allowOverlap="1" wp14:anchorId="38DAD973" wp14:editId="713EAF9A">
                 <wp:simplePos x="0" y="0"/>
                 <wp:positionH relativeFrom="column">
-                  <wp:posOffset>4869180</wp:posOffset>
+                  <wp:posOffset>2308860</wp:posOffset>
                 </wp:positionH>
                 <wp:positionV relativeFrom="paragraph">
-                  <wp:posOffset>40640</wp:posOffset>
+                  <wp:posOffset>267805</wp:posOffset>
                 </wp:positionV>
                 <wp:extent cx="754380" cy="556260"/>
                 <wp:effectExtent l="0" t="0" r="26670" b="15240"/>
@@ -849,7 +1073,7 @@
           </mc:Choice>
           <mc:Fallback>
             <w:pict>
-              <v:shape w14:anchorId="38DAD973" id="תיבת טקסט 20" o:spid="_x0000_s1027" type="#_x0000_t202" style="position:absolute;margin-left:383.4pt;margin-top:3.2pt;width:59.4pt;height:43.8pt;z-index:251674624;visibility:visible;mso-wrap-style:square;mso-height-percent:0;mso-wrap-distance-left:9pt;mso-wrap-distance-top:0;mso-wrap-distance-right:9pt;mso-wrap-distance-bottom:0;mso-position-horizontal:absolute;mso-position-horizontal-relative:text;mso-position-vertical:absolute;mso-position-vertical-relative:text;mso-height-percent:0;mso-height-relative:margin;v-text-anchor:top" o:gfxdata="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" fillcolor="window" strokeweight=".5pt">
+              <v:shape w14:anchorId="38DAD973" id="תיבת טקסט 20" o:spid="_x0000_s1027" type="#_x0000_t202" style="position:absolute;left:0;text-align:left;margin-left:181.8pt;margin-top:21.1pt;width:59.4pt;height:43.8pt;z-index:251674624;visibility:visible;mso-wrap-style:square;mso-height-percent:0;mso-wrap-distance-left:9pt;mso-wrap-distance-top:0;mso-wrap-distance-right:9pt;mso-wrap-distance-bottom:0;mso-position-horizontal:absolute;mso-position-horizontal-relative:text;mso-position-vertical:absolute;mso-position-vertical-relative:text;mso-height-percent:0;mso-height-relative:margin;v-text-anchor:top" o:gfxdata="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" fillcolor="window" strokeweight=".5pt">
                 <v:textbox>
                   <w:txbxContent>
                     <w:p>
@@ -882,13 +1106,13 @@
         <mc:AlternateContent>
           <mc:Choice Requires="wps">
             <w:drawing>
-              <wp:anchor distT="0" distB="0" distL="114300" distR="114300" simplePos="0" relativeHeight="251672576" behindDoc="0" locked="0" layoutInCell="1" allowOverlap="1" wp14:anchorId="164C5840" wp14:editId="444EC294">
+              <wp:anchor distT="0" distB="0" distL="114300" distR="114300" simplePos="0" relativeHeight="251672576" behindDoc="0" locked="0" layoutInCell="1" allowOverlap="1" wp14:anchorId="164C5840" wp14:editId="2DC5BE89">
                 <wp:simplePos x="0" y="0"/>
                 <wp:positionH relativeFrom="margin">
-                  <wp:align>right</wp:align>
+                  <wp:posOffset>2090227</wp:posOffset>
                 </wp:positionH>
                 <wp:positionV relativeFrom="paragraph">
-                  <wp:posOffset>-134620</wp:posOffset>
+                  <wp:posOffset>100496</wp:posOffset>
                 </wp:positionV>
                 <wp:extent cx="1211580" cy="922020"/>
                 <wp:effectExtent l="0" t="0" r="26670" b="11430"/>
@@ -938,7 +1162,7 @@
           </mc:Choice>
           <mc:Fallback>
             <w:pict>
-              <v:oval w14:anchorId="534B115E" id="אליפסה 19" o:spid="_x0000_s1026" style="position:absolute;left:0;text-align:left;margin-left:44.2pt;margin-top:-10.6pt;width:95.4pt;height:72.6pt;z-index:251672576;visibility:visible;mso-wrap-style:square;mso-wrap-distance-left:9pt;mso-wrap-distance-top:0;mso-wrap-distance-right:9pt;mso-wrap-distance-bottom:0;mso-position-horizontal:right;mso-position-horizontal-relative:margin;mso-position-vertical:absolute;mso-position-vertical-relative:text;v-text-anchor:middle" o:gfxdata="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" fillcolor="#4472c4 [3204]" strokecolor="#1f3763 [1604]" strokeweight="1pt">
+              <v:oval w14:anchorId="2BA2193F" id="אליפסה 19" o:spid="_x0000_s1026" style="position:absolute;margin-left:164.6pt;margin-top:7.9pt;width:95.4pt;height:72.6pt;z-index:251672576;visibility:visible;mso-wrap-style:square;mso-wrap-distance-left:9pt;mso-wrap-distance-top:0;mso-wrap-distance-right:9pt;mso-wrap-distance-bottom:0;mso-position-horizontal:absolute;mso-position-horizontal-relative:margin;mso-position-vertical:absolute;mso-position-vertical-relative:text;v-text-anchor:middle" o:gfxdata="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" fillcolor="#4472c4 [3204]" strokecolor="#1f3763 [1604]" strokeweight="1pt">
                 <v:stroke joinstyle="miter"/>
                 <w10:wrap anchorx="margin"/>
               </v:oval>
@@ -948,522 +1172,66 @@
       </w:r>
       <w:r>
         <w:rPr>
-          <w:noProof/>
-          <w:sz w:val="28"/>
-          <w:szCs w:val="28"/>
-          <w:rtl/>
-        </w:rPr>
-        <mc:AlternateContent>
-          <mc:Choice Requires="wps">
-            <w:drawing>
-              <wp:anchor distT="91440" distB="91440" distL="365760" distR="365760" simplePos="0" relativeHeight="251670528" behindDoc="0" locked="0" layoutInCell="1" allowOverlap="1" wp14:anchorId="1D983646" wp14:editId="740D3C22">
-                <wp:simplePos x="0" y="0"/>
-                <wp:positionH relativeFrom="margin">
-                  <wp:posOffset>2926080</wp:posOffset>
-                </wp:positionH>
-                <wp:positionV relativeFrom="topMargin">
-                  <wp:posOffset>373380</wp:posOffset>
-                </wp:positionV>
-                <wp:extent cx="1516380" cy="678180"/>
-                <wp:effectExtent l="0" t="0" r="0" b="7620"/>
-                <wp:wrapTopAndBottom/>
-                <wp:docPr id="18" name="מלבן 18"/>
-                <wp:cNvGraphicFramePr/>
-                <a:graphic xmlns:a="http://schemas.openxmlformats.org/drawingml/2006/main">
-                  <a:graphicData uri="http://schemas.microsoft.com/office/word/2010/wordprocessingShape">
-                    <wps:wsp>
-                      <wps:cNvSpPr/>
-                      <wps:spPr>
-                        <a:xfrm flipH="1">
-                          <a:off x="0" y="0"/>
-                          <a:ext cx="1516380" cy="678180"/>
-                        </a:xfrm>
-                        <a:prstGeom prst="rect">
-                          <a:avLst/>
-                        </a:prstGeom>
-                        <a:noFill/>
-                        <a:ln>
-                          <a:noFill/>
-                        </a:ln>
-                      </wps:spPr>
-                      <wps:style>
-                        <a:lnRef idx="2">
-                          <a:schemeClr val="accent1">
-                            <a:shade val="50000"/>
-                          </a:schemeClr>
-                        </a:lnRef>
-                        <a:fillRef idx="1">
-                          <a:schemeClr val="accent1"/>
-                        </a:fillRef>
-                        <a:effectRef idx="0">
-                          <a:schemeClr val="accent1"/>
-                        </a:effectRef>
-                        <a:fontRef idx="minor">
-                          <a:schemeClr val="lt1"/>
-                        </a:fontRef>
-                      </wps:style>
-                      <wps:txbx>
-                        <w:txbxContent>
-                          <w:p>
-                            <w:pPr>
-                              <w:pStyle w:val="a7"/>
-                              <w:spacing w:before="240"/>
-                              <w:rPr>
-                                <w:color w:val="4472C4" w:themeColor="accent1"/>
-                                <w:sz w:val="28"/>
-                                <w:szCs w:val="28"/>
-                              </w:rPr>
-                            </w:pPr>
-                            <w:r>
-                              <w:rPr>
-                                <w:rFonts w:hint="cs"/>
-                                <w:color w:val="4472C4" w:themeColor="accent1"/>
-                                <w:sz w:val="28"/>
-                                <w:szCs w:val="28"/>
-                                <w:rtl/>
-                              </w:rPr>
-                              <w:t>לחץ על-</w:t>
-                            </w:r>
-                            <w:r>
-                              <w:rPr>
-                                <w:color w:val="4472C4" w:themeColor="accent1"/>
-                                <w:sz w:val="28"/>
-                                <w:szCs w:val="28"/>
-                              </w:rPr>
-                              <w:t xml:space="preserve"> </w:t>
-                            </w:r>
-                            <w:r>
-                              <w:rPr>
-                                <w:rFonts w:hint="cs"/>
-                                <w:color w:val="4472C4" w:themeColor="accent1"/>
-                                <w:sz w:val="28"/>
-                                <w:szCs w:val="28"/>
-                              </w:rPr>
-                              <w:t>ENTE</w:t>
-                            </w:r>
-                            <w:r>
-                              <w:rPr>
-                                <w:color w:val="4472C4" w:themeColor="accent1"/>
-                                <w:sz w:val="28"/>
-                                <w:szCs w:val="28"/>
-                              </w:rPr>
-                              <w:t>R</w:t>
-                            </w:r>
-                            <w:r>
-                              <w:rPr>
-                                <w:rFonts w:hint="cs"/>
-                                <w:color w:val="4472C4" w:themeColor="accent1"/>
-                                <w:sz w:val="28"/>
-                                <w:szCs w:val="28"/>
-                                <w:rtl/>
-                              </w:rPr>
-                              <w:t xml:space="preserve"> שוב</w:t>
-                            </w:r>
-                          </w:p>
-                        </w:txbxContent>
-                      </wps:txbx>
-                      <wps:bodyPr rot="0" spcFirstLastPara="0" vertOverflow="overflow" horzOverflow="overflow" vert="horz" wrap="square" lIns="137160" tIns="0" rIns="137160" bIns="0" numCol="1" spcCol="0" rtlCol="0" fromWordArt="0" anchor="t" anchorCtr="0" forceAA="0" compatLnSpc="1">
-                        <a:prstTxWarp prst="textNoShape">
-                          <a:avLst/>
-                        </a:prstTxWarp>
-                        <a:noAutofit/>
-                      </wps:bodyPr>
-                    </wps:wsp>
-                  </a:graphicData>
-                </a:graphic>
-                <wp14:sizeRelH relativeFrom="margin">
-                  <wp14:pctWidth>0</wp14:pctWidth>
-                </wp14:sizeRelH>
-                <wp14:sizeRelV relativeFrom="margin">
-                  <wp14:pctHeight>0</wp14:pctHeight>
-                </wp14:sizeRelV>
-              </wp:anchor>
-            </w:drawing>
-          </mc:Choice>
-          <mc:Fallback>
-            <w:pict>
-              <v:rect w14:anchorId="1D983646" id="מלבן 18" o:spid="_x0000_s1028" style="position:absolute;margin-left:230.4pt;margin-top:29.4pt;width:119.4pt;height:53.4pt;flip:x;z-index:251670528;visibility:visible;mso-wrap-style:square;mso-width-percent:0;mso-height-percent:0;mso-wrap-distance-left:28.8pt;mso-wrap-distance-top:7.2pt;mso-wrap-distance-right:28.8pt;mso-wrap-distance-bottom:7.2pt;mso-position-horizontal:absolute;mso-position-horizontal-relative:margin;mso-position-vertical:absolute;mso-position-vertical-relative:top-margin-area;mso-width-percent:0;mso-height-percent:0;mso-width-relative:margin;mso-height-relative:margin;v-text-anchor:top" o:gfxdata="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" filled="f" stroked="f" strokeweight="1pt">
-                <v:textbox inset="10.8pt,0,10.8pt,0">
-                  <w:txbxContent>
-                    <w:p>
-                      <w:pPr>
-                        <w:pStyle w:val="a7"/>
-                        <w:spacing w:before="240"/>
-                        <w:rPr>
-                          <w:color w:val="4472C4" w:themeColor="accent1"/>
-                          <w:sz w:val="28"/>
-                          <w:szCs w:val="28"/>
-                        </w:rPr>
-                      </w:pPr>
-                      <w:r>
-                        <w:rPr>
-                          <w:rFonts w:hint="cs"/>
-                          <w:color w:val="4472C4" w:themeColor="accent1"/>
-                          <w:sz w:val="28"/>
-                          <w:szCs w:val="28"/>
-                          <w:rtl/>
-                        </w:rPr>
-                        <w:t>לחץ על-</w:t>
-                      </w:r>
-                      <w:r>
-                        <w:rPr>
-                          <w:color w:val="4472C4" w:themeColor="accent1"/>
-                          <w:sz w:val="28"/>
-                          <w:szCs w:val="28"/>
-                        </w:rPr>
-                        <w:t xml:space="preserve"> </w:t>
-                      </w:r>
-                      <w:r>
-                        <w:rPr>
-                          <w:rFonts w:hint="cs"/>
-                          <w:color w:val="4472C4" w:themeColor="accent1"/>
-                          <w:sz w:val="28"/>
-                          <w:szCs w:val="28"/>
-                        </w:rPr>
-                        <w:t>ENTE</w:t>
-                      </w:r>
-                      <w:r>
-                        <w:rPr>
-                          <w:color w:val="4472C4" w:themeColor="accent1"/>
-                          <w:sz w:val="28"/>
-                          <w:szCs w:val="28"/>
-                        </w:rPr>
-                        <w:t>R</w:t>
-                      </w:r>
-                      <w:r>
-                        <w:rPr>
-                          <w:rFonts w:hint="cs"/>
-                          <w:color w:val="4472C4" w:themeColor="accent1"/>
-                          <w:sz w:val="28"/>
-                          <w:szCs w:val="28"/>
-                          <w:rtl/>
-                        </w:rPr>
-                        <w:t xml:space="preserve"> שוב</w:t>
-                      </w:r>
-                    </w:p>
-                  </w:txbxContent>
-                </v:textbox>
-                <w10:wrap type="topAndBottom" anchorx="margin" anchory="margin"/>
-              </v:rect>
-            </w:pict>
-          </mc:Fallback>
-        </mc:AlternateContent>
-      </w:r>
-      <w:r>
-        <w:rPr>
-          <w:noProof/>
-          <w:sz w:val="28"/>
-          <w:szCs w:val="28"/>
-        </w:rPr>
-        <mc:AlternateContent>
-          <mc:Choice Requires="wps">
-            <w:drawing>
-              <wp:anchor distT="0" distB="0" distL="114300" distR="114300" simplePos="0" relativeHeight="251668480" behindDoc="0" locked="0" layoutInCell="1" allowOverlap="1" wp14:anchorId="09724A52" wp14:editId="74A22C62">
-                <wp:simplePos x="0" y="0"/>
-                <wp:positionH relativeFrom="column">
-                  <wp:posOffset>3398520</wp:posOffset>
-                </wp:positionH>
-                <wp:positionV relativeFrom="paragraph">
-                  <wp:posOffset>-80010</wp:posOffset>
-                </wp:positionV>
-                <wp:extent cx="1211580" cy="621030"/>
-                <wp:effectExtent l="0" t="19050" r="45720" b="45720"/>
-                <wp:wrapNone/>
-                <wp:docPr id="16" name="חץ: ימינה 16"/>
-                <wp:cNvGraphicFramePr/>
-                <a:graphic xmlns:a="http://schemas.openxmlformats.org/drawingml/2006/main">
-                  <a:graphicData uri="http://schemas.microsoft.com/office/word/2010/wordprocessingShape">
-                    <wps:wsp>
-                      <wps:cNvSpPr/>
-                      <wps:spPr>
-                        <a:xfrm flipV="1">
-                          <a:off x="0" y="0"/>
-                          <a:ext cx="1211580" cy="621030"/>
-                        </a:xfrm>
-                        <a:prstGeom prst="rightArrow">
-                          <a:avLst/>
-                        </a:prstGeom>
-                      </wps:spPr>
-                      <wps:style>
-                        <a:lnRef idx="2">
-                          <a:schemeClr val="accent1">
-                            <a:shade val="50000"/>
-                          </a:schemeClr>
-                        </a:lnRef>
-                        <a:fillRef idx="1">
-                          <a:schemeClr val="accent1"/>
-                        </a:fillRef>
-                        <a:effectRef idx="0">
-                          <a:schemeClr val="accent1"/>
-                        </a:effectRef>
-                        <a:fontRef idx="minor">
-                          <a:schemeClr val="lt1"/>
-                        </a:fontRef>
-                      </wps:style>
-                      <wps:bodyPr rot="0" spcFirstLastPara="0" vertOverflow="overflow" horzOverflow="overflow" vert="horz" wrap="square" lIns="91440" tIns="45720" rIns="91440" bIns="45720" numCol="1" spcCol="0" rtlCol="1" fromWordArt="0" anchor="ctr" anchorCtr="0" forceAA="0" compatLnSpc="1">
-                        <a:prstTxWarp prst="textNoShape">
-                          <a:avLst/>
-                        </a:prstTxWarp>
-                        <a:noAutofit/>
-                      </wps:bodyPr>
-                    </wps:wsp>
-                  </a:graphicData>
-                </a:graphic>
-                <wp14:sizeRelH relativeFrom="margin">
-                  <wp14:pctWidth>0</wp14:pctWidth>
-                </wp14:sizeRelH>
-                <wp14:sizeRelV relativeFrom="margin">
-                  <wp14:pctHeight>0</wp14:pctHeight>
-                </wp14:sizeRelV>
-              </wp:anchor>
-            </w:drawing>
-          </mc:Choice>
-          <mc:Fallback>
-            <w:pict>
-              <v:shapetype w14:anchorId="5A0AC8FC" id="_x0000_t13" coordsize="21600,21600" o:spt="13" adj="16200,5400" path="m@0,l@0@1,0@1,0@2@0@2@0,21600,21600,10800xe">
-                <v:stroke joinstyle="miter"/>
-                <v:formulas>
-                  <v:f eqn="val #0"/>
-                  <v:f eqn="val #1"/>
-                  <v:f eqn="sum height 0 #1"/>
-                  <v:f eqn="sum 10800 0 #1"/>
-                  <v:f eqn="sum width 0 #0"/>
-                  <v:f eqn="prod @4 @3 10800"/>
-                  <v:f eqn="sum width 0 @5"/>
-                </v:formulas>
-                <v:path o:connecttype="custom" o:connectlocs="@0,0;0,10800;@0,21600;21600,10800" o:connectangles="270,180,90,0" textboxrect="0,@1,@6,@2"/>
-                <v:handles>
-                  <v:h position="#0,#1" xrange="0,21600" yrange="0,10800"/>
-                </v:handles>
-              </v:shapetype>
-              <v:shape id="חץ: ימינה 16" o:spid="_x0000_s1026" type="#_x0000_t13" style="position:absolute;left:0;text-align:left;margin-left:267.6pt;margin-top:-6.3pt;width:95.4pt;height:48.9pt;flip:y;z-index:251668480;visibility:visible;mso-wrap-style:square;mso-width-percent:0;mso-height-percent:0;mso-wrap-distance-left:9pt;mso-wrap-distance-top:0;mso-wrap-distance-right:9pt;mso-wrap-distance-bottom:0;mso-position-horizontal:absolute;mso-position-horizontal-relative:text;mso-position-vertical:absolute;mso-position-vertical-relative:text;mso-width-percent:0;mso-height-percent:0;mso-width-relative:margin;mso-height-relative:margin;v-text-anchor:middle" o:gfxdata="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" adj="16064" fillcolor="#4472c4 [3204]" strokecolor="#1f3763 [1604]" strokeweight="1pt"/>
-            </w:pict>
-          </mc:Fallback>
-        </mc:AlternateContent>
-      </w:r>
-      <w:r>
-        <w:rPr>
-          <w:noProof/>
-          <w:sz w:val="28"/>
-          <w:szCs w:val="28"/>
-        </w:rPr>
-        <mc:AlternateContent>
-          <mc:Choice Requires="wps">
-            <w:drawing>
-              <wp:anchor distT="0" distB="0" distL="114300" distR="114300" simplePos="0" relativeHeight="251665408" behindDoc="0" locked="0" layoutInCell="1" allowOverlap="1" wp14:anchorId="248B82F5" wp14:editId="1387A2B8">
-                <wp:simplePos x="0" y="0"/>
-                <wp:positionH relativeFrom="column">
-                  <wp:posOffset>2042160</wp:posOffset>
-                </wp:positionH>
-                <wp:positionV relativeFrom="paragraph">
-                  <wp:posOffset>-206375</wp:posOffset>
-                </wp:positionV>
-                <wp:extent cx="1211580" cy="922020"/>
-                <wp:effectExtent l="0" t="0" r="26670" b="11430"/>
-                <wp:wrapNone/>
-                <wp:docPr id="14" name="אליפסה 14"/>
-                <wp:cNvGraphicFramePr/>
-                <a:graphic xmlns:a="http://schemas.openxmlformats.org/drawingml/2006/main">
-                  <a:graphicData uri="http://schemas.microsoft.com/office/word/2010/wordprocessingShape">
-                    <wps:wsp>
-                      <wps:cNvSpPr/>
-                      <wps:spPr>
-                        <a:xfrm>
-                          <a:off x="0" y="0"/>
-                          <a:ext cx="1211580" cy="922020"/>
-                        </a:xfrm>
-                        <a:prstGeom prst="ellipse">
-                          <a:avLst/>
-                        </a:prstGeom>
-                      </wps:spPr>
-                      <wps:style>
-                        <a:lnRef idx="2">
-                          <a:schemeClr val="accent1">
-                            <a:shade val="50000"/>
-                          </a:schemeClr>
-                        </a:lnRef>
-                        <a:fillRef idx="1">
-                          <a:schemeClr val="accent1"/>
-                        </a:fillRef>
-                        <a:effectRef idx="0">
-                          <a:schemeClr val="accent1"/>
-                        </a:effectRef>
-                        <a:fontRef idx="minor">
-                          <a:schemeClr val="lt1"/>
-                        </a:fontRef>
-                      </wps:style>
-                      <wps:bodyPr rot="0" spcFirstLastPara="0" vertOverflow="overflow" horzOverflow="overflow" vert="horz" wrap="square" lIns="91440" tIns="45720" rIns="91440" bIns="45720" numCol="1" spcCol="0" rtlCol="1" fromWordArt="0" anchor="ctr" anchorCtr="0" forceAA="0" compatLnSpc="1">
-                        <a:prstTxWarp prst="textNoShape">
-                          <a:avLst/>
-                        </a:prstTxWarp>
-                        <a:noAutofit/>
-                      </wps:bodyPr>
-                    </wps:wsp>
-                  </a:graphicData>
-                </a:graphic>
-              </wp:anchor>
-            </w:drawing>
-          </mc:Choice>
-          <mc:Fallback>
-            <w:pict>
-              <v:oval w14:anchorId="6A3A9EA0" id="אליפסה 14" o:spid="_x0000_s1026" style="position:absolute;left:0;text-align:left;margin-left:160.8pt;margin-top:-16.25pt;width:95.4pt;height:72.6pt;z-index:251665408;visibility:visible;mso-wrap-style:square;mso-wrap-distance-left:9pt;mso-wrap-distance-top:0;mso-wrap-distance-right:9pt;mso-wrap-distance-bottom:0;mso-position-horizontal:absolute;mso-position-horizontal-relative:text;mso-position-vertical:absolute;mso-position-vertical-relative:text;v-text-anchor:middle" o:gfxdata="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" fillcolor="#4472c4 [3204]" strokecolor="#1f3763 [1604]" strokeweight="1pt">
-                <v:stroke joinstyle="miter"/>
-              </v:oval>
-            </w:pict>
-          </mc:Fallback>
-        </mc:AlternateContent>
-      </w:r>
-      <w:r>
-        <w:rPr>
-          <w:noProof/>
-          <w:sz w:val="28"/>
-          <w:szCs w:val="28"/>
-          <w:rtl/>
-        </w:rPr>
-        <mc:AlternateContent>
-          <mc:Choice Requires="wps">
-            <w:drawing>
-              <wp:anchor distT="91440" distB="91440" distL="365760" distR="365760" simplePos="0" relativeHeight="251663360" behindDoc="0" locked="0" layoutInCell="1" allowOverlap="1" wp14:anchorId="3CBAAC35" wp14:editId="34B142ED">
-                <wp:simplePos x="0" y="0"/>
-                <wp:positionH relativeFrom="margin">
-                  <wp:posOffset>617220</wp:posOffset>
-                </wp:positionH>
-                <wp:positionV relativeFrom="margin">
-                  <wp:posOffset>-457200</wp:posOffset>
-                </wp:positionV>
-                <wp:extent cx="1348740" cy="403860"/>
-                <wp:effectExtent l="0" t="0" r="0" b="0"/>
-                <wp:wrapTopAndBottom/>
-                <wp:docPr id="146" name="מלבן 146"/>
-                <wp:cNvGraphicFramePr/>
-                <a:graphic xmlns:a="http://schemas.openxmlformats.org/drawingml/2006/main">
-                  <a:graphicData uri="http://schemas.microsoft.com/office/word/2010/wordprocessingShape">
-                    <wps:wsp>
-                      <wps:cNvSpPr/>
-                      <wps:spPr>
-                        <a:xfrm flipH="1">
-                          <a:off x="0" y="0"/>
-                          <a:ext cx="1348740" cy="403860"/>
-                        </a:xfrm>
-                        <a:prstGeom prst="rect">
-                          <a:avLst/>
-                        </a:prstGeom>
-                        <a:noFill/>
-                        <a:ln>
-                          <a:noFill/>
-                        </a:ln>
-                      </wps:spPr>
-                      <wps:style>
-                        <a:lnRef idx="2">
-                          <a:schemeClr val="accent1">
-                            <a:shade val="50000"/>
-                          </a:schemeClr>
-                        </a:lnRef>
-                        <a:fillRef idx="1">
-                          <a:schemeClr val="accent1"/>
-                        </a:fillRef>
-                        <a:effectRef idx="0">
-                          <a:schemeClr val="accent1"/>
-                        </a:effectRef>
-                        <a:fontRef idx="minor">
-                          <a:schemeClr val="lt1"/>
-                        </a:fontRef>
-                      </wps:style>
-                      <wps:txbx>
-                        <w:txbxContent>
-                          <w:p>
-                            <w:pPr>
-                              <w:pStyle w:val="a7"/>
-                              <w:spacing w:before="240"/>
-                              <w:rPr>
-                                <w:color w:val="4472C4" w:themeColor="accent1"/>
-                                <w:sz w:val="28"/>
-                                <w:szCs w:val="28"/>
-                              </w:rPr>
-                            </w:pPr>
-                            <w:r>
-                              <w:rPr>
-                                <w:rFonts w:hint="cs"/>
-                                <w:color w:val="4472C4" w:themeColor="accent1"/>
-                                <w:sz w:val="28"/>
-                                <w:szCs w:val="28"/>
-                                <w:rtl/>
-                              </w:rPr>
-                              <w:t>לחץ על-</w:t>
-                            </w:r>
-                            <w:r>
-                              <w:rPr>
-                                <w:rFonts w:hint="cs"/>
-                                <w:color w:val="4472C4" w:themeColor="accent1"/>
-                                <w:sz w:val="28"/>
-                                <w:szCs w:val="28"/>
-                              </w:rPr>
-                              <w:t>ENTER</w:t>
-                            </w:r>
-                          </w:p>
-                        </w:txbxContent>
-                      </wps:txbx>
-                      <wps:bodyPr rot="0" spcFirstLastPara="0" vertOverflow="overflow" horzOverflow="overflow" vert="horz" wrap="square" lIns="137160" tIns="0" rIns="137160" bIns="0" numCol="1" spcCol="0" rtlCol="0" fromWordArt="0" anchor="t" anchorCtr="0" forceAA="0" compatLnSpc="1">
-                        <a:prstTxWarp prst="textNoShape">
-                          <a:avLst/>
-                        </a:prstTxWarp>
-                        <a:noAutofit/>
-                      </wps:bodyPr>
-                    </wps:wsp>
-                  </a:graphicData>
-                </a:graphic>
-                <wp14:sizeRelH relativeFrom="margin">
-                  <wp14:pctWidth>0</wp14:pctWidth>
-                </wp14:sizeRelH>
-                <wp14:sizeRelV relativeFrom="margin">
-                  <wp14:pctHeight>0</wp14:pctHeight>
-                </wp14:sizeRelV>
-              </wp:anchor>
-            </w:drawing>
-          </mc:Choice>
-          <mc:Fallback>
-            <w:pict>
-              <v:rect w14:anchorId="3CBAAC35" id="מלבן 146" o:spid="_x0000_s1029" style="position:absolute;margin-left:48.6pt;margin-top:-36pt;width:106.2pt;height:31.8pt;flip:x;z-index:251663360;visibility:visible;mso-wrap-style:square;mso-width-percent:0;mso-height-percent:0;mso-wrap-distance-left:28.8pt;mso-wrap-distance-top:7.2pt;mso-wrap-distance-right:28.8pt;mso-wrap-distance-bottom:7.2pt;mso-position-horizontal:absolute;mso-position-horizontal-relative:margin;mso-position-vertical:absolute;mso-position-vertical-relative:margin;mso-width-percent:0;mso-height-percent:0;mso-width-relative:margin;mso-height-relative:margin;v-text-anchor:top" o:gfxdata="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" filled="f" stroked="f" strokeweight="1pt">
-                <v:textbox inset="10.8pt,0,10.8pt,0">
-                  <w:txbxContent>
-                    <w:p>
-                      <w:pPr>
-                        <w:pStyle w:val="a7"/>
-                        <w:spacing w:before="240"/>
-                        <w:rPr>
-                          <w:color w:val="4472C4" w:themeColor="accent1"/>
-                          <w:sz w:val="28"/>
-                          <w:szCs w:val="28"/>
-                        </w:rPr>
-                      </w:pPr>
-                      <w:r>
-                        <w:rPr>
-                          <w:rFonts w:hint="cs"/>
-                          <w:color w:val="4472C4" w:themeColor="accent1"/>
-                          <w:sz w:val="28"/>
-                          <w:szCs w:val="28"/>
-                          <w:rtl/>
-                        </w:rPr>
-                        <w:t>לחץ על-</w:t>
-                      </w:r>
-                      <w:r>
-                        <w:rPr>
-                          <w:rFonts w:hint="cs"/>
-                          <w:color w:val="4472C4" w:themeColor="accent1"/>
-                          <w:sz w:val="28"/>
-                          <w:szCs w:val="28"/>
-                        </w:rPr>
-                        <w:t>ENTER</w:t>
-                      </w:r>
-                    </w:p>
-                  </w:txbxContent>
-                </v:textbox>
-                <w10:wrap type="topAndBottom" anchorx="margin" anchory="margin"/>
-              </v:rect>
-            </w:pict>
-          </mc:Fallback>
-        </mc:AlternateContent>
-      </w:r>
+          <w:rFonts w:hint="cs"/>
+          <w:b/>
+          <w:bCs/>
+          <w:sz w:val="28"/>
+          <w:szCs w:val="28"/>
+          <w:u w:val="single"/>
+          <w:rtl/>
+        </w:rPr>
+        <w:t xml:space="preserve">לולאת </w:t>
+      </w:r>
+      <w:commentRangeStart w:id="1"/>
+      <w:commentRangeStart w:id="2"/>
+      <w:r>
+        <w:rPr>
+          <w:rFonts w:hint="cs"/>
+          <w:b/>
+          <w:bCs/>
+          <w:sz w:val="28"/>
+          <w:szCs w:val="28"/>
+          <w:u w:val="single"/>
+          <w:rtl/>
+        </w:rPr>
+        <w:t>המשחק</w:t>
+      </w:r>
+      <w:commentRangeEnd w:id="1"/>
+      <w:r>
+        <w:rPr>
+          <w:rStyle w:val="ab"/>
+          <w:rtl/>
+        </w:rPr>
+        <w:commentReference w:id="1"/>
+      </w:r>
+      <w:commentRangeEnd w:id="2"/>
+      <w:r>
+        <w:rPr>
+          <w:rStyle w:val="ab"/>
+        </w:rPr>
+        <w:commentReference w:id="2"/>
+      </w:r>
+      <w:r>
+        <w:rPr>
+          <w:rFonts w:hint="cs"/>
+          <w:b/>
+          <w:bCs/>
+          <w:sz w:val="28"/>
+          <w:szCs w:val="28"/>
+          <w:u w:val="single"/>
+          <w:rtl/>
+        </w:rPr>
+        <w:t>:</w:t>
+      </w:r>
+    </w:p>
+    <w:bookmarkStart w:id="3" w:name="_Hlk128863862"/>
+    <w:p>
+      <w:pPr>
+        <w:rPr>
+          <w:sz w:val="28"/>
+          <w:szCs w:val="28"/>
+        </w:rPr>
+      </w:pPr>
       <w:r>
         <w:rPr>
           <w:noProof/>
@@ -1533,7 +1301,7 @@
               </wp:anchor>
             </w:drawing>
           </mc:Choice>
-          <mc:Fallback>
+          <mc:Fallback xmlns:w16sdtdh="http://schemas.microsoft.com/office/word/2020/wordml/sdtdatahash" xmlns:w16du="http://schemas.microsoft.com/office/word/2023/wordml/word16du" xmlns:w16="http://schemas.microsoft.com/office/word/2018/wordml" xmlns:w16cid="http://schemas.microsoft.com/office/word/2016/wordml/cid" xmlns:w16cex="http://schemas.microsoft.com/office/word/2018/wordml/cex" xmlns:oel="http://schemas.microsoft.com/office/2019/extlst" xmlns:am3d="http://schemas.microsoft.com/office/drawing/2017/model3d" xmlns:aink="http://schemas.microsoft.com/office/drawing/2016/ink" xmlns:cx8="http://schemas.microsoft.com/office/drawing/2016/5/14/chartex" xmlns:cx7="http://schemas.microsoft.com/office/drawing/2016/5/13/chartex" xmlns:cx6="http://schemas.microsoft.com/office/drawing/2016/5/12/chartex" xmlns:cx5="http://schemas.microsoft.com/office/drawing/2016/5/11/chartex" xmlns:cx4="http://schemas.microsoft.com/office/drawing/2016/5/10/chartex" xmlns:cx3="http://schemas.microsoft.com/office/drawing/2016/5/9/chartex" xmlns:cx2="http://schemas.microsoft.com/office/drawing/2015/10/21/chartex" xmlns:cx1="http://schemas.microsoft.com/office/drawing/2015/9/8/chartex">
             <w:pict>
               <v:shape w14:anchorId="6AD74171" id="חץ: ימינה 12" o:spid="_x0000_s1026" type="#_x0000_t13" style="position:absolute;left:0;text-align:left;margin-left:61.2pt;margin-top:-6.3pt;width:95.4pt;height:48.9pt;flip:y;z-index:251661312;visibility:visible;mso-wrap-style:square;mso-width-percent:0;mso-height-percent:0;mso-wrap-distance-left:9pt;mso-wrap-distance-top:0;mso-wrap-distance-right:9pt;mso-wrap-distance-bottom:0;mso-position-horizontal:absolute;mso-position-horizontal-relative:text;mso-position-vertical:absolute;mso-position-vertical-relative:text;mso-width-percent:0;mso-height-percent:0;mso-width-relative:margin;mso-height-relative:margin;v-text-anchor:middle" o:gfxdata="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" adj="16064" fillcolor="#4472c4 [3204]" strokecolor="#1f3763 [1604]" strokeweight="1pt"/>
             </w:pict>
@@ -1618,7 +1386,7 @@
           </mc:Choice>
           <mc:Fallback>
             <w:pict>
-              <v:shape w14:anchorId="68245A18" id="תיבת טקסט 11" o:spid="_x0000_s1030" type="#_x0000_t202" style="position:absolute;margin-left:-25.8pt;margin-top:-5.4pt;width:55.8pt;height:49.8pt;z-index:251660288;visibility:visible;mso-wrap-style:square;mso-height-percent:0;mso-wrap-distance-left:9pt;mso-wrap-distance-top:0;mso-wrap-distance-right:9pt;mso-wrap-distance-bottom:0;mso-position-horizontal:absolute;mso-position-horizontal-relative:text;mso-position-vertical:absolute;mso-position-vertical-relative:text;mso-height-percent:0;mso-height-relative:margin;v-text-anchor:top" o:gfxdata="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" fillcolor="white [3201]" strokeweight=".5pt">
+              <v:shape w14:anchorId="68245A18" id="תיבת טקסט 11" o:spid="_x0000_s1028" type="#_x0000_t202" style="position:absolute;margin-left:-25.8pt;margin-top:-5.4pt;width:55.8pt;height:49.8pt;z-index:251660288;visibility:visible;mso-wrap-style:square;mso-height-percent:0;mso-wrap-distance-left:9pt;mso-wrap-distance-top:0;mso-wrap-distance-right:9pt;mso-wrap-distance-bottom:0;mso-position-horizontal:absolute;mso-position-horizontal-relative:text;mso-position-vertical:absolute;mso-position-vertical-relative:text;mso-height-percent:0;mso-height-relative:margin;v-text-anchor:top" o:gfxdata="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" fillcolor="white [3201]" strokeweight=".5pt">
                 <v:textbox>
                   <w:txbxContent>
                     <w:p>
@@ -1705,7 +1473,7 @@
               </wp:anchor>
             </w:drawing>
           </mc:Choice>
-          <mc:Fallback>
+          <mc:Fallback xmlns:w16sdtdh="http://schemas.microsoft.com/office/word/2020/wordml/sdtdatahash" xmlns:w16du="http://schemas.microsoft.com/office/word/2023/wordml/word16du" xmlns:w16="http://schemas.microsoft.com/office/word/2018/wordml" xmlns:w16cid="http://schemas.microsoft.com/office/word/2016/wordml/cid" xmlns:w16cex="http://schemas.microsoft.com/office/word/2018/wordml/cex" xmlns:oel="http://schemas.microsoft.com/office/2019/extlst" xmlns:am3d="http://schemas.microsoft.com/office/drawing/2017/model3d" xmlns:aink="http://schemas.microsoft.com/office/drawing/2016/ink" xmlns:cx8="http://schemas.microsoft.com/office/drawing/2016/5/14/chartex" xmlns:cx7="http://schemas.microsoft.com/office/drawing/2016/5/13/chartex" xmlns:cx6="http://schemas.microsoft.com/office/drawing/2016/5/12/chartex" xmlns:cx5="http://schemas.microsoft.com/office/drawing/2016/5/11/chartex" xmlns:cx4="http://schemas.microsoft.com/office/drawing/2016/5/10/chartex" xmlns:cx3="http://schemas.microsoft.com/office/drawing/2016/5/9/chartex" xmlns:cx2="http://schemas.microsoft.com/office/drawing/2015/10/21/chartex" xmlns:cx1="http://schemas.microsoft.com/office/drawing/2015/9/8/chartex">
             <w:pict>
               <v:oval w14:anchorId="4F8F4F0C" id="אליפסה 10" o:spid="_x0000_s1026" style="position:absolute;left:0;text-align:left;margin-left:-44.4pt;margin-top:-18pt;width:95.4pt;height:72.6pt;z-index:251659264;visibility:visible;mso-wrap-style:square;mso-wrap-distance-left:9pt;mso-wrap-distance-top:0;mso-wrap-distance-right:9pt;mso-wrap-distance-bottom:0;mso-position-horizontal:absolute;mso-position-horizontal-relative:text;mso-position-vertical:absolute;mso-position-vertical-relative:text;v-text-anchor:middle" o:gfxdata="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" fillcolor="#4472c4 [3204]" strokecolor="#1f3763 [1604]" strokeweight="1pt">
                 <v:stroke joinstyle="miter"/>
@@ -1724,6 +1492,15 @@
           <w:rtl/>
         </w:rPr>
       </w:pPr>
+    </w:p>
+    <w:p>
+      <w:pPr>
+        <w:jc w:val="right"/>
+        <w:rPr>
+          <w:sz w:val="28"/>
+          <w:szCs w:val="28"/>
+        </w:rPr>
+      </w:pPr>
       <w:r>
         <w:rPr>
           <w:noProof/>
@@ -1734,493 +1511,16 @@
         <mc:AlternateContent>
           <mc:Choice Requires="wps">
             <w:drawing>
-              <wp:anchor distT="0" distB="0" distL="114300" distR="114300" simplePos="0" relativeHeight="251784192" behindDoc="0" locked="0" layoutInCell="1" allowOverlap="1" wp14:anchorId="4EF699F8" wp14:editId="55BD0D61">
-                <wp:simplePos x="0" y="0"/>
-                <wp:positionH relativeFrom="column">
-                  <wp:posOffset>2971800</wp:posOffset>
-                </wp:positionH>
-                <wp:positionV relativeFrom="paragraph">
-                  <wp:posOffset>181398</wp:posOffset>
-                </wp:positionV>
-                <wp:extent cx="2150533" cy="575734"/>
-                <wp:effectExtent l="38100" t="0" r="21590" b="72390"/>
-                <wp:wrapNone/>
-                <wp:docPr id="6" name="מחבר חץ ישר 6"/>
-                <wp:cNvGraphicFramePr/>
-                <a:graphic xmlns:a="http://schemas.openxmlformats.org/drawingml/2006/main">
-                  <a:graphicData uri="http://schemas.microsoft.com/office/word/2010/wordprocessingShape">
-                    <wps:wsp>
-                      <wps:cNvCnPr/>
-                      <wps:spPr>
-                        <a:xfrm flipH="1">
-                          <a:off x="0" y="0"/>
-                          <a:ext cx="2150533" cy="575734"/>
-                        </a:xfrm>
-                        <a:prstGeom prst="straightConnector1">
-                          <a:avLst/>
-                        </a:prstGeom>
-                        <a:ln>
-                          <a:tailEnd type="triangle"/>
-                        </a:ln>
-                      </wps:spPr>
-                      <wps:style>
-                        <a:lnRef idx="1">
-                          <a:schemeClr val="accent1"/>
-                        </a:lnRef>
-                        <a:fillRef idx="0">
-                          <a:schemeClr val="accent1"/>
-                        </a:fillRef>
-                        <a:effectRef idx="0">
-                          <a:schemeClr val="accent1"/>
-                        </a:effectRef>
-                        <a:fontRef idx="minor">
-                          <a:schemeClr val="tx1"/>
-                        </a:fontRef>
-                      </wps:style>
-                      <wps:bodyPr/>
-                    </wps:wsp>
-                  </a:graphicData>
-                </a:graphic>
-              </wp:anchor>
-            </w:drawing>
-          </mc:Choice>
-          <mc:Fallback>
-            <w:pict>
-              <v:shapetype w14:anchorId="4DFDE360" id="_x0000_t32" coordsize="21600,21600" o:spt="32" o:oned="t" path="m,l21600,21600e" filled="f">
-                <v:path arrowok="t" fillok="f" o:connecttype="none"/>
-                <o:lock v:ext="edit" shapetype="t"/>
-              </v:shapetype>
-              <v:shape id="מחבר חץ ישר 6" o:spid="_x0000_s1026" type="#_x0000_t32" style="position:absolute;left:0;text-align:left;margin-left:234pt;margin-top:14.3pt;width:169.35pt;height:45.35pt;flip:x;z-index:251784192;visibility:visible;mso-wrap-style:square;mso-wrap-distance-left:9pt;mso-wrap-distance-top:0;mso-wrap-distance-right:9pt;mso-wrap-distance-bottom:0;mso-position-horizontal:absolute;mso-position-horizontal-relative:text;mso-position-vertical:absolute;mso-position-vertical-relative:text" o:gfxdata="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" strokecolor="#4472c4 [3204]" strokeweight=".5pt">
-                <v:stroke endarrow="block" joinstyle="miter"/>
-              </v:shape>
-            </w:pict>
-          </mc:Fallback>
-        </mc:AlternateContent>
-      </w:r>
-    </w:p>
-    <w:p>
-      <w:pPr>
-        <w:jc w:val="right"/>
-        <w:rPr>
-          <w:sz w:val="28"/>
-          <w:szCs w:val="28"/>
-        </w:rPr>
-      </w:pPr>
-    </w:p>
-    <w:p>
-      <w:pPr>
-        <w:rPr>
-          <w:sz w:val="28"/>
-          <w:szCs w:val="28"/>
-          <w:rtl/>
-        </w:rPr>
-      </w:pPr>
-      <w:r>
-        <w:rPr>
-          <w:noProof/>
-          <w:sz w:val="28"/>
-          <w:szCs w:val="28"/>
-        </w:rPr>
-        <mc:AlternateContent>
-          <mc:Choice Requires="wps">
-            <w:drawing>
-              <wp:anchor distT="0" distB="0" distL="114300" distR="114300" simplePos="0" relativeHeight="251786240" behindDoc="0" locked="0" layoutInCell="1" allowOverlap="1" wp14:anchorId="44A00277" wp14:editId="28F47F72">
+              <wp:anchor distT="91440" distB="91440" distL="365760" distR="365760" simplePos="0" relativeHeight="251792384" behindDoc="0" locked="0" layoutInCell="1" allowOverlap="1" wp14:anchorId="2E04A736" wp14:editId="231D2464">
                 <wp:simplePos x="0" y="0"/>
                 <wp:positionH relativeFrom="margin">
-                  <wp:align>center</wp:align>
-                </wp:positionH>
-                <wp:positionV relativeFrom="paragraph">
-                  <wp:posOffset>175048</wp:posOffset>
-                </wp:positionV>
-                <wp:extent cx="1634067" cy="1244600"/>
-                <wp:effectExtent l="0" t="0" r="23495" b="12700"/>
-                <wp:wrapNone/>
-                <wp:docPr id="8" name="אליפסה 8"/>
-                <wp:cNvGraphicFramePr/>
-                <a:graphic xmlns:a="http://schemas.openxmlformats.org/drawingml/2006/main">
-                  <a:graphicData uri="http://schemas.microsoft.com/office/word/2010/wordprocessingShape">
-                    <wps:wsp>
-                      <wps:cNvSpPr/>
-                      <wps:spPr>
-                        <a:xfrm>
-                          <a:off x="0" y="0"/>
-                          <a:ext cx="1634067" cy="1244600"/>
-                        </a:xfrm>
-                        <a:prstGeom prst="ellipse">
-                          <a:avLst/>
-                        </a:prstGeom>
-                      </wps:spPr>
-                      <wps:style>
-                        <a:lnRef idx="2">
-                          <a:schemeClr val="accent1">
-                            <a:shade val="50000"/>
-                          </a:schemeClr>
-                        </a:lnRef>
-                        <a:fillRef idx="1">
-                          <a:schemeClr val="accent1"/>
-                        </a:fillRef>
-                        <a:effectRef idx="0">
-                          <a:schemeClr val="accent1"/>
-                        </a:effectRef>
-                        <a:fontRef idx="minor">
-                          <a:schemeClr val="lt1"/>
-                        </a:fontRef>
-                      </wps:style>
-                      <wps:bodyPr rot="0" spcFirstLastPara="0" vertOverflow="overflow" horzOverflow="overflow" vert="horz" wrap="square" lIns="91440" tIns="45720" rIns="91440" bIns="45720" numCol="1" spcCol="0" rtlCol="1" fromWordArt="0" anchor="ctr" anchorCtr="0" forceAA="0" compatLnSpc="1">
-                        <a:prstTxWarp prst="textNoShape">
-                          <a:avLst/>
-                        </a:prstTxWarp>
-                        <a:noAutofit/>
-                      </wps:bodyPr>
-                    </wps:wsp>
-                  </a:graphicData>
-                </a:graphic>
-                <wp14:sizeRelH relativeFrom="margin">
-                  <wp14:pctWidth>0</wp14:pctWidth>
-                </wp14:sizeRelH>
-                <wp14:sizeRelV relativeFrom="margin">
-                  <wp14:pctHeight>0</wp14:pctHeight>
-                </wp14:sizeRelV>
-              </wp:anchor>
-            </w:drawing>
-          </mc:Choice>
-          <mc:Fallback>
-            <w:pict>
-              <v:oval w14:anchorId="37EB842D" id="אליפסה 8" o:spid="_x0000_s1026" style="position:absolute;left:0;text-align:left;margin-left:0;margin-top:13.8pt;width:128.65pt;height:98pt;z-index:251786240;visibility:visible;mso-wrap-style:square;mso-width-percent:0;mso-height-percent:0;mso-wrap-distance-left:9pt;mso-wrap-distance-top:0;mso-wrap-distance-right:9pt;mso-wrap-distance-bottom:0;mso-position-horizontal:center;mso-position-horizontal-relative:margin;mso-position-vertical:absolute;mso-position-vertical-relative:text;mso-width-percent:0;mso-height-percent:0;mso-width-relative:margin;mso-height-relative:margin;v-text-anchor:middle" o:gfxdata="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" fillcolor="#4472c4 [3204]" strokecolor="#1f3763 [1604]" strokeweight="1pt">
-                <v:stroke joinstyle="miter"/>
-                <w10:wrap anchorx="margin"/>
-              </v:oval>
-            </w:pict>
-          </mc:Fallback>
-        </mc:AlternateContent>
-      </w:r>
-    </w:p>
-    <w:p>
-      <w:pPr>
-        <w:rPr>
-          <w:sz w:val="28"/>
-          <w:szCs w:val="28"/>
-          <w:rtl/>
-        </w:rPr>
-      </w:pPr>
-      <w:r>
-        <w:rPr>
-          <w:noProof/>
-          <w:sz w:val="28"/>
-          <w:szCs w:val="28"/>
-        </w:rPr>
-        <mc:AlternateContent>
-          <mc:Choice Requires="wps">
-            <w:drawing>
-              <wp:anchor distT="0" distB="0" distL="114300" distR="114300" simplePos="0" relativeHeight="251788288" behindDoc="0" locked="0" layoutInCell="1" allowOverlap="1" wp14:anchorId="2EC44E76" wp14:editId="12FD0847">
-                <wp:simplePos x="0" y="0"/>
-                <wp:positionH relativeFrom="margin">
-                  <wp:align>center</wp:align>
-                </wp:positionH>
-                <wp:positionV relativeFrom="paragraph">
-                  <wp:posOffset>72602</wp:posOffset>
-                </wp:positionV>
-                <wp:extent cx="948267" cy="668866"/>
-                <wp:effectExtent l="0" t="0" r="23495" b="17145"/>
-                <wp:wrapNone/>
-                <wp:docPr id="9" name="תיבת טקסט 9"/>
-                <wp:cNvGraphicFramePr/>
-                <a:graphic xmlns:a="http://schemas.openxmlformats.org/drawingml/2006/main">
-                  <a:graphicData uri="http://schemas.microsoft.com/office/word/2010/wordprocessingShape">
-                    <wps:wsp>
-                      <wps:cNvSpPr txBox="1"/>
-                      <wps:spPr>
-                        <a:xfrm>
-                          <a:off x="0" y="0"/>
-                          <a:ext cx="948267" cy="668866"/>
-                        </a:xfrm>
-                        <a:prstGeom prst="rect">
-                          <a:avLst/>
-                        </a:prstGeom>
-                        <a:solidFill>
-                          <a:sysClr val="window" lastClr="FFFFFF"/>
-                        </a:solidFill>
-                        <a:ln w="6350">
-                          <a:solidFill>
-                            <a:prstClr val="black"/>
-                          </a:solidFill>
-                        </a:ln>
-                      </wps:spPr>
-                      <wps:txbx>
-                        <w:txbxContent>
-                          <w:p>
-                            <w:pPr>
-                              <w:rPr>
-                                <w:rtl/>
-                              </w:rPr>
-                            </w:pPr>
-                            <w:r>
-                              <w:rPr>
-                                <w:rFonts w:hint="cs"/>
-                                <w:rtl/>
-                              </w:rPr>
-                              <w:t>הצגת מילה למשך 10 שניות</w:t>
-                            </w:r>
-                          </w:p>
-                        </w:txbxContent>
-                      </wps:txbx>
-                      <wps:bodyPr rot="0" spcFirstLastPara="0" vertOverflow="overflow" horzOverflow="overflow" vert="horz" wrap="square" lIns="91440" tIns="45720" rIns="91440" bIns="45720" numCol="1" spcCol="0" rtlCol="1" fromWordArt="0" anchor="t" anchorCtr="0" forceAA="0" compatLnSpc="1">
-                        <a:prstTxWarp prst="textNoShape">
-                          <a:avLst/>
-                        </a:prstTxWarp>
-                        <a:noAutofit/>
-                      </wps:bodyPr>
-                    </wps:wsp>
-                  </a:graphicData>
-                </a:graphic>
-                <wp14:sizeRelH relativeFrom="margin">
-                  <wp14:pctWidth>0</wp14:pctWidth>
-                </wp14:sizeRelH>
-                <wp14:sizeRelV relativeFrom="margin">
-                  <wp14:pctHeight>0</wp14:pctHeight>
-                </wp14:sizeRelV>
-              </wp:anchor>
-            </w:drawing>
-          </mc:Choice>
-          <mc:Fallback>
-            <w:pict>
-              <v:shape w14:anchorId="2EC44E76" id="תיבת טקסט 9" o:spid="_x0000_s1031" type="#_x0000_t202" style="position:absolute;margin-left:0;margin-top:5.7pt;width:74.65pt;height:52.65pt;z-index:251788288;visibility:visible;mso-wrap-style:square;mso-width-percent:0;mso-height-percent:0;mso-wrap-distance-left:9pt;mso-wrap-distance-top:0;mso-wrap-distance-right:9pt;mso-wrap-distance-bottom:0;mso-position-horizontal:center;mso-position-horizontal-relative:margin;mso-position-vertical:absolute;mso-position-vertical-relative:text;mso-width-percent:0;mso-height-percent:0;mso-width-relative:margin;mso-height-relative:margin;v-text-anchor:top" o:gfxdata="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" fillcolor="window" strokeweight=".5pt">
-                <v:textbox>
-                  <w:txbxContent>
-                    <w:p>
-                      <w:pPr>
-                        <w:rPr>
-                          <w:rtl/>
-                        </w:rPr>
-                      </w:pPr>
-                      <w:r>
-                        <w:rPr>
-                          <w:rFonts w:hint="cs"/>
-                          <w:rtl/>
-                        </w:rPr>
-                        <w:t>הצגת מילה למשך 10 שניות</w:t>
-                      </w:r>
-                    </w:p>
-                  </w:txbxContent>
-                </v:textbox>
-                <w10:wrap anchorx="margin"/>
-              </v:shape>
-            </w:pict>
-          </mc:Fallback>
-        </mc:AlternateContent>
-      </w:r>
-    </w:p>
-    <w:p>
-      <w:pPr>
-        <w:rPr>
-          <w:sz w:val="28"/>
-          <w:szCs w:val="28"/>
-          <w:rtl/>
-        </w:rPr>
-      </w:pPr>
-      <w:r>
-        <w:rPr>
-          <w:noProof/>
-          <w:sz w:val="28"/>
-          <w:szCs w:val="28"/>
-          <w:rtl/>
-        </w:rPr>
-        <mc:AlternateContent>
-          <mc:Choice Requires="wps">
-            <w:drawing>
-              <wp:anchor distT="0" distB="0" distL="114300" distR="114300" simplePos="0" relativeHeight="251823104" behindDoc="0" locked="0" layoutInCell="1" allowOverlap="1" wp14:anchorId="79E5B803" wp14:editId="0DA35B7F">
-                <wp:simplePos x="0" y="0"/>
-                <wp:positionH relativeFrom="column">
-                  <wp:posOffset>937047</wp:posOffset>
-                </wp:positionH>
-                <wp:positionV relativeFrom="paragraph">
-                  <wp:posOffset>72813</wp:posOffset>
-                </wp:positionV>
-                <wp:extent cx="1154219" cy="4766310"/>
-                <wp:effectExtent l="342900" t="76200" r="0" b="34290"/>
-                <wp:wrapNone/>
-                <wp:docPr id="210" name="מחבר: מרפקי 210"/>
-                <wp:cNvGraphicFramePr/>
-                <a:graphic xmlns:a="http://schemas.openxmlformats.org/drawingml/2006/main">
-                  <a:graphicData uri="http://schemas.microsoft.com/office/word/2010/wordprocessingShape">
-                    <wps:wsp>
-                      <wps:cNvCnPr/>
-                      <wps:spPr>
-                        <a:xfrm flipV="1">
-                          <a:off x="0" y="0"/>
-                          <a:ext cx="1154219" cy="4766310"/>
-                        </a:xfrm>
-                        <a:prstGeom prst="bentConnector3">
-                          <a:avLst>
-                            <a:gd name="adj1" fmla="val -28105"/>
-                          </a:avLst>
-                        </a:prstGeom>
-                        <a:ln>
-                          <a:tailEnd type="triangle"/>
-                        </a:ln>
-                      </wps:spPr>
-                      <wps:style>
-                        <a:lnRef idx="1">
-                          <a:schemeClr val="accent1"/>
-                        </a:lnRef>
-                        <a:fillRef idx="0">
-                          <a:schemeClr val="accent1"/>
-                        </a:fillRef>
-                        <a:effectRef idx="0">
-                          <a:schemeClr val="accent1"/>
-                        </a:effectRef>
-                        <a:fontRef idx="minor">
-                          <a:schemeClr val="tx1"/>
-                        </a:fontRef>
-                      </wps:style>
-                      <wps:bodyPr/>
-                    </wps:wsp>
-                  </a:graphicData>
-                </a:graphic>
-                <wp14:sizeRelH relativeFrom="margin">
-                  <wp14:pctWidth>0</wp14:pctWidth>
-                </wp14:sizeRelH>
-                <wp14:sizeRelV relativeFrom="margin">
-                  <wp14:pctHeight>0</wp14:pctHeight>
-                </wp14:sizeRelV>
-              </wp:anchor>
-            </w:drawing>
-          </mc:Choice>
-          <mc:Fallback>
-            <w:pict>
-              <v:shapetype w14:anchorId="1AB4E4A5" id="_x0000_t34" coordsize="21600,21600" o:spt="34" o:oned="t" adj="10800" path="m,l@0,0@0,21600,21600,21600e" filled="f">
-                <v:stroke joinstyle="miter"/>
-                <v:formulas>
-                  <v:f eqn="val #0"/>
-                </v:formulas>
-                <v:path arrowok="t" fillok="f" o:connecttype="none"/>
-                <v:handles>
-                  <v:h position="#0,center"/>
-                </v:handles>
-                <o:lock v:ext="edit" shapetype="t"/>
-              </v:shapetype>
-              <v:shape id="מחבר: מרפקי 210" o:spid="_x0000_s1026" type="#_x0000_t34" style="position:absolute;left:0;text-align:left;margin-left:73.8pt;margin-top:5.75pt;width:90.9pt;height:375.3pt;flip:y;z-index:251823104;visibility:visible;mso-wrap-style:square;mso-width-percent:0;mso-height-percent:0;mso-wrap-distance-left:9pt;mso-wrap-distance-top:0;mso-wrap-distance-right:9pt;mso-wrap-distance-bottom:0;mso-position-horizontal:absolute;mso-position-horizontal-relative:text;mso-position-vertical:absolute;mso-position-vertical-relative:text;mso-width-percent:0;mso-height-percent:0;mso-width-relative:margin;mso-height-relative:margin" o:gfxdata="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" adj="-6071" strokecolor="#4472c4 [3204]" strokeweight=".5pt">
-                <v:stroke endarrow="block"/>
-              </v:shape>
-            </w:pict>
-          </mc:Fallback>
-        </mc:AlternateContent>
-      </w:r>
-      <w:r>
-        <w:rPr>
-          <w:noProof/>
-          <w:sz w:val="28"/>
-          <w:szCs w:val="28"/>
-          <w:rtl/>
-        </w:rPr>
-        <mc:AlternateContent>
-          <mc:Choice Requires="wps">
-            <w:drawing>
-              <wp:anchor distT="0" distB="0" distL="114300" distR="114300" simplePos="0" relativeHeight="251822080" behindDoc="0" locked="0" layoutInCell="1" allowOverlap="1" wp14:anchorId="4626501B" wp14:editId="258CF356">
-                <wp:simplePos x="0" y="0"/>
-                <wp:positionH relativeFrom="column">
-                  <wp:posOffset>3776133</wp:posOffset>
-                </wp:positionH>
-                <wp:positionV relativeFrom="paragraph">
-                  <wp:posOffset>47413</wp:posOffset>
-                </wp:positionV>
-                <wp:extent cx="440267" cy="6493087"/>
-                <wp:effectExtent l="38100" t="76200" r="1274445" b="22225"/>
-                <wp:wrapNone/>
-                <wp:docPr id="209" name="מחבר: מרפקי 209"/>
-                <wp:cNvGraphicFramePr/>
-                <a:graphic xmlns:a="http://schemas.openxmlformats.org/drawingml/2006/main">
-                  <a:graphicData uri="http://schemas.microsoft.com/office/word/2010/wordprocessingShape">
-                    <wps:wsp>
-                      <wps:cNvCnPr/>
-                      <wps:spPr>
-                        <a:xfrm flipH="1" flipV="1">
-                          <a:off x="0" y="0"/>
-                          <a:ext cx="440267" cy="6493087"/>
-                        </a:xfrm>
-                        <a:prstGeom prst="bentConnector3">
-                          <a:avLst>
-                            <a:gd name="adj1" fmla="val -284747"/>
-                          </a:avLst>
-                        </a:prstGeom>
-                        <a:ln>
-                          <a:tailEnd type="triangle"/>
-                        </a:ln>
-                      </wps:spPr>
-                      <wps:style>
-                        <a:lnRef idx="1">
-                          <a:schemeClr val="accent1"/>
-                        </a:lnRef>
-                        <a:fillRef idx="0">
-                          <a:schemeClr val="accent1"/>
-                        </a:fillRef>
-                        <a:effectRef idx="0">
-                          <a:schemeClr val="accent1"/>
-                        </a:effectRef>
-                        <a:fontRef idx="minor">
-                          <a:schemeClr val="tx1"/>
-                        </a:fontRef>
-                      </wps:style>
-                      <wps:bodyPr/>
-                    </wps:wsp>
-                  </a:graphicData>
-                </a:graphic>
-                <wp14:sizeRelH relativeFrom="margin">
-                  <wp14:pctWidth>0</wp14:pctWidth>
-                </wp14:sizeRelH>
-                <wp14:sizeRelV relativeFrom="margin">
-                  <wp14:pctHeight>0</wp14:pctHeight>
-                </wp14:sizeRelV>
-              </wp:anchor>
-            </w:drawing>
-          </mc:Choice>
-          <mc:Fallback>
-            <w:pict>
-              <v:shape w14:anchorId="294A3C86" id="מחבר: מרפקי 209" o:spid="_x0000_s1026" type="#_x0000_t34" style="position:absolute;left:0;text-align:left;margin-left:297.35pt;margin-top:3.75pt;width:34.65pt;height:511.25pt;flip:x y;z-index:251822080;visibility:visible;mso-wrap-style:square;mso-width-percent:0;mso-height-percent:0;mso-wrap-distance-left:9pt;mso-wrap-distance-top:0;mso-wrap-distance-right:9pt;mso-wrap-distance-bottom:0;mso-position-horizontal:absolute;mso-position-horizontal-relative:text;mso-position-vertical:absolute;mso-position-vertical-relative:text;mso-width-percent:0;mso-height-percent:0;mso-width-relative:margin;mso-height-relative:margin" o:gfxdata="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" adj="-61505" strokecolor="#4472c4 [3204]" strokeweight=".5pt">
-                <v:stroke endarrow="block"/>
-              </v:shape>
-            </w:pict>
-          </mc:Fallback>
-        </mc:AlternateContent>
-      </w:r>
-    </w:p>
-    <w:p>
-      <w:pPr>
-        <w:rPr>
-          <w:sz w:val="28"/>
-          <w:szCs w:val="28"/>
-          <w:rtl/>
-        </w:rPr>
-      </w:pPr>
-    </w:p>
-    <w:p>
-      <w:pPr>
-        <w:rPr>
-          <w:sz w:val="28"/>
-          <w:szCs w:val="28"/>
-          <w:rtl/>
-        </w:rPr>
-      </w:pPr>
-      <w:r>
-        <w:rPr>
-          <w:noProof/>
-          <w:sz w:val="28"/>
-          <w:szCs w:val="28"/>
-          <w:rtl/>
-        </w:rPr>
-        <mc:AlternateContent>
-          <mc:Choice Requires="wps">
-            <w:drawing>
-              <wp:anchor distT="91440" distB="91440" distL="365760" distR="365760" simplePos="0" relativeHeight="251792384" behindDoc="0" locked="0" layoutInCell="1" allowOverlap="1" wp14:anchorId="2E04A736" wp14:editId="5E31CC41">
-                <wp:simplePos x="0" y="0"/>
-                <wp:positionH relativeFrom="margin">
-                  <wp:posOffset>3250565</wp:posOffset>
+                  <wp:posOffset>3401999</wp:posOffset>
                 </wp:positionH>
                 <wp:positionV relativeFrom="margin">
-                  <wp:posOffset>2844165</wp:posOffset>
+                  <wp:posOffset>3092477</wp:posOffset>
                 </wp:positionV>
                 <wp:extent cx="1438910" cy="499110"/>
-                <wp:effectExtent l="0" t="0" r="0" b="0"/>
+                <wp:effectExtent l="0" t="57150" r="0" b="53340"/>
                 <wp:wrapTopAndBottom/>
                 <wp:docPr id="30" name="מלבן 30"/>
                 <wp:cNvGraphicFramePr/>
@@ -2229,7 +1529,7 @@
                     <wps:wsp>
                       <wps:cNvSpPr/>
                       <wps:spPr>
-                        <a:xfrm flipH="1">
+                        <a:xfrm rot="229667" flipH="1">
                           <a:off x="0" y="0"/>
                           <a:ext cx="1438910" cy="499110"/>
                         </a:xfrm>
@@ -2302,7 +1602,7 @@
           </mc:Choice>
           <mc:Fallback>
             <w:pict>
-              <v:rect w14:anchorId="2E04A736" id="מלבן 30" o:spid="_x0000_s1032" style="position:absolute;margin-left:255.95pt;margin-top:223.95pt;width:113.3pt;height:39.3pt;flip:x;z-index:251792384;visibility:visible;mso-wrap-style:square;mso-width-percent:0;mso-height-percent:0;mso-wrap-distance-left:28.8pt;mso-wrap-distance-top:7.2pt;mso-wrap-distance-right:28.8pt;mso-wrap-distance-bottom:7.2pt;mso-position-horizontal:absolute;mso-position-horizontal-relative:margin;mso-position-vertical:absolute;mso-position-vertical-relative:margin;mso-width-percent:0;mso-height-percent:0;mso-width-relative:margin;mso-height-relative:margin;v-text-anchor:top" o:gfxdata="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" filled="f" stroked="f" strokeweight="1pt">
+              <v:rect w14:anchorId="2E04A736" id="מלבן 30" o:spid="_x0000_s1029" style="position:absolute;left:0;text-align:left;margin-left:267.85pt;margin-top:243.5pt;width:113.3pt;height:39.3pt;rotation:-250858fd;flip:x;z-index:251792384;visibility:visible;mso-wrap-style:square;mso-width-percent:0;mso-height-percent:0;mso-wrap-distance-left:28.8pt;mso-wrap-distance-top:7.2pt;mso-wrap-distance-right:28.8pt;mso-wrap-distance-bottom:7.2pt;mso-position-horizontal:absolute;mso-position-horizontal-relative:margin;mso-position-vertical:absolute;mso-position-vertical-relative:margin;mso-width-percent:0;mso-height-percent:0;mso-width-relative:margin;mso-height-relative:margin;v-text-anchor:top" o:gfxdata="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" filled="f" stroked="f" strokeweight="1pt">
                 <v:textbox inset="10.8pt,0,10.8pt,0">
                   <w:txbxContent>
                     <w:p>
@@ -2334,15 +1634,6 @@
           </mc:Fallback>
         </mc:AlternateContent>
       </w:r>
-    </w:p>
-    <w:p>
-      <w:pPr>
-        <w:rPr>
-          <w:sz w:val="28"/>
-          <w:szCs w:val="28"/>
-          <w:rtl/>
-        </w:rPr>
-      </w:pPr>
       <w:r>
         <w:rPr>
           <w:noProof/>
@@ -2352,13 +1643,478 @@
         <mc:AlternateContent>
           <mc:Choice Requires="wps">
             <w:drawing>
-              <wp:anchor distT="0" distB="0" distL="114300" distR="114300" simplePos="0" relativeHeight="251790336" behindDoc="0" locked="0" layoutInCell="1" allowOverlap="1" wp14:anchorId="5A8363B5" wp14:editId="58E32272">
+              <wp:anchor distT="0" distB="0" distL="114300" distR="114300" simplePos="0" relativeHeight="251786240" behindDoc="0" locked="0" layoutInCell="1" allowOverlap="1" wp14:anchorId="44A00277" wp14:editId="4CF3FB67">
                 <wp:simplePos x="0" y="0"/>
                 <wp:positionH relativeFrom="margin">
                   <wp:align>center</wp:align>
                 </wp:positionH>
                 <wp:positionV relativeFrom="paragraph">
-                  <wp:posOffset>61383</wp:posOffset>
+                  <wp:posOffset>900154</wp:posOffset>
+                </wp:positionV>
+                <wp:extent cx="1634067" cy="1244600"/>
+                <wp:effectExtent l="0" t="0" r="23495" b="12700"/>
+                <wp:wrapNone/>
+                <wp:docPr id="8" name="אליפסה 8"/>
+                <wp:cNvGraphicFramePr/>
+                <a:graphic xmlns:a="http://schemas.openxmlformats.org/drawingml/2006/main">
+                  <a:graphicData uri="http://schemas.microsoft.com/office/word/2010/wordprocessingShape">
+                    <wps:wsp>
+                      <wps:cNvSpPr/>
+                      <wps:spPr>
+                        <a:xfrm>
+                          <a:off x="0" y="0"/>
+                          <a:ext cx="1634067" cy="1244600"/>
+                        </a:xfrm>
+                        <a:prstGeom prst="ellipse">
+                          <a:avLst/>
+                        </a:prstGeom>
+                      </wps:spPr>
+                      <wps:style>
+                        <a:lnRef idx="2">
+                          <a:schemeClr val="accent1">
+                            <a:shade val="50000"/>
+                          </a:schemeClr>
+                        </a:lnRef>
+                        <a:fillRef idx="1">
+                          <a:schemeClr val="accent1"/>
+                        </a:fillRef>
+                        <a:effectRef idx="0">
+                          <a:schemeClr val="accent1"/>
+                        </a:effectRef>
+                        <a:fontRef idx="minor">
+                          <a:schemeClr val="lt1"/>
+                        </a:fontRef>
+                      </wps:style>
+                      <wps:bodyPr rot="0" spcFirstLastPara="0" vertOverflow="overflow" horzOverflow="overflow" vert="horz" wrap="square" lIns="91440" tIns="45720" rIns="91440" bIns="45720" numCol="1" spcCol="0" rtlCol="1" fromWordArt="0" anchor="ctr" anchorCtr="0" forceAA="0" compatLnSpc="1">
+                        <a:prstTxWarp prst="textNoShape">
+                          <a:avLst/>
+                        </a:prstTxWarp>
+                        <a:noAutofit/>
+                      </wps:bodyPr>
+                    </wps:wsp>
+                  </a:graphicData>
+                </a:graphic>
+                <wp14:sizeRelH relativeFrom="margin">
+                  <wp14:pctWidth>0</wp14:pctWidth>
+                </wp14:sizeRelH>
+                <wp14:sizeRelV relativeFrom="margin">
+                  <wp14:pctHeight>0</wp14:pctHeight>
+                </wp14:sizeRelV>
+              </wp:anchor>
+            </w:drawing>
+          </mc:Choice>
+          <mc:Fallback>
+            <w:pict>
+              <v:oval w14:anchorId="43FFCFE3" id="אליפסה 8" o:spid="_x0000_s1026" style="position:absolute;margin-left:0;margin-top:70.9pt;width:128.65pt;height:98pt;z-index:251786240;visibility:visible;mso-wrap-style:square;mso-width-percent:0;mso-height-percent:0;mso-wrap-distance-left:9pt;mso-wrap-distance-top:0;mso-wrap-distance-right:9pt;mso-wrap-distance-bottom:0;mso-position-horizontal:center;mso-position-horizontal-relative:margin;mso-position-vertical:absolute;mso-position-vertical-relative:text;mso-width-percent:0;mso-height-percent:0;mso-width-relative:margin;mso-height-relative:margin;v-text-anchor:middle" o:gfxdata="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" fillcolor="#4472c4 [3204]" strokecolor="#1f3763 [1604]" strokeweight="1pt">
+                <v:stroke joinstyle="miter"/>
+                <w10:wrap anchorx="margin"/>
+              </v:oval>
+            </w:pict>
+          </mc:Fallback>
+        </mc:AlternateContent>
+      </w:r>
+      <w:r>
+        <w:rPr>
+          <w:noProof/>
+          <w:sz w:val="28"/>
+          <w:szCs w:val="28"/>
+          <w:rtl/>
+        </w:rPr>
+        <mc:AlternateContent>
+          <mc:Choice Requires="wps">
+            <w:drawing>
+              <wp:anchor distT="0" distB="0" distL="114300" distR="114300" simplePos="0" relativeHeight="251784192" behindDoc="0" locked="0" layoutInCell="1" allowOverlap="1" wp14:anchorId="4EF699F8" wp14:editId="12695E72">
+                <wp:simplePos x="0" y="0"/>
+                <wp:positionH relativeFrom="column">
+                  <wp:posOffset>2862470</wp:posOffset>
+                </wp:positionH>
+                <wp:positionV relativeFrom="paragraph">
+                  <wp:posOffset>4390</wp:posOffset>
+                </wp:positionV>
+                <wp:extent cx="111318" cy="432186"/>
+                <wp:effectExtent l="0" t="0" r="79375" b="63500"/>
+                <wp:wrapNone/>
+                <wp:docPr id="6" name="מחבר חץ ישר 6"/>
+                <wp:cNvGraphicFramePr/>
+                <a:graphic xmlns:a="http://schemas.openxmlformats.org/drawingml/2006/main">
+                  <a:graphicData uri="http://schemas.microsoft.com/office/word/2010/wordprocessingShape">
+                    <wps:wsp>
+                      <wps:cNvCnPr/>
+                      <wps:spPr>
+                        <a:xfrm>
+                          <a:off x="0" y="0"/>
+                          <a:ext cx="111318" cy="432186"/>
+                        </a:xfrm>
+                        <a:prstGeom prst="straightConnector1">
+                          <a:avLst/>
+                        </a:prstGeom>
+                        <a:ln>
+                          <a:tailEnd type="triangle"/>
+                        </a:ln>
+                      </wps:spPr>
+                      <wps:style>
+                        <a:lnRef idx="1">
+                          <a:schemeClr val="accent1"/>
+                        </a:lnRef>
+                        <a:fillRef idx="0">
+                          <a:schemeClr val="accent1"/>
+                        </a:fillRef>
+                        <a:effectRef idx="0">
+                          <a:schemeClr val="accent1"/>
+                        </a:effectRef>
+                        <a:fontRef idx="minor">
+                          <a:schemeClr val="tx1"/>
+                        </a:fontRef>
+                      </wps:style>
+                      <wps:bodyPr/>
+                    </wps:wsp>
+                  </a:graphicData>
+                </a:graphic>
+                <wp14:sizeRelH relativeFrom="margin">
+                  <wp14:pctWidth>0</wp14:pctWidth>
+                </wp14:sizeRelH>
+                <wp14:sizeRelV relativeFrom="margin">
+                  <wp14:pctHeight>0</wp14:pctHeight>
+                </wp14:sizeRelV>
+              </wp:anchor>
+            </w:drawing>
+          </mc:Choice>
+          <mc:Fallback>
+            <w:pict>
+              <v:shapetype w14:anchorId="560345D6" id="_x0000_t32" coordsize="21600,21600" o:spt="32" o:oned="t" path="m,l21600,21600e" filled="f">
+                <v:path arrowok="t" fillok="f" o:connecttype="none"/>
+                <o:lock v:ext="edit" shapetype="t"/>
+              </v:shapetype>
+              <v:shape id="מחבר חץ ישר 6" o:spid="_x0000_s1026" type="#_x0000_t32" style="position:absolute;margin-left:225.4pt;margin-top:.35pt;width:8.75pt;height:34.05pt;z-index:251784192;visibility:visible;mso-wrap-style:square;mso-width-percent:0;mso-height-percent:0;mso-wrap-distance-left:9pt;mso-wrap-distance-top:0;mso-wrap-distance-right:9pt;mso-wrap-distance-bottom:0;mso-position-horizontal:absolute;mso-position-horizontal-relative:text;mso-position-vertical:absolute;mso-position-vertical-relative:text;mso-width-percent:0;mso-height-percent:0;mso-width-relative:margin;mso-height-relative:margin" o:gfxdata="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" strokecolor="#4472c4 [3204]" strokeweight=".5pt">
+                <v:stroke endarrow="block" joinstyle="miter"/>
+              </v:shape>
+            </w:pict>
+          </mc:Fallback>
+        </mc:AlternateContent>
+      </w:r>
+    </w:p>
+    <w:p>
+      <w:pPr>
+        <w:rPr>
+          <w:sz w:val="28"/>
+          <w:szCs w:val="28"/>
+          <w:rtl/>
+        </w:rPr>
+      </w:pPr>
+      <w:r>
+        <w:rPr>
+          <w:noProof/>
+          <w:sz w:val="28"/>
+          <w:szCs w:val="28"/>
+        </w:rPr>
+        <mc:AlternateContent>
+          <mc:Choice Requires="wps">
+            <w:drawing>
+              <wp:anchor distT="0" distB="0" distL="114300" distR="114300" simplePos="0" relativeHeight="251788288" behindDoc="0" locked="0" layoutInCell="1" allowOverlap="1" wp14:anchorId="2EC44E76" wp14:editId="273FE93D">
+                <wp:simplePos x="0" y="0"/>
+                <wp:positionH relativeFrom="margin">
+                  <wp:posOffset>2549636</wp:posOffset>
+                </wp:positionH>
+                <wp:positionV relativeFrom="paragraph">
+                  <wp:posOffset>797974</wp:posOffset>
+                </wp:positionV>
+                <wp:extent cx="948267" cy="668866"/>
+                <wp:effectExtent l="0" t="0" r="23495" b="17145"/>
+                <wp:wrapNone/>
+                <wp:docPr id="9" name="תיבת טקסט 9"/>
+                <wp:cNvGraphicFramePr/>
+                <a:graphic xmlns:a="http://schemas.openxmlformats.org/drawingml/2006/main">
+                  <a:graphicData uri="http://schemas.microsoft.com/office/word/2010/wordprocessingShape">
+                    <wps:wsp>
+                      <wps:cNvSpPr txBox="1"/>
+                      <wps:spPr>
+                        <a:xfrm>
+                          <a:off x="0" y="0"/>
+                          <a:ext cx="948267" cy="668866"/>
+                        </a:xfrm>
+                        <a:prstGeom prst="rect">
+                          <a:avLst/>
+                        </a:prstGeom>
+                        <a:solidFill>
+                          <a:sysClr val="window" lastClr="FFFFFF"/>
+                        </a:solidFill>
+                        <a:ln w="6350">
+                          <a:solidFill>
+                            <a:prstClr val="black"/>
+                          </a:solidFill>
+                        </a:ln>
+                      </wps:spPr>
+                      <wps:txbx>
+                        <w:txbxContent>
+                          <w:p>
+                            <w:pPr>
+                              <w:rPr>
+                                <w:rtl/>
+                              </w:rPr>
+                            </w:pPr>
+                            <w:r>
+                              <w:rPr>
+                                <w:rFonts w:hint="cs"/>
+                                <w:rtl/>
+                              </w:rPr>
+                              <w:t>הצגת מילה למשך 10 שניות</w:t>
+                            </w:r>
+                          </w:p>
+                        </w:txbxContent>
+                      </wps:txbx>
+                      <wps:bodyPr rot="0" spcFirstLastPara="0" vertOverflow="overflow" horzOverflow="overflow" vert="horz" wrap="square" lIns="91440" tIns="45720" rIns="91440" bIns="45720" numCol="1" spcCol="0" rtlCol="1" fromWordArt="0" anchor="t" anchorCtr="0" forceAA="0" compatLnSpc="1">
+                        <a:prstTxWarp prst="textNoShape">
+                          <a:avLst/>
+                        </a:prstTxWarp>
+                        <a:noAutofit/>
+                      </wps:bodyPr>
+                    </wps:wsp>
+                  </a:graphicData>
+                </a:graphic>
+                <wp14:sizeRelH relativeFrom="margin">
+                  <wp14:pctWidth>0</wp14:pctWidth>
+                </wp14:sizeRelH>
+                <wp14:sizeRelV relativeFrom="margin">
+                  <wp14:pctHeight>0</wp14:pctHeight>
+                </wp14:sizeRelV>
+              </wp:anchor>
+            </w:drawing>
+          </mc:Choice>
+          <mc:Fallback>
+            <w:pict>
+              <v:shape w14:anchorId="2EC44E76" id="תיבת טקסט 9" o:spid="_x0000_s1030" type="#_x0000_t202" style="position:absolute;margin-left:200.75pt;margin-top:62.85pt;width:74.65pt;height:52.65pt;z-index:251788288;visibility:visible;mso-wrap-style:square;mso-width-percent:0;mso-height-percent:0;mso-wrap-distance-left:9pt;mso-wrap-distance-top:0;mso-wrap-distance-right:9pt;mso-wrap-distance-bottom:0;mso-position-horizontal:absolute;mso-position-horizontal-relative:margin;mso-position-vertical:absolute;mso-position-vertical-relative:text;mso-width-percent:0;mso-height-percent:0;mso-width-relative:margin;mso-height-relative:margin;v-text-anchor:top" o:gfxdata="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" fillcolor="window" strokeweight=".5pt">
+                <v:textbox>
+                  <w:txbxContent>
+                    <w:p>
+                      <w:pPr>
+                        <w:rPr>
+                          <w:rtl/>
+                        </w:rPr>
+                      </w:pPr>
+                      <w:r>
+                        <w:rPr>
+                          <w:rFonts w:hint="cs"/>
+                          <w:rtl/>
+                        </w:rPr>
+                        <w:t>הצגת מילה למשך 10 שניות</w:t>
+                      </w:r>
+                    </w:p>
+                  </w:txbxContent>
+                </v:textbox>
+                <w10:wrap anchorx="margin"/>
+              </v:shape>
+            </w:pict>
+          </mc:Fallback>
+        </mc:AlternateContent>
+      </w:r>
+    </w:p>
+    <w:p>
+      <w:pPr>
+        <w:rPr>
+          <w:sz w:val="28"/>
+          <w:szCs w:val="28"/>
+          <w:rtl/>
+        </w:rPr>
+      </w:pPr>
+    </w:p>
+    <w:p>
+      <w:pPr>
+        <w:rPr>
+          <w:sz w:val="28"/>
+          <w:szCs w:val="28"/>
+          <w:rtl/>
+        </w:rPr>
+      </w:pPr>
+      <w:r>
+        <w:rPr>
+          <w:noProof/>
+          <w:sz w:val="28"/>
+          <w:szCs w:val="28"/>
+          <w:rtl/>
+        </w:rPr>
+        <mc:AlternateContent>
+          <mc:Choice Requires="wps">
+            <w:drawing>
+              <wp:anchor distT="0" distB="0" distL="114300" distR="114300" simplePos="0" relativeHeight="251822080" behindDoc="0" locked="0" layoutInCell="1" allowOverlap="1" wp14:anchorId="4626501B" wp14:editId="3B7E1FBA">
+                <wp:simplePos x="0" y="0"/>
+                <wp:positionH relativeFrom="column">
+                  <wp:posOffset>4039263</wp:posOffset>
+                </wp:positionH>
+                <wp:positionV relativeFrom="paragraph">
+                  <wp:posOffset>88983</wp:posOffset>
+                </wp:positionV>
+                <wp:extent cx="328736" cy="5848736"/>
+                <wp:effectExtent l="38100" t="76200" r="967105" b="19050"/>
+                <wp:wrapNone/>
+                <wp:docPr id="209" name="מחבר: מרפקי 209"/>
+                <wp:cNvGraphicFramePr/>
+                <a:graphic xmlns:a="http://schemas.openxmlformats.org/drawingml/2006/main">
+                  <a:graphicData uri="http://schemas.microsoft.com/office/word/2010/wordprocessingShape">
+                    <wps:wsp>
+                      <wps:cNvCnPr/>
+                      <wps:spPr>
+                        <a:xfrm flipH="1" flipV="1">
+                          <a:off x="0" y="0"/>
+                          <a:ext cx="328736" cy="5848736"/>
+                        </a:xfrm>
+                        <a:prstGeom prst="bentConnector3">
+                          <a:avLst>
+                            <a:gd name="adj1" fmla="val -286519"/>
+                          </a:avLst>
+                        </a:prstGeom>
+                        <a:ln>
+                          <a:tailEnd type="triangle"/>
+                        </a:ln>
+                      </wps:spPr>
+                      <wps:style>
+                        <a:lnRef idx="1">
+                          <a:schemeClr val="accent1"/>
+                        </a:lnRef>
+                        <a:fillRef idx="0">
+                          <a:schemeClr val="accent1"/>
+                        </a:fillRef>
+                        <a:effectRef idx="0">
+                          <a:schemeClr val="accent1"/>
+                        </a:effectRef>
+                        <a:fontRef idx="minor">
+                          <a:schemeClr val="tx1"/>
+                        </a:fontRef>
+                      </wps:style>
+                      <wps:bodyPr/>
+                    </wps:wsp>
+                  </a:graphicData>
+                </a:graphic>
+                <wp14:sizeRelH relativeFrom="margin">
+                  <wp14:pctWidth>0</wp14:pctWidth>
+                </wp14:sizeRelH>
+                <wp14:sizeRelV relativeFrom="margin">
+                  <wp14:pctHeight>0</wp14:pctHeight>
+                </wp14:sizeRelV>
+              </wp:anchor>
+            </w:drawing>
+          </mc:Choice>
+          <mc:Fallback>
+            <w:pict>
+              <v:shapetype w14:anchorId="678544F0" id="_x0000_t34" coordsize="21600,21600" o:spt="34" o:oned="t" adj="10800" path="m,l@0,0@0,21600,21600,21600e" filled="f">
+                <v:stroke joinstyle="miter"/>
+                <v:formulas>
+                  <v:f eqn="val #0"/>
+                </v:formulas>
+                <v:path arrowok="t" fillok="f" o:connecttype="none"/>
+                <v:handles>
+                  <v:h position="#0,center"/>
+                </v:handles>
+                <o:lock v:ext="edit" shapetype="t"/>
+              </v:shapetype>
+              <v:shape id="מחבר: מרפקי 209" o:spid="_x0000_s1026" type="#_x0000_t34" style="position:absolute;margin-left:318.05pt;margin-top:7pt;width:25.9pt;height:460.55pt;flip:x y;z-index:251822080;visibility:visible;mso-wrap-style:square;mso-width-percent:0;mso-height-percent:0;mso-wrap-distance-left:9pt;mso-wrap-distance-top:0;mso-wrap-distance-right:9pt;mso-wrap-distance-bottom:0;mso-position-horizontal:absolute;mso-position-horizontal-relative:text;mso-position-vertical:absolute;mso-position-vertical-relative:text;mso-width-percent:0;mso-height-percent:0;mso-width-relative:margin;mso-height-relative:margin" o:gfxdata="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" adj="-61888" strokecolor="#4472c4 [3204]" strokeweight=".5pt">
+                <v:stroke endarrow="block"/>
+              </v:shape>
+            </w:pict>
+          </mc:Fallback>
+        </mc:AlternateContent>
+      </w:r>
+      <w:r>
+        <w:rPr>
+          <w:noProof/>
+          <w:sz w:val="28"/>
+          <w:szCs w:val="28"/>
+          <w:rtl/>
+        </w:rPr>
+        <mc:AlternateContent>
+          <mc:Choice Requires="wps">
+            <w:drawing>
+              <wp:anchor distT="0" distB="0" distL="114300" distR="114300" simplePos="0" relativeHeight="251823104" behindDoc="0" locked="0" layoutInCell="1" allowOverlap="1" wp14:anchorId="79E5B803" wp14:editId="70E5EAD6">
+                <wp:simplePos x="0" y="0"/>
+                <wp:positionH relativeFrom="column">
+                  <wp:posOffset>937047</wp:posOffset>
+                </wp:positionH>
+                <wp:positionV relativeFrom="paragraph">
+                  <wp:posOffset>72813</wp:posOffset>
+                </wp:positionV>
+                <wp:extent cx="1154219" cy="4766310"/>
+                <wp:effectExtent l="342900" t="76200" r="0" b="34290"/>
+                <wp:wrapNone/>
+                <wp:docPr id="210" name="מחבר: מרפקי 210"/>
+                <wp:cNvGraphicFramePr/>
+                <a:graphic xmlns:a="http://schemas.openxmlformats.org/drawingml/2006/main">
+                  <a:graphicData uri="http://schemas.microsoft.com/office/word/2010/wordprocessingShape">
+                    <wps:wsp>
+                      <wps:cNvCnPr/>
+                      <wps:spPr>
+                        <a:xfrm flipV="1">
+                          <a:off x="0" y="0"/>
+                          <a:ext cx="1154219" cy="4766310"/>
+                        </a:xfrm>
+                        <a:prstGeom prst="bentConnector3">
+                          <a:avLst>
+                            <a:gd name="adj1" fmla="val -28105"/>
+                          </a:avLst>
+                        </a:prstGeom>
+                        <a:ln>
+                          <a:tailEnd type="triangle"/>
+                        </a:ln>
+                      </wps:spPr>
+                      <wps:style>
+                        <a:lnRef idx="1">
+                          <a:schemeClr val="accent1"/>
+                        </a:lnRef>
+                        <a:fillRef idx="0">
+                          <a:schemeClr val="accent1"/>
+                        </a:fillRef>
+                        <a:effectRef idx="0">
+                          <a:schemeClr val="accent1"/>
+                        </a:effectRef>
+                        <a:fontRef idx="minor">
+                          <a:schemeClr val="tx1"/>
+                        </a:fontRef>
+                      </wps:style>
+                      <wps:bodyPr/>
+                    </wps:wsp>
+                  </a:graphicData>
+                </a:graphic>
+                <wp14:sizeRelH relativeFrom="margin">
+                  <wp14:pctWidth>0</wp14:pctWidth>
+                </wp14:sizeRelH>
+                <wp14:sizeRelV relativeFrom="margin">
+                  <wp14:pctHeight>0</wp14:pctHeight>
+                </wp14:sizeRelV>
+              </wp:anchor>
+            </w:drawing>
+          </mc:Choice>
+          <mc:Fallback>
+            <w:pict>
+              <v:shape w14:anchorId="2BCE8F35" id="מחבר: מרפקי 210" o:spid="_x0000_s1026" type="#_x0000_t34" style="position:absolute;margin-left:73.8pt;margin-top:5.75pt;width:90.9pt;height:375.3pt;flip:y;z-index:251823104;visibility:visible;mso-wrap-style:square;mso-width-percent:0;mso-height-percent:0;mso-wrap-distance-left:9pt;mso-wrap-distance-top:0;mso-wrap-distance-right:9pt;mso-wrap-distance-bottom:0;mso-position-horizontal:absolute;mso-position-horizontal-relative:text;mso-position-vertical:absolute;mso-position-vertical-relative:text;mso-width-percent:0;mso-height-percent:0;mso-width-relative:margin;mso-height-relative:margin" o:gfxdata="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" adj="-6071" strokecolor="#4472c4 [3204]" strokeweight=".5pt">
+                <v:stroke endarrow="block"/>
+              </v:shape>
+            </w:pict>
+          </mc:Fallback>
+        </mc:AlternateContent>
+      </w:r>
+    </w:p>
+    <w:p>
+      <w:pPr>
+        <w:rPr>
+          <w:sz w:val="28"/>
+          <w:szCs w:val="28"/>
+          <w:rtl/>
+        </w:rPr>
+      </w:pPr>
+      <w:r>
+        <w:rPr>
+          <w:noProof/>
+          <w:sz w:val="28"/>
+          <w:szCs w:val="28"/>
+        </w:rPr>
+        <mc:AlternateContent>
+          <mc:Choice Requires="wps">
+            <w:drawing>
+              <wp:anchor distT="0" distB="0" distL="114300" distR="114300" simplePos="0" relativeHeight="251790336" behindDoc="0" locked="0" layoutInCell="1" allowOverlap="1" wp14:anchorId="5A8363B5" wp14:editId="17B0D0C0">
+                <wp:simplePos x="0" y="0"/>
+                <wp:positionH relativeFrom="margin">
+                  <wp:align>center</wp:align>
+                </wp:positionH>
+                <wp:positionV relativeFrom="paragraph">
+                  <wp:posOffset>749135</wp:posOffset>
                 </wp:positionV>
                 <wp:extent cx="1211580" cy="621030"/>
                 <wp:effectExtent l="9525" t="9525" r="36195" b="36195"/>
@@ -2414,7 +2170,23 @@
           </mc:Choice>
           <mc:Fallback>
             <w:pict>
-              <v:shape w14:anchorId="519DD095" id="חץ: ימינה 13" o:spid="_x0000_s1026" type="#_x0000_t13" style="position:absolute;left:0;text-align:left;margin-left:0;margin-top:4.85pt;width:95.4pt;height:48.9pt;rotation:-90;flip:y;z-index:251790336;visibility:visible;mso-wrap-style:square;mso-width-percent:0;mso-height-percent:0;mso-wrap-distance-left:9pt;mso-wrap-distance-top:0;mso-wrap-distance-right:9pt;mso-wrap-distance-bottom:0;mso-position-horizontal:center;mso-position-horizontal-relative:margin;mso-position-vertical:absolute;mso-position-vertical-relative:text;mso-width-percent:0;mso-height-percent:0;mso-width-relative:margin;mso-height-relative:margin;v-text-anchor:middle" o:gfxdata="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" adj="16064" fillcolor="#4472c4 [3204]" strokecolor="#1f3763 [1604]" strokeweight="1pt">
+              <v:shapetype w14:anchorId="1B4D5C38" id="_x0000_t13" coordsize="21600,21600" o:spt="13" adj="16200,5400" path="m@0,l@0@1,0@1,0@2@0@2@0,21600,21600,10800xe">
+                <v:stroke joinstyle="miter"/>
+                <v:formulas>
+                  <v:f eqn="val #0"/>
+                  <v:f eqn="val #1"/>
+                  <v:f eqn="sum height 0 #1"/>
+                  <v:f eqn="sum 10800 0 #1"/>
+                  <v:f eqn="sum width 0 #0"/>
+                  <v:f eqn="prod @4 @3 10800"/>
+                  <v:f eqn="sum width 0 @5"/>
+                </v:formulas>
+                <v:path o:connecttype="custom" o:connectlocs="@0,0;0,10800;@0,21600;21600,10800" o:connectangles="270,180,90,0" textboxrect="0,@1,@6,@2"/>
+                <v:handles>
+                  <v:h position="#0,#1" xrange="0,21600" yrange="0,10800"/>
+                </v:handles>
+              </v:shapetype>
+              <v:shape id="חץ: ימינה 13" o:spid="_x0000_s1026" type="#_x0000_t13" style="position:absolute;margin-left:0;margin-top:59pt;width:95.4pt;height:48.9pt;rotation:-90;flip:y;z-index:251790336;visibility:visible;mso-wrap-style:square;mso-width-percent:0;mso-height-percent:0;mso-wrap-distance-left:9pt;mso-wrap-distance-top:0;mso-wrap-distance-right:9pt;mso-wrap-distance-bottom:0;mso-position-horizontal:center;mso-position-horizontal-relative:margin;mso-position-vertical:absolute;mso-position-vertical-relative:text;mso-width-percent:0;mso-height-percent:0;mso-width-relative:margin;mso-height-relative:margin;v-text-anchor:middle" o:gfxdata="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" adj="16064" fillcolor="#4472c4 [3204]" strokecolor="#1f3763 [1604]" strokeweight="1pt">
                 <w10:wrap anchorx="margin"/>
               </v:shape>
             </w:pict>
@@ -2430,362 +2202,44 @@
           <w:rtl/>
         </w:rPr>
       </w:pPr>
+    </w:p>
+    <w:p>
+      <w:pPr>
+        <w:rPr>
+          <w:sz w:val="28"/>
+          <w:szCs w:val="28"/>
+          <w:rtl/>
+        </w:rPr>
+      </w:pPr>
+    </w:p>
+    <w:p>
+      <w:pPr>
+        <w:rPr>
+          <w:sz w:val="28"/>
+          <w:szCs w:val="28"/>
+          <w:rtl/>
+        </w:rPr>
+      </w:pPr>
       <w:r>
         <w:rPr>
           <w:noProof/>
           <w:sz w:val="28"/>
           <w:szCs w:val="28"/>
+          <w:rtl/>
         </w:rPr>
         <mc:AlternateContent>
           <mc:Choice Requires="wps">
             <w:drawing>
-              <wp:anchor distT="0" distB="0" distL="114300" distR="114300" simplePos="0" relativeHeight="251794432" behindDoc="0" locked="0" layoutInCell="1" allowOverlap="1" wp14:anchorId="3F82A74C" wp14:editId="1BF7BC81">
+              <wp:anchor distT="91440" distB="91440" distL="365760" distR="365760" simplePos="0" relativeHeight="251802624" behindDoc="0" locked="0" layoutInCell="1" allowOverlap="1" wp14:anchorId="5AB9EC9E" wp14:editId="24D05FEE">
                 <wp:simplePos x="0" y="0"/>
                 <wp:positionH relativeFrom="margin">
-                  <wp:posOffset>2108200</wp:posOffset>
-                </wp:positionH>
-                <wp:positionV relativeFrom="paragraph">
-                  <wp:posOffset>79375</wp:posOffset>
-                </wp:positionV>
-                <wp:extent cx="1634067" cy="1244600"/>
-                <wp:effectExtent l="0" t="0" r="23495" b="12700"/>
-                <wp:wrapNone/>
-                <wp:docPr id="134" name="אליפסה 134"/>
-                <wp:cNvGraphicFramePr/>
-                <a:graphic xmlns:a="http://schemas.openxmlformats.org/drawingml/2006/main">
-                  <a:graphicData uri="http://schemas.microsoft.com/office/word/2010/wordprocessingShape">
-                    <wps:wsp>
-                      <wps:cNvSpPr/>
-                      <wps:spPr>
-                        <a:xfrm>
-                          <a:off x="0" y="0"/>
-                          <a:ext cx="1634067" cy="1244600"/>
-                        </a:xfrm>
-                        <a:prstGeom prst="ellipse">
-                          <a:avLst/>
-                        </a:prstGeom>
-                      </wps:spPr>
-                      <wps:style>
-                        <a:lnRef idx="2">
-                          <a:schemeClr val="accent1">
-                            <a:shade val="50000"/>
-                          </a:schemeClr>
-                        </a:lnRef>
-                        <a:fillRef idx="1">
-                          <a:schemeClr val="accent1"/>
-                        </a:fillRef>
-                        <a:effectRef idx="0">
-                          <a:schemeClr val="accent1"/>
-                        </a:effectRef>
-                        <a:fontRef idx="minor">
-                          <a:schemeClr val="lt1"/>
-                        </a:fontRef>
-                      </wps:style>
-                      <wps:bodyPr rot="0" spcFirstLastPara="0" vertOverflow="overflow" horzOverflow="overflow" vert="horz" wrap="square" lIns="91440" tIns="45720" rIns="91440" bIns="45720" numCol="1" spcCol="0" rtlCol="1" fromWordArt="0" anchor="ctr" anchorCtr="0" forceAA="0" compatLnSpc="1">
-                        <a:prstTxWarp prst="textNoShape">
-                          <a:avLst/>
-                        </a:prstTxWarp>
-                        <a:noAutofit/>
-                      </wps:bodyPr>
-                    </wps:wsp>
-                  </a:graphicData>
-                </a:graphic>
-                <wp14:sizeRelH relativeFrom="margin">
-                  <wp14:pctWidth>0</wp14:pctWidth>
-                </wp14:sizeRelH>
-                <wp14:sizeRelV relativeFrom="margin">
-                  <wp14:pctHeight>0</wp14:pctHeight>
-                </wp14:sizeRelV>
-              </wp:anchor>
-            </w:drawing>
-          </mc:Choice>
-          <mc:Fallback>
-            <w:pict>
-              <v:oval w14:anchorId="759DA3EF" id="אליפסה 134" o:spid="_x0000_s1026" style="position:absolute;left:0;text-align:left;margin-left:166pt;margin-top:6.25pt;width:128.65pt;height:98pt;z-index:251794432;visibility:visible;mso-wrap-style:square;mso-width-percent:0;mso-height-percent:0;mso-wrap-distance-left:9pt;mso-wrap-distance-top:0;mso-wrap-distance-right:9pt;mso-wrap-distance-bottom:0;mso-position-horizontal:absolute;mso-position-horizontal-relative:margin;mso-position-vertical:absolute;mso-position-vertical-relative:text;mso-width-percent:0;mso-height-percent:0;mso-width-relative:margin;mso-height-relative:margin;v-text-anchor:middle" o:gfxdata="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" fillcolor="#4472c4 [3204]" strokecolor="#1f3763 [1604]" strokeweight="1pt">
-                <v:stroke joinstyle="miter"/>
-                <w10:wrap anchorx="margin"/>
-              </v:oval>
-            </w:pict>
-          </mc:Fallback>
-        </mc:AlternateContent>
-      </w:r>
-    </w:p>
-    <w:p>
-      <w:pPr>
-        <w:rPr>
-          <w:sz w:val="28"/>
-          <w:szCs w:val="28"/>
-          <w:rtl/>
-        </w:rPr>
-      </w:pPr>
-      <w:r>
-        <w:rPr>
-          <w:noProof/>
-          <w:sz w:val="28"/>
-          <w:szCs w:val="28"/>
-        </w:rPr>
-        <mc:AlternateContent>
-          <mc:Choice Requires="wps">
-            <w:drawing>
-              <wp:anchor distT="0" distB="0" distL="114300" distR="114300" simplePos="0" relativeHeight="251796480" behindDoc="0" locked="0" layoutInCell="1" allowOverlap="1" wp14:anchorId="69E77566" wp14:editId="48A31B03">
-                <wp:simplePos x="0" y="0"/>
-                <wp:positionH relativeFrom="margin">
-                  <wp:posOffset>2413000</wp:posOffset>
-                </wp:positionH>
-                <wp:positionV relativeFrom="paragraph">
-                  <wp:posOffset>8890</wp:posOffset>
-                </wp:positionV>
-                <wp:extent cx="948267" cy="668866"/>
-                <wp:effectExtent l="0" t="0" r="23495" b="17145"/>
-                <wp:wrapNone/>
-                <wp:docPr id="138" name="תיבת טקסט 138"/>
-                <wp:cNvGraphicFramePr/>
-                <a:graphic xmlns:a="http://schemas.openxmlformats.org/drawingml/2006/main">
-                  <a:graphicData uri="http://schemas.microsoft.com/office/word/2010/wordprocessingShape">
-                    <wps:wsp>
-                      <wps:cNvSpPr txBox="1"/>
-                      <wps:spPr>
-                        <a:xfrm>
-                          <a:off x="0" y="0"/>
-                          <a:ext cx="948267" cy="668866"/>
-                        </a:xfrm>
-                        <a:prstGeom prst="rect">
-                          <a:avLst/>
-                        </a:prstGeom>
-                        <a:solidFill>
-                          <a:sysClr val="window" lastClr="FFFFFF"/>
-                        </a:solidFill>
-                        <a:ln w="6350">
-                          <a:solidFill>
-                            <a:prstClr val="black"/>
-                          </a:solidFill>
-                        </a:ln>
-                      </wps:spPr>
-                      <wps:txbx>
-                        <w:txbxContent>
-                          <w:p>
-                            <w:pPr>
-                              <w:rPr>
-                                <w:rtl/>
-                              </w:rPr>
-                            </w:pPr>
-                            <w:r>
-                              <w:rPr>
-                                <w:rFonts w:hint="cs"/>
-                                <w:rtl/>
-                              </w:rPr>
-                              <w:t>ממתין לקלט למשך 30 שניות</w:t>
-                            </w:r>
-                          </w:p>
-                        </w:txbxContent>
-                      </wps:txbx>
-                      <wps:bodyPr rot="0" spcFirstLastPara="0" vertOverflow="overflow" horzOverflow="overflow" vert="horz" wrap="square" lIns="91440" tIns="45720" rIns="91440" bIns="45720" numCol="1" spcCol="0" rtlCol="1" fromWordArt="0" anchor="t" anchorCtr="0" forceAA="0" compatLnSpc="1">
-                        <a:prstTxWarp prst="textNoShape">
-                          <a:avLst/>
-                        </a:prstTxWarp>
-                        <a:noAutofit/>
-                      </wps:bodyPr>
-                    </wps:wsp>
-                  </a:graphicData>
-                </a:graphic>
-                <wp14:sizeRelH relativeFrom="margin">
-                  <wp14:pctWidth>0</wp14:pctWidth>
-                </wp14:sizeRelH>
-                <wp14:sizeRelV relativeFrom="margin">
-                  <wp14:pctHeight>0</wp14:pctHeight>
-                </wp14:sizeRelV>
-              </wp:anchor>
-            </w:drawing>
-          </mc:Choice>
-          <mc:Fallback>
-            <w:pict>
-              <v:shape w14:anchorId="69E77566" id="תיבת טקסט 138" o:spid="_x0000_s1033" type="#_x0000_t202" style="position:absolute;margin-left:190pt;margin-top:.7pt;width:74.65pt;height:52.65pt;z-index:251796480;visibility:visible;mso-wrap-style:square;mso-width-percent:0;mso-height-percent:0;mso-wrap-distance-left:9pt;mso-wrap-distance-top:0;mso-wrap-distance-right:9pt;mso-wrap-distance-bottom:0;mso-position-horizontal:absolute;mso-position-horizontal-relative:margin;mso-position-vertical:absolute;mso-position-vertical-relative:text;mso-width-percent:0;mso-height-percent:0;mso-width-relative:margin;mso-height-relative:margin;v-text-anchor:top" o:gfxdata="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" fillcolor="window" strokeweight=".5pt">
-                <v:textbox>
-                  <w:txbxContent>
-                    <w:p>
-                      <w:pPr>
-                        <w:rPr>
-                          <w:rtl/>
-                        </w:rPr>
-                      </w:pPr>
-                      <w:r>
-                        <w:rPr>
-                          <w:rFonts w:hint="cs"/>
-                          <w:rtl/>
-                        </w:rPr>
-                        <w:t>ממתין לקלט למשך 30 שניות</w:t>
-                      </w:r>
-                    </w:p>
-                  </w:txbxContent>
-                </v:textbox>
-                <w10:wrap anchorx="margin"/>
-              </v:shape>
-            </w:pict>
-          </mc:Fallback>
-        </mc:AlternateContent>
-      </w:r>
-    </w:p>
-    <w:p>
-      <w:pPr>
-        <w:rPr>
-          <w:sz w:val="28"/>
-          <w:szCs w:val="28"/>
-          <w:rtl/>
-        </w:rPr>
-      </w:pPr>
-      <w:r>
-        <w:rPr>
-          <w:noProof/>
-          <w:sz w:val="28"/>
-          <w:szCs w:val="28"/>
-          <w:rtl/>
-        </w:rPr>
-        <mc:AlternateContent>
-          <mc:Choice Requires="wps">
-            <w:drawing>
-              <wp:anchor distT="91440" distB="91440" distL="365760" distR="365760" simplePos="0" relativeHeight="251808768" behindDoc="0" locked="0" layoutInCell="1" allowOverlap="1" wp14:anchorId="1F9DA81B" wp14:editId="21ED723B">
-                <wp:simplePos x="0" y="0"/>
-                <wp:positionH relativeFrom="margin">
-                  <wp:posOffset>914400</wp:posOffset>
+                  <wp:posOffset>3779520</wp:posOffset>
                 </wp:positionH>
                 <wp:positionV relativeFrom="margin">
-                  <wp:posOffset>4834255</wp:posOffset>
-                </wp:positionV>
-                <wp:extent cx="1168400" cy="821055"/>
-                <wp:effectExtent l="0" t="0" r="0" b="0"/>
-                <wp:wrapTopAndBottom/>
-                <wp:docPr id="157" name="מלבן 157"/>
-                <wp:cNvGraphicFramePr/>
-                <a:graphic xmlns:a="http://schemas.openxmlformats.org/drawingml/2006/main">
-                  <a:graphicData uri="http://schemas.microsoft.com/office/word/2010/wordprocessingShape">
-                    <wps:wsp>
-                      <wps:cNvSpPr/>
-                      <wps:spPr>
-                        <a:xfrm flipH="1">
-                          <a:off x="0" y="0"/>
-                          <a:ext cx="1168400" cy="821055"/>
-                        </a:xfrm>
-                        <a:prstGeom prst="rect">
-                          <a:avLst/>
-                        </a:prstGeom>
-                        <a:noFill/>
-                        <a:ln>
-                          <a:noFill/>
-                        </a:ln>
-                      </wps:spPr>
-                      <wps:style>
-                        <a:lnRef idx="2">
-                          <a:schemeClr val="accent1">
-                            <a:shade val="50000"/>
-                          </a:schemeClr>
-                        </a:lnRef>
-                        <a:fillRef idx="1">
-                          <a:schemeClr val="accent1"/>
-                        </a:fillRef>
-                        <a:effectRef idx="0">
-                          <a:schemeClr val="accent1"/>
-                        </a:effectRef>
-                        <a:fontRef idx="minor">
-                          <a:schemeClr val="lt1"/>
-                        </a:fontRef>
-                      </wps:style>
-                      <wps:txbx>
-                        <w:txbxContent>
-                          <w:p>
-                            <w:pPr>
-                              <w:pStyle w:val="a7"/>
-                              <w:spacing w:before="240"/>
-                              <w:rPr>
-                                <w:color w:val="4472C4" w:themeColor="accent1"/>
-                                <w:sz w:val="28"/>
-                                <w:szCs w:val="28"/>
-                              </w:rPr>
-                            </w:pPr>
-                            <w:r>
-                              <w:rPr>
-                                <w:rFonts w:hint="cs"/>
-                                <w:color w:val="4472C4" w:themeColor="accent1"/>
-                                <w:sz w:val="28"/>
-                                <w:szCs w:val="28"/>
-                                <w:rtl/>
-                              </w:rPr>
-                              <w:t>הוקלדה המילה הנכונה?</w:t>
-                            </w:r>
-                          </w:p>
-                        </w:txbxContent>
-                      </wps:txbx>
-                      <wps:bodyPr rot="0" spcFirstLastPara="0" vertOverflow="overflow" horzOverflow="overflow" vert="horz" wrap="square" lIns="137160" tIns="0" rIns="137160" bIns="0" numCol="1" spcCol="0" rtlCol="0" fromWordArt="0" anchor="t" anchorCtr="0" forceAA="0" compatLnSpc="1">
-                        <a:prstTxWarp prst="textNoShape">
-                          <a:avLst/>
-                        </a:prstTxWarp>
-                        <a:noAutofit/>
-                      </wps:bodyPr>
-                    </wps:wsp>
-                  </a:graphicData>
-                </a:graphic>
-                <wp14:sizeRelH relativeFrom="margin">
-                  <wp14:pctWidth>0</wp14:pctWidth>
-                </wp14:sizeRelH>
-                <wp14:sizeRelV relativeFrom="margin">
-                  <wp14:pctHeight>0</wp14:pctHeight>
-                </wp14:sizeRelV>
-              </wp:anchor>
-            </w:drawing>
-          </mc:Choice>
-          <mc:Fallback>
-            <w:pict>
-              <v:rect w14:anchorId="1F9DA81B" id="מלבן 157" o:spid="_x0000_s1034" style="position:absolute;margin-left:1in;margin-top:380.65pt;width:92pt;height:64.65pt;flip:x;z-index:251808768;visibility:visible;mso-wrap-style:square;mso-width-percent:0;mso-height-percent:0;mso-wrap-distance-left:28.8pt;mso-wrap-distance-top:7.2pt;mso-wrap-distance-right:28.8pt;mso-wrap-distance-bottom:7.2pt;mso-position-horizontal:absolute;mso-position-horizontal-relative:margin;mso-position-vertical:absolute;mso-position-vertical-relative:margin;mso-width-percent:0;mso-height-percent:0;mso-width-relative:margin;mso-height-relative:margin;v-text-anchor:top" o:gfxdata="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" filled="f" stroked="f" strokeweight="1pt">
-                <v:textbox inset="10.8pt,0,10.8pt,0">
-                  <w:txbxContent>
-                    <w:p>
-                      <w:pPr>
-                        <w:pStyle w:val="a7"/>
-                        <w:spacing w:before="240"/>
-                        <w:rPr>
-                          <w:color w:val="4472C4" w:themeColor="accent1"/>
-                          <w:sz w:val="28"/>
-                          <w:szCs w:val="28"/>
-                        </w:rPr>
-                      </w:pPr>
-                      <w:r>
-                        <w:rPr>
-                          <w:rFonts w:hint="cs"/>
-                          <w:color w:val="4472C4" w:themeColor="accent1"/>
-                          <w:sz w:val="28"/>
-                          <w:szCs w:val="28"/>
-                          <w:rtl/>
-                        </w:rPr>
-                        <w:t>הוקלדה המילה הנכונה?</w:t>
-                      </w:r>
-                    </w:p>
-                  </w:txbxContent>
-                </v:textbox>
-                <w10:wrap type="topAndBottom" anchorx="margin" anchory="margin"/>
-              </v:rect>
-            </w:pict>
-          </mc:Fallback>
-        </mc:AlternateContent>
-      </w:r>
-      <w:r>
-        <w:rPr>
-          <w:noProof/>
-          <w:sz w:val="28"/>
-          <w:szCs w:val="28"/>
-          <w:rtl/>
-        </w:rPr>
-        <mc:AlternateContent>
-          <mc:Choice Requires="wps">
-            <w:drawing>
-              <wp:anchor distT="91440" distB="91440" distL="365760" distR="365760" simplePos="0" relativeHeight="251802624" behindDoc="0" locked="0" layoutInCell="1" allowOverlap="1" wp14:anchorId="5AB9EC9E" wp14:editId="17A35E03">
-                <wp:simplePos x="0" y="0"/>
-                <wp:positionH relativeFrom="margin">
-                  <wp:posOffset>3775922</wp:posOffset>
-                </wp:positionH>
-                <wp:positionV relativeFrom="margin">
-                  <wp:posOffset>4867910</wp:posOffset>
+                  <wp:posOffset>5158740</wp:posOffset>
                 </wp:positionV>
                 <wp:extent cx="914400" cy="600710"/>
-                <wp:effectExtent l="0" t="0" r="0" b="8890"/>
+                <wp:effectExtent l="0" t="95250" r="0" b="104140"/>
                 <wp:wrapTopAndBottom/>
                 <wp:docPr id="151" name="מלבן 151"/>
                 <wp:cNvGraphicFramePr/>
@@ -2794,7 +2248,7 @@
                     <wps:wsp>
                       <wps:cNvSpPr/>
                       <wps:spPr>
-                        <a:xfrm flipH="1">
+                        <a:xfrm rot="20904714" flipH="1">
                           <a:off x="0" y="0"/>
                           <a:ext cx="914400" cy="600710"/>
                         </a:xfrm>
@@ -2867,7 +2321,7 @@
           </mc:Choice>
           <mc:Fallback>
             <w:pict>
-              <v:rect w14:anchorId="5AB9EC9E" id="מלבן 151" o:spid="_x0000_s1035" style="position:absolute;margin-left:297.3pt;margin-top:383.3pt;width:1in;height:47.3pt;flip:x;z-index:251802624;visibility:visible;mso-wrap-style:square;mso-width-percent:0;mso-height-percent:0;mso-wrap-distance-left:28.8pt;mso-wrap-distance-top:7.2pt;mso-wrap-distance-right:28.8pt;mso-wrap-distance-bottom:7.2pt;mso-position-horizontal:absolute;mso-position-horizontal-relative:margin;mso-position-vertical:absolute;mso-position-vertical-relative:margin;mso-width-percent:0;mso-height-percent:0;mso-width-relative:margin;mso-height-relative:margin;v-text-anchor:top" o:gfxdata="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" filled="f" stroked="f" strokeweight="1pt">
+              <v:rect w14:anchorId="5AB9EC9E" id="מלבן 151" o:spid="_x0000_s1031" style="position:absolute;margin-left:297.6pt;margin-top:406.2pt;width:1in;height:47.3pt;rotation:759438fd;flip:x;z-index:251802624;visibility:visible;mso-wrap-style:square;mso-width-percent:0;mso-height-percent:0;mso-wrap-distance-left:28.8pt;mso-wrap-distance-top:7.2pt;mso-wrap-distance-right:28.8pt;mso-wrap-distance-bottom:7.2pt;mso-position-horizontal:absolute;mso-position-horizontal-relative:margin;mso-position-vertical:absolute;mso-position-vertical-relative:margin;mso-width-percent:0;mso-height-percent:0;mso-width-relative:margin;mso-height-relative:margin;v-text-anchor:top" o:gfxdata="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" filled="f" stroked="f" strokeweight="1pt">
                 <v:textbox inset="10.8pt,0,10.8pt,0">
                   <w:txbxContent>
                     <w:p>
@@ -2908,13 +2362,431 @@
         <mc:AlternateContent>
           <mc:Choice Requires="wps">
             <w:drawing>
-              <wp:anchor distT="0" distB="0" distL="114300" distR="114300" simplePos="0" relativeHeight="251798528" behindDoc="0" locked="0" layoutInCell="1" allowOverlap="1" wp14:anchorId="5550AB98" wp14:editId="08D81803">
+              <wp:anchor distT="0" distB="0" distL="114300" distR="114300" simplePos="0" relativeHeight="251794432" behindDoc="0" locked="0" layoutInCell="1" allowOverlap="1" wp14:anchorId="3F82A74C" wp14:editId="3D6B39F7">
                 <wp:simplePos x="0" y="0"/>
                 <wp:positionH relativeFrom="margin">
-                  <wp:posOffset>1673436</wp:posOffset>
+                  <wp:posOffset>2108200</wp:posOffset>
                 </wp:positionH>
                 <wp:positionV relativeFrom="paragraph">
-                  <wp:posOffset>836930</wp:posOffset>
+                  <wp:posOffset>79375</wp:posOffset>
+                </wp:positionV>
+                <wp:extent cx="1634067" cy="1244600"/>
+                <wp:effectExtent l="0" t="0" r="23495" b="12700"/>
+                <wp:wrapNone/>
+                <wp:docPr id="134" name="אליפסה 134"/>
+                <wp:cNvGraphicFramePr/>
+                <a:graphic xmlns:a="http://schemas.openxmlformats.org/drawingml/2006/main">
+                  <a:graphicData uri="http://schemas.microsoft.com/office/word/2010/wordprocessingShape">
+                    <wps:wsp>
+                      <wps:cNvSpPr/>
+                      <wps:spPr>
+                        <a:xfrm>
+                          <a:off x="0" y="0"/>
+                          <a:ext cx="1634067" cy="1244600"/>
+                        </a:xfrm>
+                        <a:prstGeom prst="ellipse">
+                          <a:avLst/>
+                        </a:prstGeom>
+                      </wps:spPr>
+                      <wps:style>
+                        <a:lnRef idx="2">
+                          <a:schemeClr val="accent1">
+                            <a:shade val="50000"/>
+                          </a:schemeClr>
+                        </a:lnRef>
+                        <a:fillRef idx="1">
+                          <a:schemeClr val="accent1"/>
+                        </a:fillRef>
+                        <a:effectRef idx="0">
+                          <a:schemeClr val="accent1"/>
+                        </a:effectRef>
+                        <a:fontRef idx="minor">
+                          <a:schemeClr val="lt1"/>
+                        </a:fontRef>
+                      </wps:style>
+                      <wps:bodyPr rot="0" spcFirstLastPara="0" vertOverflow="overflow" horzOverflow="overflow" vert="horz" wrap="square" lIns="91440" tIns="45720" rIns="91440" bIns="45720" numCol="1" spcCol="0" rtlCol="1" fromWordArt="0" anchor="ctr" anchorCtr="0" forceAA="0" compatLnSpc="1">
+                        <a:prstTxWarp prst="textNoShape">
+                          <a:avLst/>
+                        </a:prstTxWarp>
+                        <a:noAutofit/>
+                      </wps:bodyPr>
+                    </wps:wsp>
+                  </a:graphicData>
+                </a:graphic>
+                <wp14:sizeRelH relativeFrom="margin">
+                  <wp14:pctWidth>0</wp14:pctWidth>
+                </wp14:sizeRelH>
+                <wp14:sizeRelV relativeFrom="margin">
+                  <wp14:pctHeight>0</wp14:pctHeight>
+                </wp14:sizeRelV>
+              </wp:anchor>
+            </w:drawing>
+          </mc:Choice>
+          <mc:Fallback>
+            <w:pict>
+              <v:oval w14:anchorId="33B6C223" id="אליפסה 134" o:spid="_x0000_s1026" style="position:absolute;margin-left:166pt;margin-top:6.25pt;width:128.65pt;height:98pt;z-index:251794432;visibility:visible;mso-wrap-style:square;mso-width-percent:0;mso-height-percent:0;mso-wrap-distance-left:9pt;mso-wrap-distance-top:0;mso-wrap-distance-right:9pt;mso-wrap-distance-bottom:0;mso-position-horizontal:absolute;mso-position-horizontal-relative:margin;mso-position-vertical:absolute;mso-position-vertical-relative:text;mso-width-percent:0;mso-height-percent:0;mso-width-relative:margin;mso-height-relative:margin;v-text-anchor:middle" o:gfxdata="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" fillcolor="#4472c4 [3204]" strokecolor="#1f3763 [1604]" strokeweight="1pt">
+                <v:stroke joinstyle="miter"/>
+                <w10:wrap anchorx="margin"/>
+              </v:oval>
+            </w:pict>
+          </mc:Fallback>
+        </mc:AlternateContent>
+      </w:r>
+    </w:p>
+    <w:p>
+      <w:pPr>
+        <w:rPr>
+          <w:sz w:val="28"/>
+          <w:szCs w:val="28"/>
+          <w:rtl/>
+        </w:rPr>
+      </w:pPr>
+      <w:r>
+        <w:rPr>
+          <w:noProof/>
+          <w:sz w:val="28"/>
+          <w:szCs w:val="28"/>
+        </w:rPr>
+        <mc:AlternateContent>
+          <mc:Choice Requires="wps">
+            <w:drawing>
+              <wp:anchor distT="0" distB="0" distL="114300" distR="114300" simplePos="0" relativeHeight="251796480" behindDoc="0" locked="0" layoutInCell="1" allowOverlap="1" wp14:anchorId="69E77566" wp14:editId="64F2E1CF">
+                <wp:simplePos x="0" y="0"/>
+                <wp:positionH relativeFrom="margin">
+                  <wp:posOffset>2413000</wp:posOffset>
+                </wp:positionH>
+                <wp:positionV relativeFrom="paragraph">
+                  <wp:posOffset>8890</wp:posOffset>
+                </wp:positionV>
+                <wp:extent cx="948267" cy="668866"/>
+                <wp:effectExtent l="0" t="0" r="23495" b="17145"/>
+                <wp:wrapNone/>
+                <wp:docPr id="138" name="תיבת טקסט 138"/>
+                <wp:cNvGraphicFramePr/>
+                <a:graphic xmlns:a="http://schemas.openxmlformats.org/drawingml/2006/main">
+                  <a:graphicData uri="http://schemas.microsoft.com/office/word/2010/wordprocessingShape">
+                    <wps:wsp>
+                      <wps:cNvSpPr txBox="1"/>
+                      <wps:spPr>
+                        <a:xfrm>
+                          <a:off x="0" y="0"/>
+                          <a:ext cx="948267" cy="668866"/>
+                        </a:xfrm>
+                        <a:prstGeom prst="rect">
+                          <a:avLst/>
+                        </a:prstGeom>
+                        <a:solidFill>
+                          <a:sysClr val="window" lastClr="FFFFFF"/>
+                        </a:solidFill>
+                        <a:ln w="6350">
+                          <a:solidFill>
+                            <a:prstClr val="black"/>
+                          </a:solidFill>
+                        </a:ln>
+                      </wps:spPr>
+                      <wps:txbx>
+                        <w:txbxContent>
+                          <w:p>
+                            <w:pPr>
+                              <w:rPr>
+                                <w:rtl/>
+                              </w:rPr>
+                            </w:pPr>
+                            <w:r>
+                              <w:rPr>
+                                <w:rFonts w:hint="cs"/>
+                                <w:rtl/>
+                              </w:rPr>
+                              <w:t>ממתין לקלט למשך 30 שניות</w:t>
+                            </w:r>
+                          </w:p>
+                        </w:txbxContent>
+                      </wps:txbx>
+                      <wps:bodyPr rot="0" spcFirstLastPara="0" vertOverflow="overflow" horzOverflow="overflow" vert="horz" wrap="square" lIns="91440" tIns="45720" rIns="91440" bIns="45720" numCol="1" spcCol="0" rtlCol="1" fromWordArt="0" anchor="t" anchorCtr="0" forceAA="0" compatLnSpc="1">
+                        <a:prstTxWarp prst="textNoShape">
+                          <a:avLst/>
+                        </a:prstTxWarp>
+                        <a:noAutofit/>
+                      </wps:bodyPr>
+                    </wps:wsp>
+                  </a:graphicData>
+                </a:graphic>
+                <wp14:sizeRelH relativeFrom="margin">
+                  <wp14:pctWidth>0</wp14:pctWidth>
+                </wp14:sizeRelH>
+                <wp14:sizeRelV relativeFrom="margin">
+                  <wp14:pctHeight>0</wp14:pctHeight>
+                </wp14:sizeRelV>
+              </wp:anchor>
+            </w:drawing>
+          </mc:Choice>
+          <mc:Fallback>
+            <w:pict>
+              <v:shape w14:anchorId="69E77566" id="תיבת טקסט 138" o:spid="_x0000_s1032" type="#_x0000_t202" style="position:absolute;margin-left:190pt;margin-top:.7pt;width:74.65pt;height:52.65pt;z-index:251796480;visibility:visible;mso-wrap-style:square;mso-width-percent:0;mso-height-percent:0;mso-wrap-distance-left:9pt;mso-wrap-distance-top:0;mso-wrap-distance-right:9pt;mso-wrap-distance-bottom:0;mso-position-horizontal:absolute;mso-position-horizontal-relative:margin;mso-position-vertical:absolute;mso-position-vertical-relative:text;mso-width-percent:0;mso-height-percent:0;mso-width-relative:margin;mso-height-relative:margin;v-text-anchor:top" o:gfxdata="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" fillcolor="window" strokeweight=".5pt">
+                <v:textbox>
+                  <w:txbxContent>
+                    <w:p>
+                      <w:pPr>
+                        <w:rPr>
+                          <w:rtl/>
+                        </w:rPr>
+                      </w:pPr>
+                      <w:r>
+                        <w:rPr>
+                          <w:rFonts w:hint="cs"/>
+                          <w:rtl/>
+                        </w:rPr>
+                        <w:t>ממתין לקלט למשך 30 שניות</w:t>
+                      </w:r>
+                    </w:p>
+                  </w:txbxContent>
+                </v:textbox>
+                <w10:wrap anchorx="margin"/>
+              </v:shape>
+            </w:pict>
+          </mc:Fallback>
+        </mc:AlternateContent>
+      </w:r>
+    </w:p>
+    <w:p>
+      <w:pPr>
+        <w:rPr>
+          <w:sz w:val="28"/>
+          <w:szCs w:val="28"/>
+          <w:rtl/>
+        </w:rPr>
+      </w:pPr>
+      <w:r>
+        <w:rPr>
+          <w:noProof/>
+          <w:sz w:val="28"/>
+          <w:szCs w:val="28"/>
+          <w:rtl/>
+        </w:rPr>
+        <mc:AlternateContent>
+          <mc:Choice Requires="wps">
+            <w:drawing>
+              <wp:anchor distT="91440" distB="91440" distL="365760" distR="365760" simplePos="0" relativeHeight="251808768" behindDoc="0" locked="0" layoutInCell="1" allowOverlap="1" wp14:anchorId="1F9DA81B" wp14:editId="555A655A">
+                <wp:simplePos x="0" y="0"/>
+                <wp:positionH relativeFrom="margin">
+                  <wp:posOffset>914400</wp:posOffset>
+                </wp:positionH>
+                <wp:positionV relativeFrom="margin">
+                  <wp:posOffset>4834255</wp:posOffset>
+                </wp:positionV>
+                <wp:extent cx="1168400" cy="821055"/>
+                <wp:effectExtent l="0" t="0" r="12700" b="17145"/>
+                <wp:wrapTopAndBottom/>
+                <wp:docPr id="157" name="מלבן 157"/>
+                <wp:cNvGraphicFramePr/>
+                <a:graphic xmlns:a="http://schemas.openxmlformats.org/drawingml/2006/main">
+                  <a:graphicData uri="http://schemas.microsoft.com/office/word/2010/wordprocessingShape">
+                    <wps:wsp>
+                      <wps:cNvSpPr/>
+                      <wps:spPr>
+                        <a:xfrm flipH="1">
+                          <a:off x="0" y="0"/>
+                          <a:ext cx="1168400" cy="821055"/>
+                        </a:xfrm>
+                        <a:prstGeom prst="rect">
+                          <a:avLst/>
+                        </a:prstGeom>
+                        <a:ln/>
+                      </wps:spPr>
+                      <wps:style>
+                        <a:lnRef idx="2">
+                          <a:schemeClr val="dk1"/>
+                        </a:lnRef>
+                        <a:fillRef idx="1">
+                          <a:schemeClr val="lt1"/>
+                        </a:fillRef>
+                        <a:effectRef idx="0">
+                          <a:schemeClr val="dk1"/>
+                        </a:effectRef>
+                        <a:fontRef idx="minor">
+                          <a:schemeClr val="dk1"/>
+                        </a:fontRef>
+                      </wps:style>
+                      <wps:txbx>
+                        <w:txbxContent>
+                          <w:p>
+                            <w:pPr>
+                              <w:pStyle w:val="a7"/>
+                              <w:spacing w:before="240"/>
+                              <w:rPr>
+                                <w:color w:val="4472C4" w:themeColor="accent1"/>
+                                <w:sz w:val="28"/>
+                                <w:szCs w:val="28"/>
+                              </w:rPr>
+                            </w:pPr>
+                            <w:r>
+                              <w:rPr>
+                                <w:rFonts w:hint="cs"/>
+                                <w:color w:val="4472C4" w:themeColor="accent1"/>
+                                <w:sz w:val="28"/>
+                                <w:szCs w:val="28"/>
+                                <w:rtl/>
+                              </w:rPr>
+                              <w:t>הוקלדה המילה הנכונה?</w:t>
+                            </w:r>
+                          </w:p>
+                        </w:txbxContent>
+                      </wps:txbx>
+                      <wps:bodyPr rot="0" spcFirstLastPara="0" vertOverflow="overflow" horzOverflow="overflow" vert="horz" wrap="square" lIns="137160" tIns="0" rIns="137160" bIns="0" numCol="1" spcCol="0" rtlCol="0" fromWordArt="0" anchor="t" anchorCtr="0" forceAA="0" compatLnSpc="1">
+                        <a:prstTxWarp prst="textNoShape">
+                          <a:avLst/>
+                        </a:prstTxWarp>
+                        <a:noAutofit/>
+                      </wps:bodyPr>
+                    </wps:wsp>
+                  </a:graphicData>
+                </a:graphic>
+                <wp14:sizeRelH relativeFrom="margin">
+                  <wp14:pctWidth>0</wp14:pctWidth>
+                </wp14:sizeRelH>
+                <wp14:sizeRelV relativeFrom="margin">
+                  <wp14:pctHeight>0</wp14:pctHeight>
+                </wp14:sizeRelV>
+              </wp:anchor>
+            </w:drawing>
+          </mc:Choice>
+          <mc:Fallback>
+            <w:pict>
+              <v:rect w14:anchorId="1F9DA81B" id="מלבן 157" o:spid="_x0000_s1033" style="position:absolute;margin-left:1in;margin-top:380.65pt;width:92pt;height:64.65pt;flip:x;z-index:251808768;visibility:visible;mso-wrap-style:square;mso-width-percent:0;mso-height-percent:0;mso-wrap-distance-left:28.8pt;mso-wrap-distance-top:7.2pt;mso-wrap-distance-right:28.8pt;mso-wrap-distance-bottom:7.2pt;mso-position-horizontal:absolute;mso-position-horizontal-relative:margin;mso-position-vertical:absolute;mso-position-vertical-relative:margin;mso-width-percent:0;mso-height-percent:0;mso-width-relative:margin;mso-height-relative:margin;v-text-anchor:top" o:gfxdata="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" fillcolor="white [3201]" strokecolor="black [3200]" strokeweight="1pt">
+                <v:textbox inset="10.8pt,0,10.8pt,0">
+                  <w:txbxContent>
+                    <w:p>
+                      <w:pPr>
+                        <w:pStyle w:val="a7"/>
+                        <w:spacing w:before="240"/>
+                        <w:rPr>
+                          <w:color w:val="4472C4" w:themeColor="accent1"/>
+                          <w:sz w:val="28"/>
+                          <w:szCs w:val="28"/>
+                        </w:rPr>
+                      </w:pPr>
+                      <w:r>
+                        <w:rPr>
+                          <w:rFonts w:hint="cs"/>
+                          <w:color w:val="4472C4" w:themeColor="accent1"/>
+                          <w:sz w:val="28"/>
+                          <w:szCs w:val="28"/>
+                          <w:rtl/>
+                        </w:rPr>
+                        <w:t>הוקלדה המילה הנכונה?</w:t>
+                      </w:r>
+                    </w:p>
+                  </w:txbxContent>
+                </v:textbox>
+                <w10:wrap type="topAndBottom" anchorx="margin" anchory="margin"/>
+              </v:rect>
+            </w:pict>
+          </mc:Fallback>
+        </mc:AlternateContent>
+      </w:r>
+    </w:p>
+    <w:p>
+      <w:pPr>
+        <w:rPr>
+          <w:sz w:val="28"/>
+          <w:szCs w:val="28"/>
+          <w:rtl/>
+        </w:rPr>
+      </w:pPr>
+      <w:r>
+        <w:rPr>
+          <w:noProof/>
+          <w:sz w:val="28"/>
+          <w:szCs w:val="28"/>
+        </w:rPr>
+        <mc:AlternateContent>
+          <mc:Choice Requires="wps">
+            <w:drawing>
+              <wp:anchor distT="0" distB="0" distL="114300" distR="114300" simplePos="0" relativeHeight="251800576" behindDoc="0" locked="0" layoutInCell="1" allowOverlap="1" wp14:anchorId="7BA33534" wp14:editId="7B57ABA3">
+                <wp:simplePos x="0" y="0"/>
+                <wp:positionH relativeFrom="margin">
+                  <wp:posOffset>3264844</wp:posOffset>
+                </wp:positionH>
+                <wp:positionV relativeFrom="paragraph">
+                  <wp:posOffset>423151</wp:posOffset>
+                </wp:positionV>
+                <wp:extent cx="1211580" cy="621030"/>
+                <wp:effectExtent l="142875" t="9525" r="131445" b="0"/>
+                <wp:wrapNone/>
+                <wp:docPr id="149" name="חץ: ימינה 149"/>
+                <wp:cNvGraphicFramePr/>
+                <a:graphic xmlns:a="http://schemas.openxmlformats.org/drawingml/2006/main">
+                  <a:graphicData uri="http://schemas.microsoft.com/office/word/2010/wordprocessingShape">
+                    <wps:wsp>
+                      <wps:cNvSpPr/>
+                      <wps:spPr>
+                        <a:xfrm rot="3322319" flipV="1">
+                          <a:off x="0" y="0"/>
+                          <a:ext cx="1211580" cy="621030"/>
+                        </a:xfrm>
+                        <a:prstGeom prst="rightArrow">
+                          <a:avLst/>
+                        </a:prstGeom>
+                      </wps:spPr>
+                      <wps:style>
+                        <a:lnRef idx="2">
+                          <a:schemeClr val="accent1">
+                            <a:shade val="50000"/>
+                          </a:schemeClr>
+                        </a:lnRef>
+                        <a:fillRef idx="1">
+                          <a:schemeClr val="accent1"/>
+                        </a:fillRef>
+                        <a:effectRef idx="0">
+                          <a:schemeClr val="accent1"/>
+                        </a:effectRef>
+                        <a:fontRef idx="minor">
+                          <a:schemeClr val="lt1"/>
+                        </a:fontRef>
+                      </wps:style>
+                      <wps:bodyPr rot="0" spcFirstLastPara="0" vertOverflow="overflow" horzOverflow="overflow" vert="horz" wrap="square" lIns="91440" tIns="45720" rIns="91440" bIns="45720" numCol="1" spcCol="0" rtlCol="1" fromWordArt="0" anchor="ctr" anchorCtr="0" forceAA="0" compatLnSpc="1">
+                        <a:prstTxWarp prst="textNoShape">
+                          <a:avLst/>
+                        </a:prstTxWarp>
+                        <a:noAutofit/>
+                      </wps:bodyPr>
+                    </wps:wsp>
+                  </a:graphicData>
+                </a:graphic>
+                <wp14:sizeRelH relativeFrom="margin">
+                  <wp14:pctWidth>0</wp14:pctWidth>
+                </wp14:sizeRelH>
+                <wp14:sizeRelV relativeFrom="margin">
+                  <wp14:pctHeight>0</wp14:pctHeight>
+                </wp14:sizeRelV>
+              </wp:anchor>
+            </w:drawing>
+          </mc:Choice>
+          <mc:Fallback>
+            <w:pict>
+              <v:shape w14:anchorId="1B588118" id="חץ: ימינה 149" o:spid="_x0000_s1026" type="#_x0000_t13" style="position:absolute;margin-left:257.05pt;margin-top:33.3pt;width:95.4pt;height:48.9pt;rotation:-3628858fd;flip:y;z-index:251800576;visibility:visible;mso-wrap-style:square;mso-width-percent:0;mso-height-percent:0;mso-wrap-distance-left:9pt;mso-wrap-distance-top:0;mso-wrap-distance-right:9pt;mso-wrap-distance-bottom:0;mso-position-horizontal:absolute;mso-position-horizontal-relative:margin;mso-position-vertical:absolute;mso-position-vertical-relative:text;mso-width-percent:0;mso-height-percent:0;mso-width-relative:margin;mso-height-relative:margin;v-text-anchor:middle" o:gfxdata="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" adj="16064" fillcolor="#4472c4 [3204]" strokecolor="#1f3763 [1604]" strokeweight="1pt">
+                <w10:wrap anchorx="margin"/>
+              </v:shape>
+            </w:pict>
+          </mc:Fallback>
+        </mc:AlternateContent>
+      </w:r>
+      <w:r>
+        <w:rPr>
+          <w:noProof/>
+          <w:sz w:val="28"/>
+          <w:szCs w:val="28"/>
+        </w:rPr>
+        <mc:AlternateContent>
+          <mc:Choice Requires="wps">
+            <w:drawing>
+              <wp:anchor distT="0" distB="0" distL="114300" distR="114300" simplePos="0" relativeHeight="251798528" behindDoc="0" locked="0" layoutInCell="1" allowOverlap="1" wp14:anchorId="5550AB98" wp14:editId="15BF36FA">
+                <wp:simplePos x="0" y="0"/>
+                <wp:positionH relativeFrom="margin">
+                  <wp:posOffset>1452825</wp:posOffset>
+                </wp:positionH>
+                <wp:positionV relativeFrom="paragraph">
+                  <wp:posOffset>495383</wp:posOffset>
                 </wp:positionV>
                 <wp:extent cx="1211580" cy="621030"/>
                 <wp:effectExtent l="104775" t="28575" r="131445" b="0"/>
@@ -2970,390 +2842,39 @@
           </mc:Choice>
           <mc:Fallback>
             <w:pict>
-              <v:shape w14:anchorId="24507ED6" id="חץ: ימינה 147" o:spid="_x0000_s1026" type="#_x0000_t13" style="position:absolute;left:0;text-align:left;margin-left:131.75pt;margin-top:65.9pt;width:95.4pt;height:48.9pt;rotation:-7742664fd;flip:y;z-index:251798528;visibility:visible;mso-wrap-style:square;mso-width-percent:0;mso-height-percent:0;mso-wrap-distance-left:9pt;mso-wrap-distance-top:0;mso-wrap-distance-right:9pt;mso-wrap-distance-bottom:0;mso-position-horizontal:absolute;mso-position-horizontal-relative:margin;mso-position-vertical:absolute;mso-position-vertical-relative:text;mso-width-percent:0;mso-height-percent:0;mso-width-relative:margin;mso-height-relative:margin;v-text-anchor:middle" o:gfxdata="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" adj="16064" fillcolor="#4472c4 [3204]" strokecolor="#1f3763 [1604]" strokeweight="1pt">
+              <v:shape w14:anchorId="5407D305" id="חץ: ימינה 147" o:spid="_x0000_s1026" type="#_x0000_t13" style="position:absolute;margin-left:114.4pt;margin-top:39pt;width:95.4pt;height:48.9pt;rotation:-7742664fd;flip:y;z-index:251798528;visibility:visible;mso-wrap-style:square;mso-width-percent:0;mso-height-percent:0;mso-wrap-distance-left:9pt;mso-wrap-distance-top:0;mso-wrap-distance-right:9pt;mso-wrap-distance-bottom:0;mso-position-horizontal:absolute;mso-position-horizontal-relative:margin;mso-position-vertical:absolute;mso-position-vertical-relative:text;mso-width-percent:0;mso-height-percent:0;mso-width-relative:margin;mso-height-relative:margin;v-text-anchor:middle" o:gfxdata="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" adj="16064" fillcolor="#4472c4 [3204]" strokecolor="#1f3763 [1604]" strokeweight="1pt">
                 <w10:wrap anchorx="margin"/>
               </v:shape>
             </w:pict>
           </mc:Fallback>
         </mc:AlternateContent>
       </w:r>
+    </w:p>
+    <w:p>
+      <w:pPr>
+        <w:rPr>
+          <w:sz w:val="28"/>
+          <w:szCs w:val="28"/>
+          <w:rtl/>
+        </w:rPr>
+      </w:pPr>
       <w:r>
         <w:rPr>
           <w:noProof/>
           <w:sz w:val="28"/>
           <w:szCs w:val="28"/>
         </w:rPr>
+        <w:lastRenderedPageBreak/>
         <mc:AlternateContent>
           <mc:Choice Requires="wps">
             <w:drawing>
-              <wp:anchor distT="0" distB="0" distL="114300" distR="114300" simplePos="0" relativeHeight="251800576" behindDoc="0" locked="0" layoutInCell="1" allowOverlap="1" wp14:anchorId="7BA33534" wp14:editId="4999DC62">
+              <wp:anchor distT="0" distB="0" distL="114300" distR="114300" simplePos="0" relativeHeight="251812864" behindDoc="0" locked="0" layoutInCell="1" allowOverlap="1" wp14:anchorId="6234AA35" wp14:editId="245666C1">
                 <wp:simplePos x="0" y="0"/>
                 <wp:positionH relativeFrom="margin">
-                  <wp:posOffset>2979630</wp:posOffset>
+                  <wp:posOffset>1252690</wp:posOffset>
                 </wp:positionH>
                 <wp:positionV relativeFrom="paragraph">
-                  <wp:posOffset>810682</wp:posOffset>
-                </wp:positionV>
-                <wp:extent cx="1211580" cy="621030"/>
-                <wp:effectExtent l="142875" t="9525" r="131445" b="0"/>
-                <wp:wrapNone/>
-                <wp:docPr id="149" name="חץ: ימינה 149"/>
-                <wp:cNvGraphicFramePr/>
-                <a:graphic xmlns:a="http://schemas.openxmlformats.org/drawingml/2006/main">
-                  <a:graphicData uri="http://schemas.microsoft.com/office/word/2010/wordprocessingShape">
-                    <wps:wsp>
-                      <wps:cNvSpPr/>
-                      <wps:spPr>
-                        <a:xfrm rot="3322319" flipV="1">
-                          <a:off x="0" y="0"/>
-                          <a:ext cx="1211580" cy="621030"/>
-                        </a:xfrm>
-                        <a:prstGeom prst="rightArrow">
-                          <a:avLst/>
-                        </a:prstGeom>
-                      </wps:spPr>
-                      <wps:style>
-                        <a:lnRef idx="2">
-                          <a:schemeClr val="accent1">
-                            <a:shade val="50000"/>
-                          </a:schemeClr>
-                        </a:lnRef>
-                        <a:fillRef idx="1">
-                          <a:schemeClr val="accent1"/>
-                        </a:fillRef>
-                        <a:effectRef idx="0">
-                          <a:schemeClr val="accent1"/>
-                        </a:effectRef>
-                        <a:fontRef idx="minor">
-                          <a:schemeClr val="lt1"/>
-                        </a:fontRef>
-                      </wps:style>
-                      <wps:bodyPr rot="0" spcFirstLastPara="0" vertOverflow="overflow" horzOverflow="overflow" vert="horz" wrap="square" lIns="91440" tIns="45720" rIns="91440" bIns="45720" numCol="1" spcCol="0" rtlCol="1" fromWordArt="0" anchor="ctr" anchorCtr="0" forceAA="0" compatLnSpc="1">
-                        <a:prstTxWarp prst="textNoShape">
-                          <a:avLst/>
-                        </a:prstTxWarp>
-                        <a:noAutofit/>
-                      </wps:bodyPr>
-                    </wps:wsp>
-                  </a:graphicData>
-                </a:graphic>
-                <wp14:sizeRelH relativeFrom="margin">
-                  <wp14:pctWidth>0</wp14:pctWidth>
-                </wp14:sizeRelH>
-                <wp14:sizeRelV relativeFrom="margin">
-                  <wp14:pctHeight>0</wp14:pctHeight>
-                </wp14:sizeRelV>
-              </wp:anchor>
-            </w:drawing>
-          </mc:Choice>
-          <mc:Fallback>
-            <w:pict>
-              <v:shape w14:anchorId="117269E1" id="חץ: ימינה 149" o:spid="_x0000_s1026" type="#_x0000_t13" style="position:absolute;left:0;text-align:left;margin-left:234.6pt;margin-top:63.85pt;width:95.4pt;height:48.9pt;rotation:-3628858fd;flip:y;z-index:251800576;visibility:visible;mso-wrap-style:square;mso-width-percent:0;mso-height-percent:0;mso-wrap-distance-left:9pt;mso-wrap-distance-top:0;mso-wrap-distance-right:9pt;mso-wrap-distance-bottom:0;mso-position-horizontal:absolute;mso-position-horizontal-relative:margin;mso-position-vertical:absolute;mso-position-vertical-relative:text;mso-width-percent:0;mso-height-percent:0;mso-width-relative:margin;mso-height-relative:margin;v-text-anchor:middle" o:gfxdata="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" adj="16064" fillcolor="#4472c4 [3204]" strokecolor="#1f3763 [1604]" strokeweight="1pt">
-                <w10:wrap anchorx="margin"/>
-              </v:shape>
-            </w:pict>
-          </mc:Fallback>
-        </mc:AlternateContent>
-      </w:r>
-    </w:p>
-    <w:p>
-      <w:pPr>
-        <w:rPr>
-          <w:sz w:val="28"/>
-          <w:szCs w:val="28"/>
-          <w:rtl/>
-        </w:rPr>
-      </w:pPr>
-      <w:r>
-        <w:rPr>
-          <w:noProof/>
-          <w:sz w:val="28"/>
-          <w:szCs w:val="28"/>
-        </w:rPr>
-        <mc:AlternateContent>
-          <mc:Choice Requires="wps">
-            <w:drawing>
-              <wp:anchor distT="0" distB="0" distL="114300" distR="114300" simplePos="0" relativeHeight="251804672" behindDoc="0" locked="0" layoutInCell="1" allowOverlap="1" wp14:anchorId="1D62AF7B" wp14:editId="7B8DD9DD">
-                <wp:simplePos x="0" y="0"/>
-                <wp:positionH relativeFrom="margin">
-                  <wp:posOffset>3361055</wp:posOffset>
-                </wp:positionH>
-                <wp:positionV relativeFrom="paragraph">
-                  <wp:posOffset>1279102</wp:posOffset>
-                </wp:positionV>
-                <wp:extent cx="1634067" cy="1244600"/>
-                <wp:effectExtent l="0" t="0" r="23495" b="12700"/>
-                <wp:wrapNone/>
-                <wp:docPr id="154" name="אליפסה 154"/>
-                <wp:cNvGraphicFramePr/>
-                <a:graphic xmlns:a="http://schemas.openxmlformats.org/drawingml/2006/main">
-                  <a:graphicData uri="http://schemas.microsoft.com/office/word/2010/wordprocessingShape">
-                    <wps:wsp>
-                      <wps:cNvSpPr/>
-                      <wps:spPr>
-                        <a:xfrm>
-                          <a:off x="0" y="0"/>
-                          <a:ext cx="1634067" cy="1244600"/>
-                        </a:xfrm>
-                        <a:prstGeom prst="ellipse">
-                          <a:avLst/>
-                        </a:prstGeom>
-                      </wps:spPr>
-                      <wps:style>
-                        <a:lnRef idx="2">
-                          <a:schemeClr val="accent1">
-                            <a:shade val="50000"/>
-                          </a:schemeClr>
-                        </a:lnRef>
-                        <a:fillRef idx="1">
-                          <a:schemeClr val="accent1"/>
-                        </a:fillRef>
-                        <a:effectRef idx="0">
-                          <a:schemeClr val="accent1"/>
-                        </a:effectRef>
-                        <a:fontRef idx="minor">
-                          <a:schemeClr val="lt1"/>
-                        </a:fontRef>
-                      </wps:style>
-                      <wps:bodyPr rot="0" spcFirstLastPara="0" vertOverflow="overflow" horzOverflow="overflow" vert="horz" wrap="square" lIns="91440" tIns="45720" rIns="91440" bIns="45720" numCol="1" spcCol="0" rtlCol="1" fromWordArt="0" anchor="ctr" anchorCtr="0" forceAA="0" compatLnSpc="1">
-                        <a:prstTxWarp prst="textNoShape">
-                          <a:avLst/>
-                        </a:prstTxWarp>
-                        <a:noAutofit/>
-                      </wps:bodyPr>
-                    </wps:wsp>
-                  </a:graphicData>
-                </a:graphic>
-                <wp14:sizeRelH relativeFrom="margin">
-                  <wp14:pctWidth>0</wp14:pctWidth>
-                </wp14:sizeRelH>
-                <wp14:sizeRelV relativeFrom="margin">
-                  <wp14:pctHeight>0</wp14:pctHeight>
-                </wp14:sizeRelV>
-              </wp:anchor>
-            </w:drawing>
-          </mc:Choice>
-          <mc:Fallback>
-            <w:pict>
-              <v:oval w14:anchorId="7354E8A7" id="אליפסה 154" o:spid="_x0000_s1026" style="position:absolute;left:0;text-align:left;margin-left:264.65pt;margin-top:100.7pt;width:128.65pt;height:98pt;z-index:251804672;visibility:visible;mso-wrap-style:square;mso-width-percent:0;mso-height-percent:0;mso-wrap-distance-left:9pt;mso-wrap-distance-top:0;mso-wrap-distance-right:9pt;mso-wrap-distance-bottom:0;mso-position-horizontal:absolute;mso-position-horizontal-relative:margin;mso-position-vertical:absolute;mso-position-vertical-relative:text;mso-width-percent:0;mso-height-percent:0;mso-width-relative:margin;mso-height-relative:margin;v-text-anchor:middle" o:gfxdata="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" fillcolor="#4472c4 [3204]" strokecolor="#1f3763 [1604]" strokeweight="1pt">
-                <v:stroke joinstyle="miter"/>
-                <w10:wrap anchorx="margin"/>
-              </v:oval>
-            </w:pict>
-          </mc:Fallback>
-        </mc:AlternateContent>
-      </w:r>
-    </w:p>
-    <w:p>
-      <w:pPr>
-        <w:rPr>
-          <w:sz w:val="28"/>
-          <w:szCs w:val="28"/>
-          <w:rtl/>
-        </w:rPr>
-      </w:pPr>
-      <w:r>
-        <w:rPr>
-          <w:noProof/>
-          <w:sz w:val="28"/>
-          <w:szCs w:val="28"/>
-        </w:rPr>
-        <mc:AlternateContent>
-          <mc:Choice Requires="wps">
-            <w:drawing>
-              <wp:anchor distT="0" distB="0" distL="114300" distR="114300" simplePos="0" relativeHeight="251810816" behindDoc="0" locked="0" layoutInCell="1" allowOverlap="1" wp14:anchorId="45907EE4" wp14:editId="10BF451B">
-                <wp:simplePos x="0" y="0"/>
-                <wp:positionH relativeFrom="margin">
-                  <wp:posOffset>965200</wp:posOffset>
-                </wp:positionH>
-                <wp:positionV relativeFrom="paragraph">
-                  <wp:posOffset>14394</wp:posOffset>
-                </wp:positionV>
-                <wp:extent cx="1634067" cy="1244600"/>
-                <wp:effectExtent l="0" t="0" r="23495" b="12700"/>
-                <wp:wrapNone/>
-                <wp:docPr id="158" name="אליפסה 158"/>
-                <wp:cNvGraphicFramePr/>
-                <a:graphic xmlns:a="http://schemas.openxmlformats.org/drawingml/2006/main">
-                  <a:graphicData uri="http://schemas.microsoft.com/office/word/2010/wordprocessingShape">
-                    <wps:wsp>
-                      <wps:cNvSpPr/>
-                      <wps:spPr>
-                        <a:xfrm>
-                          <a:off x="0" y="0"/>
-                          <a:ext cx="1634067" cy="1244600"/>
-                        </a:xfrm>
-                        <a:prstGeom prst="ellipse">
-                          <a:avLst/>
-                        </a:prstGeom>
-                      </wps:spPr>
-                      <wps:style>
-                        <a:lnRef idx="2">
-                          <a:schemeClr val="accent1">
-                            <a:shade val="50000"/>
-                          </a:schemeClr>
-                        </a:lnRef>
-                        <a:fillRef idx="1">
-                          <a:schemeClr val="accent1"/>
-                        </a:fillRef>
-                        <a:effectRef idx="0">
-                          <a:schemeClr val="accent1"/>
-                        </a:effectRef>
-                        <a:fontRef idx="minor">
-                          <a:schemeClr val="lt1"/>
-                        </a:fontRef>
-                      </wps:style>
-                      <wps:bodyPr rot="0" spcFirstLastPara="0" vertOverflow="overflow" horzOverflow="overflow" vert="horz" wrap="square" lIns="91440" tIns="45720" rIns="91440" bIns="45720" numCol="1" spcCol="0" rtlCol="1" fromWordArt="0" anchor="ctr" anchorCtr="0" forceAA="0" compatLnSpc="1">
-                        <a:prstTxWarp prst="textNoShape">
-                          <a:avLst/>
-                        </a:prstTxWarp>
-                        <a:noAutofit/>
-                      </wps:bodyPr>
-                    </wps:wsp>
-                  </a:graphicData>
-                </a:graphic>
-                <wp14:sizeRelH relativeFrom="margin">
-                  <wp14:pctWidth>0</wp14:pctWidth>
-                </wp14:sizeRelH>
-                <wp14:sizeRelV relativeFrom="margin">
-                  <wp14:pctHeight>0</wp14:pctHeight>
-                </wp14:sizeRelV>
-              </wp:anchor>
-            </w:drawing>
-          </mc:Choice>
-          <mc:Fallback>
-            <w:pict>
-              <v:oval w14:anchorId="44B9EA69" id="אליפסה 158" o:spid="_x0000_s1026" style="position:absolute;left:0;text-align:left;margin-left:76pt;margin-top:1.15pt;width:128.65pt;height:98pt;z-index:251810816;visibility:visible;mso-wrap-style:square;mso-width-percent:0;mso-height-percent:0;mso-wrap-distance-left:9pt;mso-wrap-distance-top:0;mso-wrap-distance-right:9pt;mso-wrap-distance-bottom:0;mso-position-horizontal:absolute;mso-position-horizontal-relative:margin;mso-position-vertical:absolute;mso-position-vertical-relative:text;mso-width-percent:0;mso-height-percent:0;mso-width-relative:margin;mso-height-relative:margin;v-text-anchor:middle" o:gfxdata="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" fillcolor="#4472c4 [3204]" strokecolor="#1f3763 [1604]" strokeweight="1pt">
-                <v:stroke joinstyle="miter"/>
-                <w10:wrap anchorx="margin"/>
-              </v:oval>
-            </w:pict>
-          </mc:Fallback>
-        </mc:AlternateContent>
-      </w:r>
-      <w:r>
-        <w:rPr>
-          <w:noProof/>
-          <w:sz w:val="28"/>
-          <w:szCs w:val="28"/>
-        </w:rPr>
-        <mc:AlternateContent>
-          <mc:Choice Requires="wps">
-            <w:drawing>
-              <wp:anchor distT="0" distB="0" distL="114300" distR="114300" simplePos="0" relativeHeight="251806720" behindDoc="0" locked="0" layoutInCell="1" allowOverlap="1" wp14:anchorId="7427FE4D" wp14:editId="1D0EB272">
-                <wp:simplePos x="0" y="0"/>
-                <wp:positionH relativeFrom="margin">
-                  <wp:posOffset>3674745</wp:posOffset>
-                </wp:positionH>
-                <wp:positionV relativeFrom="paragraph">
-                  <wp:posOffset>223520</wp:posOffset>
-                </wp:positionV>
-                <wp:extent cx="948267" cy="668866"/>
-                <wp:effectExtent l="0" t="0" r="23495" b="17145"/>
-                <wp:wrapNone/>
-                <wp:docPr id="155" name="תיבת טקסט 155"/>
-                <wp:cNvGraphicFramePr/>
-                <a:graphic xmlns:a="http://schemas.openxmlformats.org/drawingml/2006/main">
-                  <a:graphicData uri="http://schemas.microsoft.com/office/word/2010/wordprocessingShape">
-                    <wps:wsp>
-                      <wps:cNvSpPr txBox="1"/>
-                      <wps:spPr>
-                        <a:xfrm>
-                          <a:off x="0" y="0"/>
-                          <a:ext cx="948267" cy="668866"/>
-                        </a:xfrm>
-                        <a:prstGeom prst="rect">
-                          <a:avLst/>
-                        </a:prstGeom>
-                        <a:solidFill>
-                          <a:sysClr val="window" lastClr="FFFFFF"/>
-                        </a:solidFill>
-                        <a:ln w="6350">
-                          <a:solidFill>
-                            <a:prstClr val="black"/>
-                          </a:solidFill>
-                        </a:ln>
-                      </wps:spPr>
-                      <wps:txbx>
-                        <w:txbxContent>
-                          <w:p>
-                            <w:r>
-                              <w:rPr>
-                                <w:rFonts w:hint="cs"/>
-                                <w:rtl/>
-                              </w:rPr>
-                              <w:t>מעבר למסך סיום המשחק</w:t>
-                            </w:r>
-                          </w:p>
-                        </w:txbxContent>
-                      </wps:txbx>
-                      <wps:bodyPr rot="0" spcFirstLastPara="0" vertOverflow="overflow" horzOverflow="overflow" vert="horz" wrap="square" lIns="91440" tIns="45720" rIns="91440" bIns="45720" numCol="1" spcCol="0" rtlCol="1" fromWordArt="0" anchor="t" anchorCtr="0" forceAA="0" compatLnSpc="1">
-                        <a:prstTxWarp prst="textNoShape">
-                          <a:avLst/>
-                        </a:prstTxWarp>
-                        <a:noAutofit/>
-                      </wps:bodyPr>
-                    </wps:wsp>
-                  </a:graphicData>
-                </a:graphic>
-                <wp14:sizeRelH relativeFrom="margin">
-                  <wp14:pctWidth>0</wp14:pctWidth>
-                </wp14:sizeRelH>
-                <wp14:sizeRelV relativeFrom="margin">
-                  <wp14:pctHeight>0</wp14:pctHeight>
-                </wp14:sizeRelV>
-              </wp:anchor>
-            </w:drawing>
-          </mc:Choice>
-          <mc:Fallback>
-            <w:pict>
-              <v:shape w14:anchorId="7427FE4D" id="תיבת טקסט 155" o:spid="_x0000_s1036" type="#_x0000_t202" style="position:absolute;margin-left:289.35pt;margin-top:17.6pt;width:74.65pt;height:52.65pt;z-index:251806720;visibility:visible;mso-wrap-style:square;mso-width-percent:0;mso-height-percent:0;mso-wrap-distance-left:9pt;mso-wrap-distance-top:0;mso-wrap-distance-right:9pt;mso-wrap-distance-bottom:0;mso-position-horizontal:absolute;mso-position-horizontal-relative:margin;mso-position-vertical:absolute;mso-position-vertical-relative:text;mso-width-percent:0;mso-height-percent:0;mso-width-relative:margin;mso-height-relative:margin;v-text-anchor:top" o:gfxdata="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" fillcolor="window" strokeweight=".5pt">
-                <v:textbox>
-                  <w:txbxContent>
-                    <w:p>
-                      <w:r>
-                        <w:rPr>
-                          <w:rFonts w:hint="cs"/>
-                          <w:rtl/>
-                        </w:rPr>
-                        <w:t>מעבר למסך סיום המשחק</w:t>
-                      </w:r>
-                    </w:p>
-                  </w:txbxContent>
-                </v:textbox>
-                <w10:wrap anchorx="margin"/>
-              </v:shape>
-            </w:pict>
-          </mc:Fallback>
-        </mc:AlternateContent>
-      </w:r>
-    </w:p>
-    <w:p>
-      <w:pPr>
-        <w:tabs>
-          <w:tab w:val="right" w:pos="9360"/>
-        </w:tabs>
-        <w:rPr>
-          <w:sz w:val="28"/>
-          <w:szCs w:val="28"/>
-        </w:rPr>
-      </w:pPr>
-      <w:r>
-        <w:rPr>
-          <w:noProof/>
-          <w:sz w:val="28"/>
-          <w:szCs w:val="28"/>
-        </w:rPr>
-        <mc:AlternateContent>
-          <mc:Choice Requires="wps">
-            <w:drawing>
-              <wp:anchor distT="0" distB="0" distL="114300" distR="114300" simplePos="0" relativeHeight="251812864" behindDoc="0" locked="0" layoutInCell="1" allowOverlap="1" wp14:anchorId="6234AA35" wp14:editId="4B01377A">
-                <wp:simplePos x="0" y="0"/>
-                <wp:positionH relativeFrom="margin">
-                  <wp:posOffset>1261110</wp:posOffset>
-                </wp:positionH>
-                <wp:positionV relativeFrom="paragraph">
-                  <wp:posOffset>8890</wp:posOffset>
+                  <wp:posOffset>-384203</wp:posOffset>
                 </wp:positionV>
                 <wp:extent cx="948055" cy="668655"/>
                 <wp:effectExtent l="0" t="0" r="23495" b="17145"/>
@@ -3419,7 +2940,7 @@
           </mc:Choice>
           <mc:Fallback>
             <w:pict>
-              <v:shape w14:anchorId="6234AA35" id="תיבת טקסט 159" o:spid="_x0000_s1037" type="#_x0000_t202" style="position:absolute;margin-left:99.3pt;margin-top:.7pt;width:74.65pt;height:52.65pt;z-index:251812864;visibility:visible;mso-wrap-style:square;mso-width-percent:0;mso-height-percent:0;mso-wrap-distance-left:9pt;mso-wrap-distance-top:0;mso-wrap-distance-right:9pt;mso-wrap-distance-bottom:0;mso-position-horizontal:absolute;mso-position-horizontal-relative:margin;mso-position-vertical:absolute;mso-position-vertical-relative:text;mso-width-percent:0;mso-height-percent:0;mso-width-relative:margin;mso-height-relative:margin;v-text-anchor:top" o:gfxdata="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" fillcolor="window" strokeweight=".5pt">
+              <v:shape w14:anchorId="6234AA35" id="תיבת טקסט 159" o:spid="_x0000_s1034" type="#_x0000_t202" style="position:absolute;margin-left:98.65pt;margin-top:-30.25pt;width:74.65pt;height:52.65pt;z-index:251812864;visibility:visible;mso-wrap-style:square;mso-width-percent:0;mso-height-percent:0;mso-wrap-distance-left:9pt;mso-wrap-distance-top:0;mso-wrap-distance-right:9pt;mso-wrap-distance-bottom:0;mso-position-horizontal:absolute;mso-position-horizontal-relative:margin;mso-position-vertical:absolute;mso-position-vertical-relative:text;mso-width-percent:0;mso-height-percent:0;mso-width-relative:margin;mso-height-relative:margin;v-text-anchor:top" o:gfxdata="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" fillcolor="window" strokeweight=".5pt">
                 <v:textbox>
                   <w:txbxContent>
                     <w:p>
@@ -3444,6 +2965,271 @@
           </mc:Fallback>
         </mc:AlternateContent>
       </w:r>
+      <w:r>
+        <w:rPr>
+          <w:noProof/>
+          <w:sz w:val="28"/>
+          <w:szCs w:val="28"/>
+        </w:rPr>
+        <mc:AlternateContent>
+          <mc:Choice Requires="wps">
+            <w:drawing>
+              <wp:anchor distT="0" distB="0" distL="114300" distR="114300" simplePos="0" relativeHeight="251810816" behindDoc="0" locked="0" layoutInCell="1" allowOverlap="1" wp14:anchorId="45907EE4" wp14:editId="58AC202E">
+                <wp:simplePos x="0" y="0"/>
+                <wp:positionH relativeFrom="margin">
+                  <wp:posOffset>973124</wp:posOffset>
+                </wp:positionH>
+                <wp:positionV relativeFrom="paragraph">
+                  <wp:posOffset>-717523</wp:posOffset>
+                </wp:positionV>
+                <wp:extent cx="1634067" cy="1244600"/>
+                <wp:effectExtent l="0" t="0" r="23495" b="12700"/>
+                <wp:wrapNone/>
+                <wp:docPr id="158" name="אליפסה 158"/>
+                <wp:cNvGraphicFramePr/>
+                <a:graphic xmlns:a="http://schemas.openxmlformats.org/drawingml/2006/main">
+                  <a:graphicData uri="http://schemas.microsoft.com/office/word/2010/wordprocessingShape">
+                    <wps:wsp>
+                      <wps:cNvSpPr/>
+                      <wps:spPr>
+                        <a:xfrm>
+                          <a:off x="0" y="0"/>
+                          <a:ext cx="1634067" cy="1244600"/>
+                        </a:xfrm>
+                        <a:prstGeom prst="ellipse">
+                          <a:avLst/>
+                        </a:prstGeom>
+                      </wps:spPr>
+                      <wps:style>
+                        <a:lnRef idx="2">
+                          <a:schemeClr val="accent1">
+                            <a:shade val="50000"/>
+                          </a:schemeClr>
+                        </a:lnRef>
+                        <a:fillRef idx="1">
+                          <a:schemeClr val="accent1"/>
+                        </a:fillRef>
+                        <a:effectRef idx="0">
+                          <a:schemeClr val="accent1"/>
+                        </a:effectRef>
+                        <a:fontRef idx="minor">
+                          <a:schemeClr val="lt1"/>
+                        </a:fontRef>
+                      </wps:style>
+                      <wps:bodyPr rot="0" spcFirstLastPara="0" vertOverflow="overflow" horzOverflow="overflow" vert="horz" wrap="square" lIns="91440" tIns="45720" rIns="91440" bIns="45720" numCol="1" spcCol="0" rtlCol="1" fromWordArt="0" anchor="ctr" anchorCtr="0" forceAA="0" compatLnSpc="1">
+                        <a:prstTxWarp prst="textNoShape">
+                          <a:avLst/>
+                        </a:prstTxWarp>
+                        <a:noAutofit/>
+                      </wps:bodyPr>
+                    </wps:wsp>
+                  </a:graphicData>
+                </a:graphic>
+                <wp14:sizeRelH relativeFrom="margin">
+                  <wp14:pctWidth>0</wp14:pctWidth>
+                </wp14:sizeRelH>
+                <wp14:sizeRelV relativeFrom="margin">
+                  <wp14:pctHeight>0</wp14:pctHeight>
+                </wp14:sizeRelV>
+              </wp:anchor>
+            </w:drawing>
+          </mc:Choice>
+          <mc:Fallback>
+            <w:pict>
+              <v:oval w14:anchorId="70381078" id="אליפסה 158" o:spid="_x0000_s1026" style="position:absolute;margin-left:76.6pt;margin-top:-56.5pt;width:128.65pt;height:98pt;z-index:251810816;visibility:visible;mso-wrap-style:square;mso-width-percent:0;mso-height-percent:0;mso-wrap-distance-left:9pt;mso-wrap-distance-top:0;mso-wrap-distance-right:9pt;mso-wrap-distance-bottom:0;mso-position-horizontal:absolute;mso-position-horizontal-relative:margin;mso-position-vertical:absolute;mso-position-vertical-relative:text;mso-width-percent:0;mso-height-percent:0;mso-width-relative:margin;mso-height-relative:margin;v-text-anchor:middle" o:gfxdata="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" fillcolor="#4472c4 [3204]" strokecolor="#1f3763 [1604]" strokeweight="1pt">
+                <v:stroke joinstyle="miter"/>
+                <w10:wrap anchorx="margin"/>
+              </v:oval>
+            </w:pict>
+          </mc:Fallback>
+        </mc:AlternateContent>
+      </w:r>
+      <w:r>
+        <w:rPr>
+          <w:noProof/>
+          <w:sz w:val="28"/>
+          <w:szCs w:val="28"/>
+        </w:rPr>
+        <mc:AlternateContent>
+          <mc:Choice Requires="wps">
+            <w:drawing>
+              <wp:anchor distT="0" distB="0" distL="114300" distR="114300" simplePos="0" relativeHeight="251806720" behindDoc="0" locked="0" layoutInCell="1" allowOverlap="1" wp14:anchorId="7427FE4D" wp14:editId="232FC888">
+                <wp:simplePos x="0" y="0"/>
+                <wp:positionH relativeFrom="margin">
+                  <wp:posOffset>4070985</wp:posOffset>
+                </wp:positionH>
+                <wp:positionV relativeFrom="page">
+                  <wp:posOffset>476609</wp:posOffset>
+                </wp:positionV>
+                <wp:extent cx="948055" cy="668655"/>
+                <wp:effectExtent l="0" t="0" r="23495" b="17145"/>
+                <wp:wrapNone/>
+                <wp:docPr id="155" name="תיבת טקסט 155"/>
+                <wp:cNvGraphicFramePr/>
+                <a:graphic xmlns:a="http://schemas.openxmlformats.org/drawingml/2006/main">
+                  <a:graphicData uri="http://schemas.microsoft.com/office/word/2010/wordprocessingShape">
+                    <wps:wsp>
+                      <wps:cNvSpPr txBox="1"/>
+                      <wps:spPr>
+                        <a:xfrm>
+                          <a:off x="0" y="0"/>
+                          <a:ext cx="948055" cy="668655"/>
+                        </a:xfrm>
+                        <a:prstGeom prst="rect">
+                          <a:avLst/>
+                        </a:prstGeom>
+                        <a:solidFill>
+                          <a:sysClr val="window" lastClr="FFFFFF"/>
+                        </a:solidFill>
+                        <a:ln w="6350">
+                          <a:solidFill>
+                            <a:prstClr val="black"/>
+                          </a:solidFill>
+                        </a:ln>
+                      </wps:spPr>
+                      <wps:txbx>
+                        <w:txbxContent>
+                          <w:p>
+                            <w:r>
+                              <w:rPr>
+                                <w:rFonts w:hint="cs"/>
+                                <w:rtl/>
+                              </w:rPr>
+                              <w:t>מעבר למסך סיום המשחק</w:t>
+                            </w:r>
+                          </w:p>
+                        </w:txbxContent>
+                      </wps:txbx>
+                      <wps:bodyPr rot="0" spcFirstLastPara="0" vertOverflow="overflow" horzOverflow="overflow" vert="horz" wrap="square" lIns="91440" tIns="45720" rIns="91440" bIns="45720" numCol="1" spcCol="0" rtlCol="1" fromWordArt="0" anchor="t" anchorCtr="0" forceAA="0" compatLnSpc="1">
+                        <a:prstTxWarp prst="textNoShape">
+                          <a:avLst/>
+                        </a:prstTxWarp>
+                        <a:noAutofit/>
+                      </wps:bodyPr>
+                    </wps:wsp>
+                  </a:graphicData>
+                </a:graphic>
+                <wp14:sizeRelH relativeFrom="margin">
+                  <wp14:pctWidth>0</wp14:pctWidth>
+                </wp14:sizeRelH>
+                <wp14:sizeRelV relativeFrom="margin">
+                  <wp14:pctHeight>0</wp14:pctHeight>
+                </wp14:sizeRelV>
+              </wp:anchor>
+            </w:drawing>
+          </mc:Choice>
+          <mc:Fallback>
+            <w:pict>
+              <v:shape w14:anchorId="7427FE4D" id="תיבת טקסט 155" o:spid="_x0000_s1035" type="#_x0000_t202" style="position:absolute;margin-left:320.55pt;margin-top:37.55pt;width:74.65pt;height:52.65pt;z-index:251806720;visibility:visible;mso-wrap-style:square;mso-width-percent:0;mso-height-percent:0;mso-wrap-distance-left:9pt;mso-wrap-distance-top:0;mso-wrap-distance-right:9pt;mso-wrap-distance-bottom:0;mso-position-horizontal:absolute;mso-position-horizontal-relative:margin;mso-position-vertical:absolute;mso-position-vertical-relative:page;mso-width-percent:0;mso-height-percent:0;mso-width-relative:margin;mso-height-relative:margin;v-text-anchor:top" o:gfxdata="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" fillcolor="window" strokeweight=".5pt">
+                <v:textbox>
+                  <w:txbxContent>
+                    <w:p>
+                      <w:r>
+                        <w:rPr>
+                          <w:rFonts w:hint="cs"/>
+                          <w:rtl/>
+                        </w:rPr>
+                        <w:t>מעבר למסך סיום המשחק</w:t>
+                      </w:r>
+                    </w:p>
+                  </w:txbxContent>
+                </v:textbox>
+                <w10:wrap anchorx="margin" anchory="page"/>
+              </v:shape>
+            </w:pict>
+          </mc:Fallback>
+        </mc:AlternateContent>
+      </w:r>
+      <w:r>
+        <w:rPr>
+          <w:noProof/>
+          <w:sz w:val="28"/>
+          <w:szCs w:val="28"/>
+        </w:rPr>
+        <mc:AlternateContent>
+          <mc:Choice Requires="wps">
+            <w:drawing>
+              <wp:anchor distT="0" distB="0" distL="114300" distR="114300" simplePos="0" relativeHeight="251804672" behindDoc="0" locked="0" layoutInCell="1" allowOverlap="1" wp14:anchorId="1D62AF7B" wp14:editId="670D7142">
+                <wp:simplePos x="0" y="0"/>
+                <wp:positionH relativeFrom="margin">
+                  <wp:posOffset>3742358</wp:posOffset>
+                </wp:positionH>
+                <wp:positionV relativeFrom="paragraph">
+                  <wp:posOffset>-793474</wp:posOffset>
+                </wp:positionV>
+                <wp:extent cx="1634067" cy="1244600"/>
+                <wp:effectExtent l="0" t="0" r="23495" b="12700"/>
+                <wp:wrapNone/>
+                <wp:docPr id="154" name="אליפסה 154"/>
+                <wp:cNvGraphicFramePr/>
+                <a:graphic xmlns:a="http://schemas.openxmlformats.org/drawingml/2006/main">
+                  <a:graphicData uri="http://schemas.microsoft.com/office/word/2010/wordprocessingShape">
+                    <wps:wsp>
+                      <wps:cNvSpPr/>
+                      <wps:spPr>
+                        <a:xfrm>
+                          <a:off x="0" y="0"/>
+                          <a:ext cx="1634067" cy="1244600"/>
+                        </a:xfrm>
+                        <a:prstGeom prst="ellipse">
+                          <a:avLst/>
+                        </a:prstGeom>
+                      </wps:spPr>
+                      <wps:style>
+                        <a:lnRef idx="2">
+                          <a:schemeClr val="accent1">
+                            <a:shade val="50000"/>
+                          </a:schemeClr>
+                        </a:lnRef>
+                        <a:fillRef idx="1">
+                          <a:schemeClr val="accent1"/>
+                        </a:fillRef>
+                        <a:effectRef idx="0">
+                          <a:schemeClr val="accent1"/>
+                        </a:effectRef>
+                        <a:fontRef idx="minor">
+                          <a:schemeClr val="lt1"/>
+                        </a:fontRef>
+                      </wps:style>
+                      <wps:bodyPr rot="0" spcFirstLastPara="0" vertOverflow="overflow" horzOverflow="overflow" vert="horz" wrap="square" lIns="91440" tIns="45720" rIns="91440" bIns="45720" numCol="1" spcCol="0" rtlCol="1" fromWordArt="0" anchor="ctr" anchorCtr="0" forceAA="0" compatLnSpc="1">
+                        <a:prstTxWarp prst="textNoShape">
+                          <a:avLst/>
+                        </a:prstTxWarp>
+                        <a:noAutofit/>
+                      </wps:bodyPr>
+                    </wps:wsp>
+                  </a:graphicData>
+                </a:graphic>
+                <wp14:sizeRelH relativeFrom="margin">
+                  <wp14:pctWidth>0</wp14:pctWidth>
+                </wp14:sizeRelH>
+                <wp14:sizeRelV relativeFrom="margin">
+                  <wp14:pctHeight>0</wp14:pctHeight>
+                </wp14:sizeRelV>
+              </wp:anchor>
+            </w:drawing>
+          </mc:Choice>
+          <mc:Fallback>
+            <w:pict>
+              <v:oval w14:anchorId="226F462C" id="אליפסה 154" o:spid="_x0000_s1026" style="position:absolute;margin-left:294.65pt;margin-top:-62.5pt;width:128.65pt;height:98pt;z-index:251804672;visibility:visible;mso-wrap-style:square;mso-width-percent:0;mso-height-percent:0;mso-wrap-distance-left:9pt;mso-wrap-distance-top:0;mso-wrap-distance-right:9pt;mso-wrap-distance-bottom:0;mso-position-horizontal:absolute;mso-position-horizontal-relative:margin;mso-position-vertical:absolute;mso-position-vertical-relative:text;mso-width-percent:0;mso-height-percent:0;mso-width-relative:margin;mso-height-relative:margin;v-text-anchor:middle" o:gfxdata="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" fillcolor="#4472c4 [3204]" strokecolor="#1f3763 [1604]" strokeweight="1pt">
+                <v:stroke joinstyle="miter"/>
+                <w10:wrap anchorx="margin"/>
+              </v:oval>
+            </w:pict>
+          </mc:Fallback>
+        </mc:AlternateContent>
+      </w:r>
+    </w:p>
+    <w:p>
+      <w:pPr>
+        <w:tabs>
+          <w:tab w:val="right" w:pos="9360"/>
+        </w:tabs>
+        <w:rPr>
+          <w:sz w:val="28"/>
+          <w:szCs w:val="28"/>
+        </w:rPr>
+      </w:pPr>
       <w:r>
         <w:rPr>
           <w:noProof/>
@@ -3535,7 +3321,7 @@
           </mc:Choice>
           <mc:Fallback>
             <w:pict>
-              <v:rect w14:anchorId="6DCF826D" id="מלבן 141" o:spid="_x0000_s1038" style="position:absolute;margin-left:78.6pt;margin-top:654.9pt;width:106.2pt;height:31.8pt;flip:x;z-index:251710464;visibility:visible;mso-wrap-style:square;mso-width-percent:0;mso-height-percent:0;mso-wrap-distance-left:28.8pt;mso-wrap-distance-top:7.2pt;mso-wrap-distance-right:28.8pt;mso-wrap-distance-bottom:7.2pt;mso-position-horizontal:absolute;mso-position-horizontal-relative:margin;mso-position-vertical:absolute;mso-position-vertical-relative:margin;mso-width-percent:0;mso-height-percent:0;mso-width-relative:margin;mso-height-relative:margin;v-text-anchor:top" o:gfxdata="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" filled="f" stroked="f" strokeweight="1pt">
+              <v:rect w14:anchorId="6DCF826D" id="מלבן 141" o:spid="_x0000_s1036" style="position:absolute;margin-left:78.6pt;margin-top:654.9pt;width:106.2pt;height:31.8pt;flip:x;z-index:251710464;visibility:visible;mso-wrap-style:square;mso-width-percent:0;mso-height-percent:0;mso-wrap-distance-left:28.8pt;mso-wrap-distance-top:7.2pt;mso-wrap-distance-right:28.8pt;mso-wrap-distance-bottom:7.2pt;mso-position-horizontal:absolute;mso-position-horizontal-relative:margin;mso-position-vertical:absolute;mso-position-vertical-relative:margin;mso-width-percent:0;mso-height-percent:0;mso-width-relative:margin;mso-height-relative:margin;v-text-anchor:top" o:gfxdata="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" filled="f" stroked="f" strokeweight="1pt">
                 <v:textbox inset="10.8pt,0,10.8pt,0">
                   <w:txbxContent>
                     <w:p>
@@ -3575,18 +3361,6 @@
           <w:szCs w:val="28"/>
         </w:rPr>
       </w:pPr>
-    </w:p>
-    <w:p>
-      <w:pPr>
-        <w:tabs>
-          <w:tab w:val="right" w:pos="9360"/>
-        </w:tabs>
-        <w:rPr>
-          <w:sz w:val="28"/>
-          <w:szCs w:val="28"/>
-        </w:rPr>
-      </w:pPr>
-      <w:bookmarkStart w:id="1" w:name="_Hlk128863810"/>
       <w:r>
         <w:rPr>
           <w:noProof/>
@@ -3596,135 +3370,29 @@
         <mc:AlternateContent>
           <mc:Choice Requires="wps">
             <w:drawing>
-              <wp:anchor distT="0" distB="0" distL="114300" distR="114300" simplePos="0" relativeHeight="251821056" behindDoc="0" locked="0" layoutInCell="1" allowOverlap="1" wp14:anchorId="106CF6C9" wp14:editId="02AFE01A">
+              <wp:anchor distT="0" distB="0" distL="114300" distR="114300" simplePos="0" relativeHeight="251814912" behindDoc="0" locked="0" layoutInCell="1" allowOverlap="1" wp14:anchorId="349CC8FE" wp14:editId="137F7D44">
                 <wp:simplePos x="0" y="0"/>
                 <wp:positionH relativeFrom="margin">
-                  <wp:posOffset>2895600</wp:posOffset>
+                  <wp:posOffset>1627119</wp:posOffset>
                 </wp:positionH>
                 <wp:positionV relativeFrom="paragraph">
-                  <wp:posOffset>943610</wp:posOffset>
+                  <wp:posOffset>148305</wp:posOffset>
                 </wp:positionV>
-                <wp:extent cx="948055" cy="668655"/>
-                <wp:effectExtent l="0" t="0" r="23495" b="17145"/>
+                <wp:extent cx="1258030" cy="668867"/>
+                <wp:effectExtent l="104140" t="29210" r="122555" b="0"/>
                 <wp:wrapNone/>
-                <wp:docPr id="206" name="תיבת טקסט 206"/>
-                <wp:cNvGraphicFramePr/>
-                <a:graphic xmlns:a="http://schemas.openxmlformats.org/drawingml/2006/main">
-                  <a:graphicData uri="http://schemas.microsoft.com/office/word/2010/wordprocessingShape">
-                    <wps:wsp>
-                      <wps:cNvSpPr txBox="1"/>
-                      <wps:spPr>
-                        <a:xfrm>
-                          <a:off x="0" y="0"/>
-                          <a:ext cx="948055" cy="668655"/>
-                        </a:xfrm>
-                        <a:prstGeom prst="rect">
-                          <a:avLst/>
-                        </a:prstGeom>
-                        <a:solidFill>
-                          <a:sysClr val="window" lastClr="FFFFFF"/>
-                        </a:solidFill>
-                        <a:ln w="6350">
-                          <a:solidFill>
-                            <a:prstClr val="black"/>
-                          </a:solidFill>
-                        </a:ln>
-                      </wps:spPr>
-                      <wps:txbx>
-                        <w:txbxContent>
-                          <w:p>
-                            <w:pPr>
-                              <w:rPr>
-                                <w:rtl/>
-                              </w:rPr>
-                            </w:pPr>
-                            <w:r>
-                              <w:rPr>
-                                <w:rFonts w:hint="cs"/>
-                                <w:rtl/>
-                              </w:rPr>
-                              <w:t>הדפסת מסך כל הכבוד ומוזיקה</w:t>
-                            </w:r>
-                          </w:p>
-                        </w:txbxContent>
-                      </wps:txbx>
-                      <wps:bodyPr rot="0" spcFirstLastPara="0" vertOverflow="overflow" horzOverflow="overflow" vert="horz" wrap="square" lIns="91440" tIns="45720" rIns="91440" bIns="45720" numCol="1" spcCol="0" rtlCol="1" fromWordArt="0" anchor="t" anchorCtr="0" forceAA="0" compatLnSpc="1">
-                        <a:prstTxWarp prst="textNoShape">
-                          <a:avLst/>
-                        </a:prstTxWarp>
-                        <a:noAutofit/>
-                      </wps:bodyPr>
-                    </wps:wsp>
-                  </a:graphicData>
-                </a:graphic>
-                <wp14:sizeRelH relativeFrom="margin">
-                  <wp14:pctWidth>0</wp14:pctWidth>
-                </wp14:sizeRelH>
-                <wp14:sizeRelV relativeFrom="margin">
-                  <wp14:pctHeight>0</wp14:pctHeight>
-                </wp14:sizeRelV>
-              </wp:anchor>
-            </w:drawing>
-          </mc:Choice>
-          <mc:Fallback>
-            <w:pict>
-              <v:shape w14:anchorId="106CF6C9" id="תיבת טקסט 206" o:spid="_x0000_s1039" type="#_x0000_t202" style="position:absolute;margin-left:228pt;margin-top:74.3pt;width:74.65pt;height:52.65pt;z-index:251821056;visibility:visible;mso-wrap-style:square;mso-width-percent:0;mso-height-percent:0;mso-wrap-distance-left:9pt;mso-wrap-distance-top:0;mso-wrap-distance-right:9pt;mso-wrap-distance-bottom:0;mso-position-horizontal:absolute;mso-position-horizontal-relative:margin;mso-position-vertical:absolute;mso-position-vertical-relative:text;mso-width-percent:0;mso-height-percent:0;mso-width-relative:margin;mso-height-relative:margin;v-text-anchor:top" o:gfxdata="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" fillcolor="window" strokeweight=".5pt">
-                <v:textbox>
-                  <w:txbxContent>
-                    <w:p>
-                      <w:pPr>
-                        <w:rPr>
-                          <w:rtl/>
-                        </w:rPr>
-                      </w:pPr>
-                      <w:r>
-                        <w:rPr>
-                          <w:rFonts w:hint="cs"/>
-                          <w:rtl/>
-                        </w:rPr>
-                        <w:t>הדפסת מסך כל הכבוד ומוזיקה</w:t>
-                      </w:r>
-                    </w:p>
-                  </w:txbxContent>
-                </v:textbox>
-                <w10:wrap anchorx="margin"/>
-              </v:shape>
-            </w:pict>
-          </mc:Fallback>
-        </mc:AlternateContent>
-      </w:r>
-      <w:r>
-        <w:rPr>
-          <w:noProof/>
-          <w:sz w:val="28"/>
-          <w:szCs w:val="28"/>
-        </w:rPr>
-        <mc:AlternateContent>
-          <mc:Choice Requires="wps">
-            <w:drawing>
-              <wp:anchor distT="0" distB="0" distL="114300" distR="114300" simplePos="0" relativeHeight="251819008" behindDoc="0" locked="0" layoutInCell="1" allowOverlap="1" wp14:anchorId="4C9E71F2" wp14:editId="30350104">
-                <wp:simplePos x="0" y="0"/>
-                <wp:positionH relativeFrom="margin">
-                  <wp:posOffset>2531533</wp:posOffset>
-                </wp:positionH>
-                <wp:positionV relativeFrom="paragraph">
-                  <wp:posOffset>651298</wp:posOffset>
-                </wp:positionV>
-                <wp:extent cx="1634067" cy="1244600"/>
-                <wp:effectExtent l="0" t="0" r="23495" b="12700"/>
-                <wp:wrapNone/>
-                <wp:docPr id="205" name="אליפסה 205"/>
+                <wp:docPr id="203" name="חץ: ימינה 203"/>
                 <wp:cNvGraphicFramePr/>
                 <a:graphic xmlns:a="http://schemas.openxmlformats.org/drawingml/2006/main">
                   <a:graphicData uri="http://schemas.microsoft.com/office/word/2010/wordprocessingShape">
                     <wps:wsp>
                       <wps:cNvSpPr/>
                       <wps:spPr>
-                        <a:xfrm>
+                        <a:xfrm rot="3575127" flipV="1">
                           <a:off x="0" y="0"/>
-                          <a:ext cx="1634067" cy="1244600"/>
+                          <a:ext cx="1258030" cy="668867"/>
                         </a:xfrm>
-                        <a:prstGeom prst="ellipse">
+                        <a:prstGeom prst="rightArrow">
                           <a:avLst/>
                         </a:prstGeom>
                       </wps:spPr>
@@ -3764,14 +3432,25 @@
           </mc:Choice>
           <mc:Fallback>
             <w:pict>
-              <v:oval w14:anchorId="1D96B165" id="אליפסה 205" o:spid="_x0000_s1026" style="position:absolute;left:0;text-align:left;margin-left:199.35pt;margin-top:51.3pt;width:128.65pt;height:98pt;z-index:251819008;visibility:visible;mso-wrap-style:square;mso-width-percent:0;mso-height-percent:0;mso-wrap-distance-left:9pt;mso-wrap-distance-top:0;mso-wrap-distance-right:9pt;mso-wrap-distance-bottom:0;mso-position-horizontal:absolute;mso-position-horizontal-relative:margin;mso-position-vertical:absolute;mso-position-vertical-relative:text;mso-width-percent:0;mso-height-percent:0;mso-width-relative:margin;mso-height-relative:margin;v-text-anchor:middle" o:gfxdata="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" fillcolor="#4472c4 [3204]" strokecolor="#1f3763 [1604]" strokeweight="1pt">
-                <v:stroke joinstyle="miter"/>
+              <v:shape w14:anchorId="12BFA7A2" id="חץ: ימינה 203" o:spid="_x0000_s1026" type="#_x0000_t13" style="position:absolute;margin-left:128.1pt;margin-top:11.7pt;width:99.05pt;height:52.65pt;rotation:-3904992fd;flip:y;z-index:251814912;visibility:visible;mso-wrap-style:square;mso-width-percent:0;mso-height-percent:0;mso-wrap-distance-left:9pt;mso-wrap-distance-top:0;mso-wrap-distance-right:9pt;mso-wrap-distance-bottom:0;mso-position-horizontal:absolute;mso-position-horizontal-relative:margin;mso-position-vertical:absolute;mso-position-vertical-relative:text;mso-width-percent:0;mso-height-percent:0;mso-width-relative:margin;mso-height-relative:margin;v-text-anchor:middle" o:gfxdata="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" adj="15858" fillcolor="#4472c4 [3204]" strokecolor="#1f3763 [1604]" strokeweight="1pt">
                 <w10:wrap anchorx="margin"/>
-              </v:oval>
+              </v:shape>
             </w:pict>
           </mc:Fallback>
         </mc:AlternateContent>
       </w:r>
+    </w:p>
+    <w:p>
+      <w:pPr>
+        <w:tabs>
+          <w:tab w:val="right" w:pos="9360"/>
+        </w:tabs>
+        <w:rPr>
+          <w:sz w:val="28"/>
+          <w:szCs w:val="28"/>
+        </w:rPr>
+      </w:pPr>
+      <w:bookmarkStart w:id="4" w:name="_Hlk128863810"/>
       <w:r>
         <w:rPr>
           <w:noProof/>
@@ -3782,7 +3461,7 @@
         <mc:AlternateContent>
           <mc:Choice Requires="wps">
             <w:drawing>
-              <wp:anchor distT="91440" distB="91440" distL="365760" distR="365760" simplePos="0" relativeHeight="251816960" behindDoc="0" locked="0" layoutInCell="1" allowOverlap="1" wp14:anchorId="6C071C17" wp14:editId="7C74B970">
+              <wp:anchor distT="91440" distB="91440" distL="365760" distR="365760" simplePos="0" relativeHeight="251816960" behindDoc="0" locked="0" layoutInCell="1" allowOverlap="1" wp14:anchorId="6C071C17" wp14:editId="7949BF01">
                 <wp:simplePos x="0" y="0"/>
                 <wp:positionH relativeFrom="margin">
                   <wp:posOffset>990600</wp:posOffset>
@@ -3873,7 +3552,7 @@
           </mc:Choice>
           <mc:Fallback>
             <w:pict>
-              <v:rect w14:anchorId="6C071C17" id="מלבן 204" o:spid="_x0000_s1040" style="position:absolute;margin-left:78pt;margin-top:593.3pt;width:82.65pt;height:68pt;flip:x;z-index:251816960;visibility:visible;mso-wrap-style:square;mso-width-percent:0;mso-height-percent:0;mso-wrap-distance-left:28.8pt;mso-wrap-distance-top:7.2pt;mso-wrap-distance-right:28.8pt;mso-wrap-distance-bottom:7.2pt;mso-position-horizontal:absolute;mso-position-horizontal-relative:margin;mso-position-vertical:absolute;mso-position-vertical-relative:margin;mso-width-percent:0;mso-height-percent:0;mso-width-relative:margin;mso-height-relative:margin;v-text-anchor:top" o:gfxdata="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" filled="f" stroked="f" strokeweight="1pt">
+              <v:rect w14:anchorId="6C071C17" id="מלבן 204" o:spid="_x0000_s1037" style="position:absolute;margin-left:78pt;margin-top:593.3pt;width:82.65pt;height:68pt;flip:x;z-index:251816960;visibility:visible;mso-wrap-style:square;mso-width-percent:0;mso-height-percent:0;mso-wrap-distance-left:28.8pt;mso-wrap-distance-top:7.2pt;mso-wrap-distance-right:28.8pt;mso-wrap-distance-bottom:7.2pt;mso-position-horizontal:absolute;mso-position-horizontal-relative:margin;mso-position-vertical:absolute;mso-position-vertical-relative:margin;mso-width-percent:0;mso-height-percent:0;mso-width-relative:margin;mso-height-relative:margin;v-text-anchor:top" o:gfxdata="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" filled="f" stroked="f" strokeweight="1pt">
                 <v:textbox inset="10.8pt,0,10.8pt,0">
                   <w:txbxContent>
                     <w:p>
@@ -3905,6 +3584,30 @@
           </mc:Fallback>
         </mc:AlternateContent>
       </w:r>
+    </w:p>
+    <w:bookmarkEnd w:id="4"/>
+    <w:p>
+      <w:pPr>
+        <w:tabs>
+          <w:tab w:val="right" w:pos="9360"/>
+        </w:tabs>
+        <w:rPr>
+          <w:sz w:val="28"/>
+          <w:szCs w:val="28"/>
+        </w:rPr>
+      </w:pPr>
+    </w:p>
+    <w:p>
+      <w:pPr>
+        <w:tabs>
+          <w:tab w:val="right" w:pos="9360"/>
+        </w:tabs>
+        <w:rPr>
+          <w:sz w:val="28"/>
+          <w:szCs w:val="28"/>
+          <w:rtl/>
+        </w:rPr>
+      </w:pPr>
       <w:r>
         <w:rPr>
           <w:noProof/>
@@ -3914,29 +3617,29 @@
         <mc:AlternateContent>
           <mc:Choice Requires="wps">
             <w:drawing>
-              <wp:anchor distT="0" distB="0" distL="114300" distR="114300" simplePos="0" relativeHeight="251814912" behindDoc="0" locked="0" layoutInCell="1" allowOverlap="1" wp14:anchorId="349CC8FE" wp14:editId="24FAFD5E">
+              <wp:anchor distT="0" distB="0" distL="114300" distR="114300" simplePos="0" relativeHeight="251819008" behindDoc="0" locked="0" layoutInCell="1" allowOverlap="1" wp14:anchorId="4C9E71F2" wp14:editId="68F2BC40">
                 <wp:simplePos x="0" y="0"/>
                 <wp:positionH relativeFrom="margin">
-                  <wp:posOffset>2018763</wp:posOffset>
+                  <wp:posOffset>2339671</wp:posOffset>
                 </wp:positionH>
                 <wp:positionV relativeFrom="paragraph">
-                  <wp:posOffset>143404</wp:posOffset>
+                  <wp:posOffset>2540</wp:posOffset>
                 </wp:positionV>
-                <wp:extent cx="869950" cy="668867"/>
-                <wp:effectExtent l="100647" t="13653" r="0" b="0"/>
+                <wp:extent cx="1634067" cy="1244600"/>
+                <wp:effectExtent l="0" t="0" r="23495" b="12700"/>
                 <wp:wrapNone/>
-                <wp:docPr id="203" name="חץ: ימינה 203"/>
+                <wp:docPr id="205" name="אליפסה 205"/>
                 <wp:cNvGraphicFramePr/>
                 <a:graphic xmlns:a="http://schemas.openxmlformats.org/drawingml/2006/main">
                   <a:graphicData uri="http://schemas.microsoft.com/office/word/2010/wordprocessingShape">
                     <wps:wsp>
                       <wps:cNvSpPr/>
                       <wps:spPr>
-                        <a:xfrm rot="2812699" flipV="1">
+                        <a:xfrm>
                           <a:off x="0" y="0"/>
-                          <a:ext cx="869950" cy="668867"/>
+                          <a:ext cx="1634067" cy="1244600"/>
                         </a:xfrm>
-                        <a:prstGeom prst="rightArrow">
+                        <a:prstGeom prst="ellipse">
                           <a:avLst/>
                         </a:prstGeom>
                       </wps:spPr>
@@ -3976,7 +3679,124 @@
           </mc:Choice>
           <mc:Fallback>
             <w:pict>
-              <v:shape w14:anchorId="3D84EFDA" id="חץ: ימינה 203" o:spid="_x0000_s1026" type="#_x0000_t13" style="position:absolute;left:0;text-align:left;margin-left:158.95pt;margin-top:11.3pt;width:68.5pt;height:52.65pt;rotation:-3072217fd;flip:y;z-index:251814912;visibility:visible;mso-wrap-style:square;mso-width-percent:0;mso-height-percent:0;mso-wrap-distance-left:9pt;mso-wrap-distance-top:0;mso-wrap-distance-right:9pt;mso-wrap-distance-bottom:0;mso-position-horizontal:absolute;mso-position-horizontal-relative:margin;mso-position-vertical:absolute;mso-position-vertical-relative:text;mso-width-percent:0;mso-height-percent:0;mso-width-relative:margin;mso-height-relative:margin;v-text-anchor:middle" o:gfxdata="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" adj="13296" fillcolor="#4472c4 [3204]" strokecolor="#1f3763 [1604]" strokeweight="1pt">
+              <v:oval w14:anchorId="22E17684" id="אליפסה 205" o:spid="_x0000_s1026" style="position:absolute;margin-left:184.25pt;margin-top:.2pt;width:128.65pt;height:98pt;z-index:251819008;visibility:visible;mso-wrap-style:square;mso-width-percent:0;mso-height-percent:0;mso-wrap-distance-left:9pt;mso-wrap-distance-top:0;mso-wrap-distance-right:9pt;mso-wrap-distance-bottom:0;mso-position-horizontal:absolute;mso-position-horizontal-relative:margin;mso-position-vertical:absolute;mso-position-vertical-relative:text;mso-width-percent:0;mso-height-percent:0;mso-width-relative:margin;mso-height-relative:margin;v-text-anchor:middle" o:gfxdata="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" fillcolor="#4472c4 [3204]" strokecolor="#1f3763 [1604]" strokeweight="1pt">
+                <v:stroke joinstyle="miter"/>
+                <w10:wrap anchorx="margin"/>
+              </v:oval>
+            </w:pict>
+          </mc:Fallback>
+        </mc:AlternateContent>
+      </w:r>
+    </w:p>
+    <w:p>
+      <w:pPr>
+        <w:jc w:val="right"/>
+        <w:rPr>
+          <w:sz w:val="28"/>
+          <w:szCs w:val="28"/>
+          <w:rtl/>
+        </w:rPr>
+      </w:pPr>
+      <w:r>
+        <w:rPr>
+          <w:noProof/>
+          <w:sz w:val="28"/>
+          <w:szCs w:val="28"/>
+        </w:rPr>
+        <mc:AlternateContent>
+          <mc:Choice Requires="wps">
+            <w:drawing>
+              <wp:anchor distT="0" distB="0" distL="114300" distR="114300" simplePos="0" relativeHeight="251821056" behindDoc="0" locked="0" layoutInCell="1" allowOverlap="1" wp14:anchorId="106CF6C9" wp14:editId="015A3CA2">
+                <wp:simplePos x="0" y="0"/>
+                <wp:positionH relativeFrom="margin">
+                  <wp:posOffset>2632213</wp:posOffset>
+                </wp:positionH>
+                <wp:positionV relativeFrom="paragraph">
+                  <wp:posOffset>12507</wp:posOffset>
+                </wp:positionV>
+                <wp:extent cx="948055" cy="668655"/>
+                <wp:effectExtent l="0" t="0" r="23495" b="17145"/>
+                <wp:wrapNone/>
+                <wp:docPr id="206" name="תיבת טקסט 206"/>
+                <wp:cNvGraphicFramePr/>
+                <a:graphic xmlns:a="http://schemas.openxmlformats.org/drawingml/2006/main">
+                  <a:graphicData uri="http://schemas.microsoft.com/office/word/2010/wordprocessingShape">
+                    <wps:wsp>
+                      <wps:cNvSpPr txBox="1"/>
+                      <wps:spPr>
+                        <a:xfrm>
+                          <a:off x="0" y="0"/>
+                          <a:ext cx="948055" cy="668655"/>
+                        </a:xfrm>
+                        <a:prstGeom prst="rect">
+                          <a:avLst/>
+                        </a:prstGeom>
+                        <a:solidFill>
+                          <a:sysClr val="window" lastClr="FFFFFF"/>
+                        </a:solidFill>
+                        <a:ln w="6350">
+                          <a:solidFill>
+                            <a:prstClr val="black"/>
+                          </a:solidFill>
+                        </a:ln>
+                      </wps:spPr>
+                      <wps:txbx>
+                        <w:txbxContent>
+                          <w:p>
+                            <w:pPr>
+                              <w:rPr>
+                                <w:rtl/>
+                              </w:rPr>
+                            </w:pPr>
+                            <w:r>
+                              <w:rPr>
+                                <w:rFonts w:hint="cs"/>
+                                <w:rtl/>
+                              </w:rPr>
+                              <w:t>הדפסת מסך כל הכבוד ומוזיקה</w:t>
+                            </w:r>
+                          </w:p>
+                        </w:txbxContent>
+                      </wps:txbx>
+                      <wps:bodyPr rot="0" spcFirstLastPara="0" vertOverflow="overflow" horzOverflow="overflow" vert="horz" wrap="square" lIns="91440" tIns="45720" rIns="91440" bIns="45720" numCol="1" spcCol="0" rtlCol="1" fromWordArt="0" anchor="t" anchorCtr="0" forceAA="0" compatLnSpc="1">
+                        <a:prstTxWarp prst="textNoShape">
+                          <a:avLst/>
+                        </a:prstTxWarp>
+                        <a:noAutofit/>
+                      </wps:bodyPr>
+                    </wps:wsp>
+                  </a:graphicData>
+                </a:graphic>
+                <wp14:sizeRelH relativeFrom="margin">
+                  <wp14:pctWidth>0</wp14:pctWidth>
+                </wp14:sizeRelH>
+                <wp14:sizeRelV relativeFrom="margin">
+                  <wp14:pctHeight>0</wp14:pctHeight>
+                </wp14:sizeRelV>
+              </wp:anchor>
+            </w:drawing>
+          </mc:Choice>
+          <mc:Fallback>
+            <w:pict>
+              <v:shape w14:anchorId="106CF6C9" id="תיבת טקסט 206" o:spid="_x0000_s1038" type="#_x0000_t202" style="position:absolute;left:0;text-align:left;margin-left:207.25pt;margin-top:1pt;width:74.65pt;height:52.65pt;z-index:251821056;visibility:visible;mso-wrap-style:square;mso-width-percent:0;mso-height-percent:0;mso-wrap-distance-left:9pt;mso-wrap-distance-top:0;mso-wrap-distance-right:9pt;mso-wrap-distance-bottom:0;mso-position-horizontal:absolute;mso-position-horizontal-relative:margin;mso-position-vertical:absolute;mso-position-vertical-relative:text;mso-width-percent:0;mso-height-percent:0;mso-width-relative:margin;mso-height-relative:margin;v-text-anchor:top" o:gfxdata="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" fillcolor="window" strokeweight=".5pt">
+                <v:textbox>
+                  <w:txbxContent>
+                    <w:p>
+                      <w:pPr>
+                        <w:rPr>
+                          <w:rtl/>
+                        </w:rPr>
+                      </w:pPr>
+                      <w:r>
+                        <w:rPr>
+                          <w:rFonts w:hint="cs"/>
+                          <w:rtl/>
+                        </w:rPr>
+                        <w:t>הדפסת מסך כל הכבוד ומוזיקה</w:t>
+                      </w:r>
+                    </w:p>
+                  </w:txbxContent>
+                </v:textbox>
                 <w10:wrap anchorx="margin"/>
               </v:shape>
             </w:pict>
@@ -3984,41 +3804,7 @@
         </mc:AlternateContent>
       </w:r>
     </w:p>
-    <w:bookmarkEnd w:id="1"/>
-    <w:p>
-      <w:pPr>
-        <w:tabs>
-          <w:tab w:val="right" w:pos="9360"/>
-        </w:tabs>
-        <w:rPr>
-          <w:sz w:val="28"/>
-          <w:szCs w:val="28"/>
-        </w:rPr>
-      </w:pPr>
-    </w:p>
-    <w:p>
-      <w:pPr>
-        <w:tabs>
-          <w:tab w:val="right" w:pos="9360"/>
-        </w:tabs>
-        <w:rPr>
-          <w:sz w:val="28"/>
-          <w:szCs w:val="28"/>
-          <w:rtl/>
-        </w:rPr>
-      </w:pPr>
-    </w:p>
-    <w:p>
-      <w:pPr>
-        <w:jc w:val="right"/>
-        <w:rPr>
-          <w:sz w:val="28"/>
-          <w:szCs w:val="28"/>
-          <w:rtl/>
-        </w:rPr>
-      </w:pPr>
-    </w:p>
-    <w:bookmarkEnd w:id="0"/>
+    <w:bookmarkEnd w:id="3"/>
     <w:p>
       <w:pPr>
         <w:jc w:val="right"/>
@@ -4368,6 +4154,7 @@
           <w:szCs w:val="28"/>
           <w:rtl/>
         </w:rPr>
+        <w:lastRenderedPageBreak/>
         <w:t xml:space="preserve">מסך משחק-כאן יהיה תמונה שעוזרת לשחקן להתחבר למשחק </w:t>
       </w:r>
       <w:r>
@@ -4512,7 +4299,6 @@
           <w:szCs w:val="28"/>
           <w:rtl/>
         </w:rPr>
-        <w:lastRenderedPageBreak/>
         <w:t>מסך טבלת שיאים- לאחר שראה אם ניצח או הפסיד השחקן יכול לראות את הנקודות של כל השחקנים ששיחקו עד סיום המשחק שלו לאחר מסך זה השחקן חוזר למסך הראשי.</w:t>
       </w:r>
     </w:p>
@@ -4616,7 +4402,7 @@
                     </pic:cNvPicPr>
                   </pic:nvPicPr>
                   <pic:blipFill>
-                    <a:blip r:embed="rId7">
+                    <a:blip r:embed="rId10">
                       <a:extLst>
                         <a:ext uri="{28A0092B-C50C-407E-A947-70E740481C1C}">
                           <a14:useLocalDpi xmlns:a14="http://schemas.microsoft.com/office/drawing/2010/main" val="0"/>
@@ -4707,7 +4493,7 @@
               </wp:anchor>
             </w:drawing>
           </mc:Choice>
-          <mc:Fallback>
+          <mc:Fallback xmlns:w16sdtdh="http://schemas.microsoft.com/office/word/2020/wordml/sdtdatahash" xmlns:w16du="http://schemas.microsoft.com/office/word/2023/wordml/word16du" xmlns:w16="http://schemas.microsoft.com/office/word/2018/wordml" xmlns:w16cid="http://schemas.microsoft.com/office/word/2016/wordml/cid" xmlns:w16cex="http://schemas.microsoft.com/office/word/2018/wordml/cex" xmlns:oel="http://schemas.microsoft.com/office/2019/extlst" xmlns:am3d="http://schemas.microsoft.com/office/drawing/2017/model3d" xmlns:aink="http://schemas.microsoft.com/office/drawing/2016/ink" xmlns:cx8="http://schemas.microsoft.com/office/drawing/2016/5/14/chartex" xmlns:cx7="http://schemas.microsoft.com/office/drawing/2016/5/13/chartex" xmlns:cx6="http://schemas.microsoft.com/office/drawing/2016/5/12/chartex" xmlns:cx5="http://schemas.microsoft.com/office/drawing/2016/5/11/chartex" xmlns:cx4="http://schemas.microsoft.com/office/drawing/2016/5/10/chartex" xmlns:cx3="http://schemas.microsoft.com/office/drawing/2016/5/9/chartex" xmlns:cx2="http://schemas.microsoft.com/office/drawing/2015/10/21/chartex" xmlns:cx1="http://schemas.microsoft.com/office/drawing/2015/9/8/chartex">
             <w:pict>
               <v:shape w14:anchorId="50D1C923" id="מחבר חץ ישר 5" o:spid="_x0000_s1026" type="#_x0000_t32" style="position:absolute;left:0;text-align:left;margin-left:3.75pt;margin-top:176.25pt;width:53.25pt;height:68.25pt;flip:x;z-index:251783168;visibility:visible;mso-wrap-style:square;mso-wrap-distance-left:9pt;mso-wrap-distance-top:0;mso-wrap-distance-right:9pt;mso-wrap-distance-bottom:0;mso-position-horizontal:absolute;mso-position-horizontal-relative:text;mso-position-vertical:absolute;mso-position-vertical-relative:text" o:gfxdata="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" strokecolor="#4472c4 [3204]" strokeweight=".5pt">
                 <v:stroke startarrow="block" endarrow="block" joinstyle="miter"/>
@@ -4748,7 +4534,7 @@
                     </pic:cNvPicPr>
                   </pic:nvPicPr>
                   <pic:blipFill>
-                    <a:blip r:embed="rId8" cstate="print">
+                    <a:blip r:embed="rId11" cstate="print">
                       <a:extLst>
                         <a:ext uri="{28A0092B-C50C-407E-A947-70E740481C1C}">
                           <a14:useLocalDpi xmlns:a14="http://schemas.microsoft.com/office/drawing/2010/main" val="0"/>
@@ -4817,7 +4603,7 @@
                     </pic:cNvPicPr>
                   </pic:nvPicPr>
                   <pic:blipFill>
-                    <a:blip r:embed="rId9">
+                    <a:blip r:embed="rId12">
                       <a:extLst>
                         <a:ext uri="{28A0092B-C50C-407E-A947-70E740481C1C}">
                           <a14:useLocalDpi xmlns:a14="http://schemas.microsoft.com/office/drawing/2010/main" val="0"/>
@@ -4886,7 +4672,7 @@
                     </pic:cNvPicPr>
                   </pic:nvPicPr>
                   <pic:blipFill>
-                    <a:blip r:embed="rId10">
+                    <a:blip r:embed="rId13">
                       <a:extLst>
                         <a:ext uri="{28A0092B-C50C-407E-A947-70E740481C1C}">
                           <a14:useLocalDpi xmlns:a14="http://schemas.microsoft.com/office/drawing/2010/main" val="0"/>
@@ -5065,7 +4851,7 @@
           </mc:Choice>
           <mc:Fallback>
             <w:pict>
-              <v:rect w14:anchorId="14C7C279" id="מלבן 17" o:spid="_x0000_s1041" style="position:absolute;left:0;text-align:left;margin-left:66pt;margin-top:0;width:98.65pt;height:153.25pt;rotation:3549929fd;flip:x;z-index:251739136;visibility:visible;mso-wrap-style:square;mso-width-percent:0;mso-height-percent:0;mso-wrap-distance-left:28.8pt;mso-wrap-distance-top:7.2pt;mso-wrap-distance-right:28.8pt;mso-wrap-distance-bottom:7.2pt;mso-position-horizontal:absolute;mso-position-horizontal-relative:margin;mso-position-vertical:top;mso-position-vertical-relative:margin;mso-width-percent:0;mso-height-percent:0;mso-width-relative:margin;mso-height-relative:margin;v-text-anchor:top" o:gfxdata="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" filled="f" stroked="f" strokeweight="1pt">
+              <v:rect w14:anchorId="14C7C279" id="מלבן 17" o:spid="_x0000_s1039" style="position:absolute;left:0;text-align:left;margin-left:66pt;margin-top:0;width:98.65pt;height:153.25pt;rotation:3549929fd;flip:x;z-index:251739136;visibility:visible;mso-wrap-style:square;mso-width-percent:0;mso-height-percent:0;mso-wrap-distance-left:28.8pt;mso-wrap-distance-top:7.2pt;mso-wrap-distance-right:28.8pt;mso-wrap-distance-bottom:7.2pt;mso-position-horizontal:absolute;mso-position-horizontal-relative:margin;mso-position-vertical:top;mso-position-vertical-relative:margin;mso-width-percent:0;mso-height-percent:0;mso-width-relative:margin;mso-height-relative:margin;v-text-anchor:top" o:gfxdata="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" filled="f" stroked="f" strokeweight="1pt">
                 <v:textbox inset="10.8pt,0,10.8pt,0">
                   <w:txbxContent>
                     <w:p>
@@ -5170,7 +4956,7 @@
                     </pic:cNvPicPr>
                   </pic:nvPicPr>
                   <pic:blipFill>
-                    <a:blip r:embed="rId11">
+                    <a:blip r:embed="rId14">
                       <a:extLst>
                         <a:ext uri="{28A0092B-C50C-407E-A947-70E740481C1C}">
                           <a14:useLocalDpi xmlns:a14="http://schemas.microsoft.com/office/drawing/2010/main" val="0"/>
@@ -5239,7 +5025,7 @@
                     </pic:cNvPicPr>
                   </pic:nvPicPr>
                   <pic:blipFill>
-                    <a:blip r:embed="rId12">
+                    <a:blip r:embed="rId15">
                       <a:extLst>
                         <a:ext uri="{28A0092B-C50C-407E-A947-70E740481C1C}">
                           <a14:useLocalDpi xmlns:a14="http://schemas.microsoft.com/office/drawing/2010/main" val="0"/>
@@ -5393,7 +5179,7 @@
           </mc:Choice>
           <mc:Fallback>
             <w:pict>
-              <v:rect w14:anchorId="623FCC8F" id="מלבן 1" o:spid="_x0000_s1042" style="position:absolute;left:0;text-align:left;margin-left:252.3pt;margin-top:349.5pt;width:79.2pt;height:119.95pt;rotation:180;flip:x y;z-index:251776000;visibility:visible;mso-wrap-style:square;mso-width-percent:0;mso-height-percent:0;mso-wrap-distance-left:28.8pt;mso-wrap-distance-top:7.2pt;mso-wrap-distance-right:28.8pt;mso-wrap-distance-bottom:7.2pt;mso-position-horizontal:absolute;mso-position-horizontal-relative:margin;mso-position-vertical:absolute;mso-position-vertical-relative:margin;mso-width-percent:0;mso-height-percent:0;mso-width-relative:margin;mso-height-relative:margin;v-text-anchor:top" o:gfxdata="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" filled="f" stroked="f" strokeweight="1pt">
+              <v:rect w14:anchorId="623FCC8F" id="מלבן 1" o:spid="_x0000_s1040" style="position:absolute;left:0;text-align:left;margin-left:252.3pt;margin-top:349.5pt;width:79.2pt;height:119.95pt;rotation:180;flip:x y;z-index:251776000;visibility:visible;mso-wrap-style:square;mso-width-percent:0;mso-height-percent:0;mso-wrap-distance-left:28.8pt;mso-wrap-distance-top:7.2pt;mso-wrap-distance-right:28.8pt;mso-wrap-distance-bottom:7.2pt;mso-position-horizontal:absolute;mso-position-horizontal-relative:margin;mso-position-vertical:absolute;mso-position-vertical-relative:margin;mso-width-percent:0;mso-height-percent:0;mso-width-relative:margin;mso-height-relative:margin;v-text-anchor:top" o:gfxdata="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" filled="f" stroked="f" strokeweight="1pt">
                 <v:textbox inset="10.8pt,0,10.8pt,0">
                   <w:txbxContent>
                     <w:p>
@@ -5518,7 +5304,7 @@
               </wp:anchor>
             </w:drawing>
           </mc:Choice>
-          <mc:Fallback>
+          <mc:Fallback xmlns:w16sdtdh="http://schemas.microsoft.com/office/word/2020/wordml/sdtdatahash" xmlns:w16du="http://schemas.microsoft.com/office/word/2023/wordml/word16du" xmlns:w16="http://schemas.microsoft.com/office/word/2018/wordml" xmlns:w16cid="http://schemas.microsoft.com/office/word/2016/wordml/cid" xmlns:w16cex="http://schemas.microsoft.com/office/word/2018/wordml/cex" xmlns:oel="http://schemas.microsoft.com/office/2019/extlst" xmlns:am3d="http://schemas.microsoft.com/office/drawing/2017/model3d" xmlns:aink="http://schemas.microsoft.com/office/drawing/2016/ink" xmlns:cx8="http://schemas.microsoft.com/office/drawing/2016/5/14/chartex" xmlns:cx7="http://schemas.microsoft.com/office/drawing/2016/5/13/chartex" xmlns:cx6="http://schemas.microsoft.com/office/drawing/2016/5/12/chartex" xmlns:cx5="http://schemas.microsoft.com/office/drawing/2016/5/11/chartex" xmlns:cx4="http://schemas.microsoft.com/office/drawing/2016/5/10/chartex" xmlns:cx3="http://schemas.microsoft.com/office/drawing/2016/5/9/chartex" xmlns:cx2="http://schemas.microsoft.com/office/drawing/2015/10/21/chartex" xmlns:cx1="http://schemas.microsoft.com/office/drawing/2015/9/8/chartex">
             <w:pict>
               <v:shape w14:anchorId="51258072" id="חץ מכופף למעלה 211" o:spid="_x0000_s1026" style="position:absolute;left:0;text-align:left;margin-left:187.5pt;margin-top:85.5pt;width:85.5pt;height:560.25pt;z-index:251773952;visibility:visible;mso-wrap-style:square;mso-width-percent:0;mso-height-percent:0;mso-wrap-distance-left:9pt;mso-wrap-distance-top:0;mso-wrap-distance-right:9pt;mso-wrap-distance-bottom:0;mso-position-horizontal:absolute;mso-position-horizontal-relative:margin;mso-position-vertical:absolute;mso-position-vertical-relative:text;mso-width-percent:0;mso-height-percent:0;mso-width-relative:margin;mso-height-relative:margin;v-text-anchor:middle" coordsize="1085850,7115175" o:gfxdata="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" path="m,6843713r678656,l678656,271463r-135731,l814388,r271462,271463l950119,271463r,6843712l,7115175,,6843713xe" fillcolor="#4472c4 [3204]" strokecolor="#1f3763 [1604]" strokeweight="1pt">
                 <v:stroke joinstyle="miter"/>
@@ -5597,7 +5383,7 @@
               </wp:anchor>
             </w:drawing>
           </mc:Choice>
-          <mc:Fallback>
+          <mc:Fallback xmlns:w16sdtdh="http://schemas.microsoft.com/office/word/2020/wordml/sdtdatahash" xmlns:w16du="http://schemas.microsoft.com/office/word/2023/wordml/word16du" xmlns:w16="http://schemas.microsoft.com/office/word/2018/wordml" xmlns:w16cid="http://schemas.microsoft.com/office/word/2016/wordml/cid" xmlns:w16cex="http://schemas.microsoft.com/office/word/2018/wordml/cex" xmlns:oel="http://schemas.microsoft.com/office/2019/extlst" xmlns:am3d="http://schemas.microsoft.com/office/drawing/2017/model3d" xmlns:aink="http://schemas.microsoft.com/office/drawing/2016/ink" xmlns:cx8="http://schemas.microsoft.com/office/drawing/2016/5/14/chartex" xmlns:cx7="http://schemas.microsoft.com/office/drawing/2016/5/13/chartex" xmlns:cx6="http://schemas.microsoft.com/office/drawing/2016/5/12/chartex" xmlns:cx5="http://schemas.microsoft.com/office/drawing/2016/5/11/chartex" xmlns:cx4="http://schemas.microsoft.com/office/drawing/2016/5/10/chartex" xmlns:cx3="http://schemas.microsoft.com/office/drawing/2016/5/9/chartex" xmlns:cx2="http://schemas.microsoft.com/office/drawing/2015/10/21/chartex" xmlns:cx1="http://schemas.microsoft.com/office/drawing/2015/9/8/chartex">
             <w:pict>
               <v:oval w14:anchorId="5771285E" id="אליפסה 196" o:spid="_x0000_s1026" style="position:absolute;left:0;text-align:left;margin-left:71.25pt;margin-top:567.3pt;width:96pt;height:76.5pt;z-index:251770880;visibility:visible;mso-wrap-style:square;mso-width-percent:0;mso-wrap-distance-left:9pt;mso-wrap-distance-top:0;mso-wrap-distance-right:9pt;mso-wrap-distance-bottom:0;mso-position-horizontal:absolute;mso-position-horizontal-relative:text;mso-position-vertical:absolute;mso-position-vertical-relative:text;mso-width-percent:0;mso-width-relative:margin;v-text-anchor:middle" o:gfxdata="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" fillcolor="#4472c4 [3204]" strokecolor="#1f3763 [1604]" strokeweight="1pt">
                 <v:stroke joinstyle="miter"/>
@@ -5701,7 +5487,7 @@
           </mc:Choice>
           <mc:Fallback>
             <w:pict>
-              <v:shape w14:anchorId="7897B508" id="תיבת טקסט 2" o:spid="_x0000_s1043" type="#_x0000_t202" style="position:absolute;left:0;text-align:left;margin-left:85.5pt;margin-top:654.95pt;width:65.25pt;height:39pt;flip:x;z-index:-251543552;visibility:visible;mso-wrap-style:square;mso-width-percent:0;mso-height-percent:0;mso-wrap-distance-left:9pt;mso-wrap-distance-top:3.6pt;mso-wrap-distance-right:9pt;mso-wrap-distance-bottom:3.6pt;mso-position-horizontal:absolute;mso-position-horizontal-relative:text;mso-position-vertical:absolute;mso-position-vertical-relative:page;mso-width-percent:0;mso-height-percent:0;mso-width-relative:margin;mso-height-relative:margin;v-text-anchor:top" o:gfxdata="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">
+              <v:shape w14:anchorId="7897B508" id="תיבת טקסט 2" o:spid="_x0000_s1041" type="#_x0000_t202" style="position:absolute;left:0;text-align:left;margin-left:85.5pt;margin-top:654.95pt;width:65.25pt;height:39pt;flip:x;z-index:-251543552;visibility:visible;mso-wrap-style:square;mso-width-percent:0;mso-height-percent:0;mso-wrap-distance-left:9pt;mso-wrap-distance-top:3.6pt;mso-wrap-distance-right:9pt;mso-wrap-distance-bottom:3.6pt;mso-position-horizontal:absolute;mso-position-horizontal-relative:text;mso-position-vertical:absolute;mso-position-vertical-relative:page;mso-width-percent:0;mso-height-percent:0;mso-width-relative:margin;mso-height-relative:margin;v-text-anchor:top" o:gfxdata="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">
                 <v:textbox>
                   <w:txbxContent>
                     <w:p>
@@ -5850,7 +5636,7 @@
           </mc:Choice>
           <mc:Fallback>
             <w:pict>
-              <v:rect w14:anchorId="2AF36C11" id="מלבן 195" o:spid="_x0000_s1044" style="position:absolute;left:0;text-align:left;margin-left:71.55pt;margin-top:366.95pt;width:79.2pt;height:48pt;flip:x;z-index:251768832;visibility:visible;mso-wrap-style:square;mso-width-percent:0;mso-height-percent:0;mso-wrap-distance-left:28.8pt;mso-wrap-distance-top:7.2pt;mso-wrap-distance-right:28.8pt;mso-wrap-distance-bottom:7.2pt;mso-position-horizontal:absolute;mso-position-horizontal-relative:margin;mso-position-vertical:absolute;mso-position-vertical-relative:margin;mso-width-percent:0;mso-height-percent:0;mso-width-relative:margin;mso-height-relative:margin;v-text-anchor:top" o:gfxdata="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" filled="f" stroked="f" strokeweight="1pt">
+              <v:rect w14:anchorId="2AF36C11" id="מלבן 195" o:spid="_x0000_s1042" style="position:absolute;left:0;text-align:left;margin-left:71.55pt;margin-top:366.95pt;width:79.2pt;height:48pt;flip:x;z-index:251768832;visibility:visible;mso-wrap-style:square;mso-width-percent:0;mso-height-percent:0;mso-wrap-distance-left:28.8pt;mso-wrap-distance-top:7.2pt;mso-wrap-distance-right:28.8pt;mso-wrap-distance-bottom:7.2pt;mso-position-horizontal:absolute;mso-position-horizontal-relative:margin;mso-position-vertical:absolute;mso-position-vertical-relative:margin;mso-width-percent:0;mso-height-percent:0;mso-width-relative:margin;mso-height-relative:margin;v-text-anchor:top" o:gfxdata="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" filled="f" stroked="f" strokeweight="1pt">
                 <v:textbox inset="10.8pt,0,10.8pt,0">
                   <w:txbxContent>
                     <w:p>
@@ -5968,7 +5754,7 @@
               </wp:anchor>
             </w:drawing>
           </mc:Choice>
-          <mc:Fallback>
+          <mc:Fallback xmlns:w16sdtdh="http://schemas.microsoft.com/office/word/2020/wordml/sdtdatahash" xmlns:w16du="http://schemas.microsoft.com/office/word/2023/wordml/word16du" xmlns:w16="http://schemas.microsoft.com/office/word/2018/wordml" xmlns:w16cid="http://schemas.microsoft.com/office/word/2016/wordml/cid" xmlns:w16cex="http://schemas.microsoft.com/office/word/2018/wordml/cex" xmlns:oel="http://schemas.microsoft.com/office/2019/extlst" xmlns:am3d="http://schemas.microsoft.com/office/drawing/2017/model3d" xmlns:aink="http://schemas.microsoft.com/office/drawing/2016/ink" xmlns:cx8="http://schemas.microsoft.com/office/drawing/2016/5/14/chartex" xmlns:cx7="http://schemas.microsoft.com/office/drawing/2016/5/13/chartex" xmlns:cx6="http://schemas.microsoft.com/office/drawing/2016/5/12/chartex" xmlns:cx5="http://schemas.microsoft.com/office/drawing/2016/5/11/chartex" xmlns:cx4="http://schemas.microsoft.com/office/drawing/2016/5/10/chartex" xmlns:cx3="http://schemas.microsoft.com/office/drawing/2016/5/9/chartex" xmlns:cx2="http://schemas.microsoft.com/office/drawing/2015/10/21/chartex" xmlns:cx1="http://schemas.microsoft.com/office/drawing/2015/9/8/chartex">
             <w:pict>
               <v:shapetype w14:anchorId="64FDF345" id="_x0000_t67" coordsize="21600,21600" o:spt="67" adj="16200,5400" path="m0@0l@1@0@1,0@2,0@2@0,21600@0,10800,21600xe">
                 <v:stroke joinstyle="miter"/>
@@ -6095,7 +5881,7 @@
           </mc:Choice>
           <mc:Fallback>
             <w:pict>
-              <v:rect w14:anchorId="552BFDC7" id="מלבן 193" o:spid="_x0000_s1045" style="position:absolute;left:0;text-align:left;margin-left:123pt;margin-top:164.3pt;width:63pt;height:60.7pt;rotation:-3550299fd;flip:x;z-index:251765760;visibility:visible;mso-wrap-style:square;mso-width-percent:0;mso-height-percent:0;mso-wrap-distance-left:28.8pt;mso-wrap-distance-top:7.2pt;mso-wrap-distance-right:28.8pt;mso-wrap-distance-bottom:7.2pt;mso-position-horizontal:absolute;mso-position-horizontal-relative:margin;mso-position-vertical:absolute;mso-position-vertical-relative:margin;mso-width-percent:0;mso-height-percent:0;mso-width-relative:margin;mso-height-relative:margin;v-text-anchor:top" o:gfxdata="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" filled="f" stroked="f" strokeweight="1pt">
+              <v:rect w14:anchorId="552BFDC7" id="מלבן 193" o:spid="_x0000_s1043" style="position:absolute;left:0;text-align:left;margin-left:123pt;margin-top:164.3pt;width:63pt;height:60.7pt;rotation:-3550299fd;flip:x;z-index:251765760;visibility:visible;mso-wrap-style:square;mso-width-percent:0;mso-height-percent:0;mso-wrap-distance-left:28.8pt;mso-wrap-distance-top:7.2pt;mso-wrap-distance-right:28.8pt;mso-wrap-distance-bottom:7.2pt;mso-position-horizontal:absolute;mso-position-horizontal-relative:margin;mso-position-vertical:absolute;mso-position-vertical-relative:margin;mso-width-percent:0;mso-height-percent:0;mso-width-relative:margin;mso-height-relative:margin;v-text-anchor:top" o:gfxdata="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" filled="f" stroked="f" strokeweight="1pt">
                 <v:textbox inset="10.8pt,0,10.8pt,0">
                   <w:txbxContent>
                     <w:p>
@@ -6190,7 +5976,7 @@
               </wp:anchor>
             </w:drawing>
           </mc:Choice>
-          <mc:Fallback>
+          <mc:Fallback xmlns:w16sdtdh="http://schemas.microsoft.com/office/word/2020/wordml/sdtdatahash" xmlns:w16du="http://schemas.microsoft.com/office/word/2023/wordml/word16du" xmlns:w16="http://schemas.microsoft.com/office/word/2018/wordml" xmlns:w16cid="http://schemas.microsoft.com/office/word/2016/wordml/cid" xmlns:w16cex="http://schemas.microsoft.com/office/word/2018/wordml/cex" xmlns:oel="http://schemas.microsoft.com/office/2019/extlst" xmlns:am3d="http://schemas.microsoft.com/office/drawing/2017/model3d" xmlns:aink="http://schemas.microsoft.com/office/drawing/2016/ink" xmlns:cx8="http://schemas.microsoft.com/office/drawing/2016/5/14/chartex" xmlns:cx7="http://schemas.microsoft.com/office/drawing/2016/5/13/chartex" xmlns:cx6="http://schemas.microsoft.com/office/drawing/2016/5/12/chartex" xmlns:cx5="http://schemas.microsoft.com/office/drawing/2016/5/11/chartex" xmlns:cx4="http://schemas.microsoft.com/office/drawing/2016/5/10/chartex" xmlns:cx3="http://schemas.microsoft.com/office/drawing/2016/5/9/chartex" xmlns:cx2="http://schemas.microsoft.com/office/drawing/2015/10/21/chartex" xmlns:cx1="http://schemas.microsoft.com/office/drawing/2015/9/8/chartex">
             <w:pict>
               <v:shape w14:anchorId="039F44CF" id="מחבר חץ ישר 192" o:spid="_x0000_s1026" type="#_x0000_t32" style="position:absolute;left:0;text-align:left;margin-left:110.25pt;margin-top:172.5pt;width:81pt;height:81pt;z-index:251763712;visibility:visible;mso-wrap-style:square;mso-wrap-distance-left:9pt;mso-wrap-distance-top:0;mso-wrap-distance-right:9pt;mso-wrap-distance-bottom:0;mso-position-horizontal:absolute;mso-position-horizontal-relative:text;mso-position-vertical:absolute;mso-position-vertical-relative:text" o:gfxdata="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" strokecolor="#4472c4 [3204]" strokeweight=".5pt">
                 <v:stroke endarrow="block" joinstyle="miter"/>
@@ -6303,7 +6089,7 @@
           </mc:Choice>
           <mc:Fallback>
             <w:pict>
-              <v:rect w14:anchorId="01F5603D" id="מלבן 156" o:spid="_x0000_s1046" style="position:absolute;left:0;text-align:left;margin-left:37.45pt;margin-top:195.65pt;width:63pt;height:60.7pt;rotation:-205756fd;flip:x;z-index:251757568;visibility:visible;mso-wrap-style:square;mso-width-percent:0;mso-height-percent:0;mso-wrap-distance-left:28.8pt;mso-wrap-distance-top:7.2pt;mso-wrap-distance-right:28.8pt;mso-wrap-distance-bottom:7.2pt;mso-position-horizontal:absolute;mso-position-horizontal-relative:margin;mso-position-vertical:absolute;mso-position-vertical-relative:margin;mso-width-percent:0;mso-height-percent:0;mso-width-relative:margin;mso-height-relative:margin;v-text-anchor:top" o:gfxdata="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" filled="f" stroked="f" strokeweight="1pt">
+              <v:rect w14:anchorId="01F5603D" id="מלבן 156" o:spid="_x0000_s1044" style="position:absolute;left:0;text-align:left;margin-left:37.45pt;margin-top:195.65pt;width:63pt;height:60.7pt;rotation:-205756fd;flip:x;z-index:251757568;visibility:visible;mso-wrap-style:square;mso-width-percent:0;mso-height-percent:0;mso-wrap-distance-left:28.8pt;mso-wrap-distance-top:7.2pt;mso-wrap-distance-right:28.8pt;mso-wrap-distance-bottom:7.2pt;mso-position-horizontal:absolute;mso-position-horizontal-relative:margin;mso-position-vertical:absolute;mso-position-vertical-relative:margin;mso-width-percent:0;mso-height-percent:0;mso-width-relative:margin;mso-height-relative:margin;v-text-anchor:top" o:gfxdata="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" filled="f" stroked="f" strokeweight="1pt">
                 <v:textbox inset="10.8pt,0,10.8pt,0">
                   <w:txbxContent>
                     <w:p>
@@ -6398,7 +6184,7 @@
               </wp:anchor>
             </w:drawing>
           </mc:Choice>
-          <mc:Fallback>
+          <mc:Fallback xmlns:w16sdtdh="http://schemas.microsoft.com/office/word/2020/wordml/sdtdatahash" xmlns:w16du="http://schemas.microsoft.com/office/word/2023/wordml/word16du" xmlns:w16="http://schemas.microsoft.com/office/word/2018/wordml" xmlns:w16cid="http://schemas.microsoft.com/office/word/2016/wordml/cid" xmlns:w16cex="http://schemas.microsoft.com/office/word/2018/wordml/cex" xmlns:oel="http://schemas.microsoft.com/office/2019/extlst" xmlns:am3d="http://schemas.microsoft.com/office/drawing/2017/model3d" xmlns:aink="http://schemas.microsoft.com/office/drawing/2016/ink" xmlns:cx8="http://schemas.microsoft.com/office/drawing/2016/5/14/chartex" xmlns:cx7="http://schemas.microsoft.com/office/drawing/2016/5/13/chartex" xmlns:cx6="http://schemas.microsoft.com/office/drawing/2016/5/12/chartex" xmlns:cx5="http://schemas.microsoft.com/office/drawing/2016/5/11/chartex" xmlns:cx4="http://schemas.microsoft.com/office/drawing/2016/5/10/chartex" xmlns:cx3="http://schemas.microsoft.com/office/drawing/2016/5/9/chartex" xmlns:cx2="http://schemas.microsoft.com/office/drawing/2015/10/21/chartex" xmlns:cx1="http://schemas.microsoft.com/office/drawing/2015/9/8/chartex">
             <w:pict>
               <v:shape w14:anchorId="30CEAFCD" id="מחבר חץ ישר 153" o:spid="_x0000_s1026" type="#_x0000_t32" style="position:absolute;left:0;text-align:left;margin-left:83.25pt;margin-top:183pt;width:21.75pt;height:84pt;z-index:251751424;visibility:visible;mso-wrap-style:square;mso-wrap-distance-left:9pt;mso-wrap-distance-top:0;mso-wrap-distance-right:9pt;mso-wrap-distance-bottom:0;mso-position-horizontal:absolute;mso-position-horizontal-relative:text;mso-position-vertical:absolute;mso-position-vertical-relative:text" o:gfxdata="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" strokecolor="#4472c4 [3204]" strokeweight=".5pt">
                 <v:stroke endarrow="block" joinstyle="miter"/>
@@ -6511,7 +6297,7 @@
           </mc:Choice>
           <mc:Fallback>
             <w:pict>
-              <v:rect w14:anchorId="3804B608" id="מלבן 152" o:spid="_x0000_s1047" style="position:absolute;left:0;text-align:left;margin-left:-38.1pt;margin-top:162.95pt;width:69.75pt;height:67.75pt;rotation:4076194fd;flip:x;z-index:251750400;visibility:visible;mso-wrap-style:square;mso-width-percent:0;mso-height-percent:0;mso-wrap-distance-left:28.8pt;mso-wrap-distance-top:7.2pt;mso-wrap-distance-right:28.8pt;mso-wrap-distance-bottom:7.2pt;mso-position-horizontal:absolute;mso-position-horizontal-relative:margin;mso-position-vertical:absolute;mso-position-vertical-relative:margin;mso-width-percent:0;mso-height-percent:0;mso-width-relative:margin;mso-height-relative:margin;v-text-anchor:top" o:gfxdata="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" filled="f" stroked="f" strokeweight="1pt">
+              <v:rect w14:anchorId="3804B608" id="מלבן 152" o:spid="_x0000_s1045" style="position:absolute;left:0;text-align:left;margin-left:-38.1pt;margin-top:162.95pt;width:69.75pt;height:67.75pt;rotation:4076194fd;flip:x;z-index:251750400;visibility:visible;mso-wrap-style:square;mso-width-percent:0;mso-height-percent:0;mso-wrap-distance-left:28.8pt;mso-wrap-distance-top:7.2pt;mso-wrap-distance-right:28.8pt;mso-wrap-distance-bottom:7.2pt;mso-position-horizontal:absolute;mso-position-horizontal-relative:margin;mso-position-vertical:absolute;mso-position-vertical-relative:margin;mso-width-percent:0;mso-height-percent:0;mso-width-relative:margin;mso-height-relative:margin;v-text-anchor:top" o:gfxdata="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" filled="f" stroked="f" strokeweight="1pt">
                 <v:textbox inset="10.8pt,0,10.8pt,0">
                   <w:txbxContent>
                     <w:p>
@@ -6660,7 +6446,7 @@
           </mc:Choice>
           <mc:Fallback>
             <w:pict>
-              <v:rect w14:anchorId="64A80639" id="מלבן 140" o:spid="_x0000_s1048" style="position:absolute;left:0;text-align:left;margin-left:287.25pt;margin-top:36.9pt;width:79.2pt;height:48pt;rotation:-3866507fd;flip:x;z-index:251743232;visibility:visible;mso-wrap-style:square;mso-width-percent:0;mso-height-percent:0;mso-wrap-distance-left:28.8pt;mso-wrap-distance-top:7.2pt;mso-wrap-distance-right:28.8pt;mso-wrap-distance-bottom:7.2pt;mso-position-horizontal:absolute;mso-position-horizontal-relative:margin;mso-position-vertical:absolute;mso-position-vertical-relative:margin;mso-width-percent:0;mso-height-percent:0;mso-width-relative:margin;mso-height-relative:margin;v-text-anchor:top" o:gfxdata="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" filled="f" stroked="f" strokeweight="1pt">
+              <v:rect w14:anchorId="64A80639" id="מלבן 140" o:spid="_x0000_s1046" style="position:absolute;left:0;text-align:left;margin-left:287.25pt;margin-top:36.9pt;width:79.2pt;height:48pt;rotation:-3866507fd;flip:x;z-index:251743232;visibility:visible;mso-wrap-style:square;mso-width-percent:0;mso-height-percent:0;mso-wrap-distance-left:28.8pt;mso-wrap-distance-top:7.2pt;mso-wrap-distance-right:28.8pt;mso-wrap-distance-bottom:7.2pt;mso-position-horizontal:absolute;mso-position-horizontal-relative:margin;mso-position-vertical:absolute;mso-position-vertical-relative:margin;mso-width-percent:0;mso-height-percent:0;mso-width-relative:margin;mso-height-relative:margin;v-text-anchor:top" o:gfxdata="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" filled="f" stroked="f" strokeweight="1pt">
                 <v:textbox inset="10.8pt,0,10.8pt,0">
                   <w:txbxContent>
                     <w:p>
@@ -6771,7 +6557,7 @@
               </wp:anchor>
             </w:drawing>
           </mc:Choice>
-          <mc:Fallback>
+          <mc:Fallback xmlns:w16sdtdh="http://schemas.microsoft.com/office/word/2020/wordml/sdtdatahash" xmlns:w16du="http://schemas.microsoft.com/office/word/2023/wordml/word16du" xmlns:w16="http://schemas.microsoft.com/office/word/2018/wordml" xmlns:w16cid="http://schemas.microsoft.com/office/word/2016/wordml/cid" xmlns:w16cex="http://schemas.microsoft.com/office/word/2018/wordml/cex" xmlns:oel="http://schemas.microsoft.com/office/2019/extlst" xmlns:am3d="http://schemas.microsoft.com/office/drawing/2017/model3d" xmlns:aink="http://schemas.microsoft.com/office/drawing/2016/ink" xmlns:cx8="http://schemas.microsoft.com/office/drawing/2016/5/14/chartex" xmlns:cx7="http://schemas.microsoft.com/office/drawing/2016/5/13/chartex" xmlns:cx6="http://schemas.microsoft.com/office/drawing/2016/5/12/chartex" xmlns:cx5="http://schemas.microsoft.com/office/drawing/2016/5/11/chartex" xmlns:cx4="http://schemas.microsoft.com/office/drawing/2016/5/10/chartex" xmlns:cx3="http://schemas.microsoft.com/office/drawing/2016/5/9/chartex" xmlns:cx2="http://schemas.microsoft.com/office/drawing/2015/10/21/chartex" xmlns:cx1="http://schemas.microsoft.com/office/drawing/2015/9/8/chartex">
             <w:pict>
               <v:shape w14:anchorId="65BCF1D5" id="מחבר חץ ישר 139" o:spid="_x0000_s1026" type="#_x0000_t32" style="position:absolute;left:0;text-align:left;margin-left:273.75pt;margin-top:42.75pt;width:66pt;height:69pt;flip:x y;z-index:251741184;visibility:visible;mso-wrap-style:square;mso-width-percent:0;mso-height-percent:0;mso-wrap-distance-left:9pt;mso-wrap-distance-top:0;mso-wrap-distance-right:9pt;mso-wrap-distance-bottom:0;mso-position-horizontal:absolute;mso-position-horizontal-relative:text;mso-position-vertical:absolute;mso-position-vertical-relative:text;mso-width-percent:0;mso-height-percent:0;mso-width-relative:margin;mso-height-relative:margin" o:gfxdata="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" strokecolor="#4472c4 [3204]" strokeweight=".5pt">
                 <v:stroke endarrow="block" joinstyle="miter"/>
@@ -6840,7 +6626,7 @@
               </wp:anchor>
             </w:drawing>
           </mc:Choice>
-          <mc:Fallback>
+          <mc:Fallback xmlns:w16sdtdh="http://schemas.microsoft.com/office/word/2020/wordml/sdtdatahash" xmlns:w16du="http://schemas.microsoft.com/office/word/2023/wordml/word16du" xmlns:w16="http://schemas.microsoft.com/office/word/2018/wordml" xmlns:w16cid="http://schemas.microsoft.com/office/word/2016/wordml/cid" xmlns:w16cex="http://schemas.microsoft.com/office/word/2018/wordml/cex" xmlns:oel="http://schemas.microsoft.com/office/2019/extlst" xmlns:am3d="http://schemas.microsoft.com/office/drawing/2017/model3d" xmlns:aink="http://schemas.microsoft.com/office/drawing/2016/ink" xmlns:cx8="http://schemas.microsoft.com/office/drawing/2016/5/14/chartex" xmlns:cx7="http://schemas.microsoft.com/office/drawing/2016/5/13/chartex" xmlns:cx6="http://schemas.microsoft.com/office/drawing/2016/5/12/chartex" xmlns:cx5="http://schemas.microsoft.com/office/drawing/2016/5/11/chartex" xmlns:cx4="http://schemas.microsoft.com/office/drawing/2016/5/10/chartex" xmlns:cx3="http://schemas.microsoft.com/office/drawing/2016/5/9/chartex" xmlns:cx2="http://schemas.microsoft.com/office/drawing/2015/10/21/chartex" xmlns:cx1="http://schemas.microsoft.com/office/drawing/2015/9/8/chartex">
             <w:pict>
               <v:shape w14:anchorId="67327F96" id="מחבר חץ ישר 131" o:spid="_x0000_s1026" type="#_x0000_t32" style="position:absolute;left:0;text-align:left;margin-left:120pt;margin-top:51pt;width:30.75pt;height:48pt;flip:x;z-index:251740160;visibility:visible;mso-wrap-style:square;mso-wrap-distance-left:9pt;mso-wrap-distance-top:0;mso-wrap-distance-right:9pt;mso-wrap-distance-bottom:0;mso-position-horizontal:absolute;mso-position-horizontal-relative:text;mso-position-vertical:absolute;mso-position-vertical-relative:text" o:gfxdata="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" strokecolor="#4472c4 [3204]" strokeweight=".5pt">
                 <v:stroke endarrow="block" joinstyle="miter"/>
@@ -6969,7 +6755,7 @@
           </mc:Choice>
           <mc:Fallback>
             <w:pict>
-              <v:rect w14:anchorId="7E65D2C5" id="מלבן 7" o:spid="_x0000_s1049" style="position:absolute;left:0;text-align:left;margin-left:254.15pt;margin-top:56.2pt;width:79.2pt;height:48pt;rotation:-3802108fd;flip:x;z-index:251732992;visibility:visible;mso-wrap-style:square;mso-width-percent:0;mso-height-percent:0;mso-wrap-distance-left:28.8pt;mso-wrap-distance-top:7.2pt;mso-wrap-distance-right:28.8pt;mso-wrap-distance-bottom:7.2pt;mso-position-horizontal:absolute;mso-position-horizontal-relative:margin;mso-position-vertical:absolute;mso-position-vertical-relative:margin;mso-width-percent:0;mso-height-percent:0;mso-width-relative:margin;mso-height-relative:margin;v-text-anchor:top" o:gfxdata="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" filled="f" stroked="f" strokeweight="1pt">
+              <v:rect w14:anchorId="7E65D2C5" id="מלבן 7" o:spid="_x0000_s1047" style="position:absolute;left:0;text-align:left;margin-left:254.15pt;margin-top:56.2pt;width:79.2pt;height:48pt;rotation:-3802108fd;flip:x;z-index:251732992;visibility:visible;mso-wrap-style:square;mso-width-percent:0;mso-height-percent:0;mso-wrap-distance-left:28.8pt;mso-wrap-distance-top:7.2pt;mso-wrap-distance-right:28.8pt;mso-wrap-distance-bottom:7.2pt;mso-position-horizontal:absolute;mso-position-horizontal-relative:margin;mso-position-vertical:absolute;mso-position-vertical-relative:margin;mso-width-percent:0;mso-height-percent:0;mso-width-relative:margin;mso-height-relative:margin;v-text-anchor:top" o:gfxdata="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" filled="f" stroked="f" strokeweight="1pt">
                 <v:textbox inset="10.8pt,0,10.8pt,0">
                   <w:txbxContent>
                     <w:p>
@@ -7080,7 +6866,7 @@
               </wp:anchor>
             </w:drawing>
           </mc:Choice>
-          <mc:Fallback>
+          <mc:Fallback xmlns:w16sdtdh="http://schemas.microsoft.com/office/word/2020/wordml/sdtdatahash" xmlns:w16du="http://schemas.microsoft.com/office/word/2023/wordml/word16du" xmlns:w16="http://schemas.microsoft.com/office/word/2018/wordml" xmlns:w16cid="http://schemas.microsoft.com/office/word/2016/wordml/cid" xmlns:w16cex="http://schemas.microsoft.com/office/word/2018/wordml/cex" xmlns:oel="http://schemas.microsoft.com/office/2019/extlst" xmlns:am3d="http://schemas.microsoft.com/office/drawing/2017/model3d" xmlns:aink="http://schemas.microsoft.com/office/drawing/2016/ink" xmlns:cx8="http://schemas.microsoft.com/office/drawing/2016/5/14/chartex" xmlns:cx7="http://schemas.microsoft.com/office/drawing/2016/5/13/chartex" xmlns:cx6="http://schemas.microsoft.com/office/drawing/2016/5/12/chartex" xmlns:cx5="http://schemas.microsoft.com/office/drawing/2016/5/11/chartex" xmlns:cx4="http://schemas.microsoft.com/office/drawing/2016/5/10/chartex" xmlns:cx3="http://schemas.microsoft.com/office/drawing/2016/5/9/chartex" xmlns:cx2="http://schemas.microsoft.com/office/drawing/2015/10/21/chartex" xmlns:cx1="http://schemas.microsoft.com/office/drawing/2015/9/8/chartex">
             <w:pict>
               <v:shape w14:anchorId="5C31016E" id="מחבר חץ ישר 4" o:spid="_x0000_s1026" type="#_x0000_t32" style="position:absolute;left:0;text-align:left;margin-left:246.75pt;margin-top:66.65pt;width:36pt;height:56.25pt;z-index:251726848;visibility:visible;mso-wrap-style:square;mso-wrap-distance-left:9pt;mso-wrap-distance-top:0;mso-wrap-distance-right:9pt;mso-wrap-distance-bottom:0;mso-position-horizontal:absolute;mso-position-horizontal-relative:text;mso-position-vertical:absolute;mso-position-vertical-relative:text" o:gfxdata="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" strokecolor="#4472c4 [3204]" strokeweight=".5pt">
                 <v:stroke endarrow="block" joinstyle="miter"/>
@@ -9122,8 +8908,46 @@
 </w:document>
 </file>
 
+<file path=word/comments.xml><?xml version="1.0" encoding="utf-8"?>
+<w:comments xmlns:wpc="http://schemas.microsoft.com/office/word/2010/wordprocessingCanvas" xmlns:cx="http://schemas.microsoft.com/office/drawing/2014/chartex" xmlns:mc="http://schemas.openxmlformats.org/markup-compatibility/2006" xmlns:o="urn:schemas-microsoft-com:office:office" xmlns:r="http://schemas.openxmlformats.org/officeDocument/2006/relationships" xmlns:m="http://schemas.openxmlformats.org/officeDocument/2006/math" xmlns:v="urn:schemas-microsoft-com:vml" xmlns:wp14="http://schemas.microsoft.com/office/word/2010/wordprocessingDrawing" xmlns:wp="http://schemas.openxmlformats.org/drawingml/2006/wordprocessingDrawing" xmlns:w10="urn:schemas-microsoft-com:office:word" xmlns:w="http://schemas.openxmlformats.org/wordprocessingml/2006/main" xmlns:w14="http://schemas.microsoft.com/office/word/2010/wordml" xmlns:w15="http://schemas.microsoft.com/office/word/2012/wordml" xmlns:w16se="http://schemas.microsoft.com/office/word/2015/wordml/symex" xmlns:wpg="http://schemas.microsoft.com/office/word/2010/wordprocessingGroup" xmlns:wpi="http://schemas.microsoft.com/office/word/2010/wordprocessingInk" xmlns:wne="http://schemas.microsoft.com/office/word/2006/wordml" xmlns:wps="http://schemas.microsoft.com/office/word/2010/wordprocessingShape" mc:Ignorable="w14 w15 w16se wp14">
+  <w:comment w:id="1" w:author="ort" w:date="2023-04-24T12:18:00Z" w:initials="o">
+    <w:p>
+      <w:pPr>
+        <w:pStyle w:val="ac"/>
+      </w:pPr>
+      <w:r>
+        <w:rPr>
+          <w:rStyle w:val="ab"/>
+        </w:rPr>
+        <w:annotationRef/>
+      </w:r>
+    </w:p>
+  </w:comment>
+  <w:comment w:id="2" w:author="ort" w:date="2023-04-24T12:21:00Z" w:initials="o">
+    <w:p>
+      <w:pPr>
+        <w:pStyle w:val="ac"/>
+      </w:pPr>
+      <w:r>
+        <w:rPr>
+          <w:rStyle w:val="ab"/>
+        </w:rPr>
+        <w:annotationRef/>
+      </w:r>
+    </w:p>
+  </w:comment>
+</w:comments>
+</file>
+
+<file path=word/commentsExtended.xml><?xml version="1.0" encoding="utf-8"?>
+<w15:commentsEx xmlns:wpc="http://schemas.microsoft.com/office/word/2010/wordprocessingCanvas" xmlns:cx="http://schemas.microsoft.com/office/drawing/2014/chartex" xmlns:mc="http://schemas.openxmlformats.org/markup-compatibility/2006" xmlns:o="urn:schemas-microsoft-com:office:office" xmlns:r="http://schemas.openxmlformats.org/officeDocument/2006/relationships" xmlns:m="http://schemas.openxmlformats.org/officeDocument/2006/math" xmlns:v="urn:schemas-microsoft-com:vml" xmlns:wp14="http://schemas.microsoft.com/office/word/2010/wordprocessingDrawing" xmlns:wp="http://schemas.openxmlformats.org/drawingml/2006/wordprocessingDrawing" xmlns:w10="urn:schemas-microsoft-com:office:word" xmlns:w="http://schemas.openxmlformats.org/wordprocessingml/2006/main" xmlns:w14="http://schemas.microsoft.com/office/word/2010/wordml" xmlns:w15="http://schemas.microsoft.com/office/word/2012/wordml" xmlns:w16se="http://schemas.microsoft.com/office/word/2015/wordml/symex" xmlns:wpg="http://schemas.microsoft.com/office/word/2010/wordprocessingGroup" xmlns:wpi="http://schemas.microsoft.com/office/word/2010/wordprocessingInk" xmlns:wne="http://schemas.microsoft.com/office/word/2006/wordml" xmlns:wps="http://schemas.microsoft.com/office/word/2010/wordprocessingShape" mc:Ignorable="w14 w15 w16se wp14">
+  <w15:commentEx w15:paraId="78FDD90F" w15:done="0"/>
+  <w15:commentEx w15:paraId="5D325B5B" w15:paraIdParent="78FDD90F" w15:done="0"/>
+</w15:commentsEx>
+</file>
+
 <file path=word/endnotes.xml><?xml version="1.0" encoding="utf-8"?>
-<w:endnotes xmlns:wpc="http://schemas.microsoft.com/office/word/2010/wordprocessingCanvas" xmlns:cx="http://schemas.microsoft.com/office/drawing/2014/chartex" xmlns:cx1="http://schemas.microsoft.com/office/drawing/2015/9/8/chartex" xmlns:cx2="http://schemas.microsoft.com/office/drawing/2015/10/21/chartex" xmlns:cx3="http://schemas.microsoft.com/office/drawing/2016/5/9/chartex" xmlns:cx4="http://schemas.microsoft.com/office/drawing/2016/5/10/chartex" xmlns:cx5="http://schemas.microsoft.com/office/drawing/2016/5/11/chartex" xmlns:cx6="http://schemas.microsoft.com/office/drawing/2016/5/12/chartex" xmlns:cx7="http://schemas.microsoft.com/office/drawing/2016/5/13/chartex" xmlns:cx8="http://schemas.microsoft.com/office/drawing/2016/5/14/chartex" xmlns:mc="http://schemas.openxmlformats.org/markup-compatibility/2006" xmlns:aink="http://schemas.microsoft.com/office/drawing/2016/ink" xmlns:am3d="http://schemas.microsoft.com/office/drawing/2017/model3d" xmlns:o="urn:schemas-microsoft-com:office:office" xmlns:oel="http://schemas.microsoft.com/office/2019/extlst" xmlns:r="http://schemas.openxmlformats.org/officeDocument/2006/relationships" xmlns:m="http://schemas.openxmlformats.org/officeDocument/2006/math" xmlns:v="urn:schemas-microsoft-com:vml" xmlns:wp14="http://schemas.microsoft.com/office/word/2010/wordprocessingDrawing" xmlns:wp="http://schemas.openxmlformats.org/drawingml/2006/wordprocessingDrawing" xmlns:w10="urn:schemas-microsoft-com:office:word" xmlns:w="http://schemas.openxmlformats.org/wordprocessingml/2006/main" xmlns:w14="http://schemas.microsoft.com/office/word/2010/wordml" xmlns:w15="http://schemas.microsoft.com/office/word/2012/wordml" xmlns:w16cex="http://schemas.microsoft.com/office/word/2018/wordml/cex" xmlns:w16cid="http://schemas.microsoft.com/office/word/2016/wordml/cid" xmlns:w16="http://schemas.microsoft.com/office/word/2018/wordml" xmlns:w16du="http://schemas.microsoft.com/office/word/2023/wordml/word16du" xmlns:w16sdtdh="http://schemas.microsoft.com/office/word/2020/wordml/sdtdatahash" xmlns:w16se="http://schemas.microsoft.com/office/word/2015/wordml/symex" xmlns:wpg="http://schemas.microsoft.com/office/word/2010/wordprocessingGroup" xmlns:wpi="http://schemas.microsoft.com/office/word/2010/wordprocessingInk" xmlns:wne="http://schemas.microsoft.com/office/word/2006/wordml" xmlns:wps="http://schemas.microsoft.com/office/word/2010/wordprocessingShape" mc:Ignorable="w14 w15 w16se w16cid w16 w16cex w16sdtdh wp14">
+<w:endnotes xmlns:wpc="http://schemas.microsoft.com/office/word/2010/wordprocessingCanvas" xmlns:cx="http://schemas.microsoft.com/office/drawing/2014/chartex" xmlns:mc="http://schemas.openxmlformats.org/markup-compatibility/2006" xmlns:o="urn:schemas-microsoft-com:office:office" xmlns:r="http://schemas.openxmlformats.org/officeDocument/2006/relationships" xmlns:m="http://schemas.openxmlformats.org/officeDocument/2006/math" xmlns:v="urn:schemas-microsoft-com:vml" xmlns:wp14="http://schemas.microsoft.com/office/word/2010/wordprocessingDrawing" xmlns:wp="http://schemas.openxmlformats.org/drawingml/2006/wordprocessingDrawing" xmlns:w10="urn:schemas-microsoft-com:office:word" xmlns:w="http://schemas.openxmlformats.org/wordprocessingml/2006/main" xmlns:w14="http://schemas.microsoft.com/office/word/2010/wordml" xmlns:w15="http://schemas.microsoft.com/office/word/2012/wordml" xmlns:w16se="http://schemas.microsoft.com/office/word/2015/wordml/symex" xmlns:wpg="http://schemas.microsoft.com/office/word/2010/wordprocessingGroup" xmlns:wpi="http://schemas.microsoft.com/office/word/2010/wordprocessingInk" xmlns:wne="http://schemas.microsoft.com/office/word/2006/wordml" xmlns:wps="http://schemas.microsoft.com/office/word/2010/wordprocessingShape" mc:Ignorable="w14 w15 w16se wp14">
   <w:endnote w:type="separator" w:id="-1">
     <w:p>
       <w:pPr>
@@ -9148,7 +8972,7 @@
 </file>
 
 <file path=word/footnotes.xml><?xml version="1.0" encoding="utf-8"?>
-<w:footnotes xmlns:wpc="http://schemas.microsoft.com/office/word/2010/wordprocessingCanvas" xmlns:cx="http://schemas.microsoft.com/office/drawing/2014/chartex" xmlns:cx1="http://schemas.microsoft.com/office/drawing/2015/9/8/chartex" xmlns:cx2="http://schemas.microsoft.com/office/drawing/2015/10/21/chartex" xmlns:cx3="http://schemas.microsoft.com/office/drawing/2016/5/9/chartex" xmlns:cx4="http://schemas.microsoft.com/office/drawing/2016/5/10/chartex" xmlns:cx5="http://schemas.microsoft.com/office/drawing/2016/5/11/chartex" xmlns:cx6="http://schemas.microsoft.com/office/drawing/2016/5/12/chartex" xmlns:cx7="http://schemas.microsoft.com/office/drawing/2016/5/13/chartex" xmlns:cx8="http://schemas.microsoft.com/office/drawing/2016/5/14/chartex" xmlns:mc="http://schemas.openxmlformats.org/markup-compatibility/2006" xmlns:aink="http://schemas.microsoft.com/office/drawing/2016/ink" xmlns:am3d="http://schemas.microsoft.com/office/drawing/2017/model3d" xmlns:o="urn:schemas-microsoft-com:office:office" xmlns:oel="http://schemas.microsoft.com/office/2019/extlst" xmlns:r="http://schemas.openxmlformats.org/officeDocument/2006/relationships" xmlns:m="http://schemas.openxmlformats.org/officeDocument/2006/math" xmlns:v="urn:schemas-microsoft-com:vml" xmlns:wp14="http://schemas.microsoft.com/office/word/2010/wordprocessingDrawing" xmlns:wp="http://schemas.openxmlformats.org/drawingml/2006/wordprocessingDrawing" xmlns:w10="urn:schemas-microsoft-com:office:word" xmlns:w="http://schemas.openxmlformats.org/wordprocessingml/2006/main" xmlns:w14="http://schemas.microsoft.com/office/word/2010/wordml" xmlns:w15="http://schemas.microsoft.com/office/word/2012/wordml" xmlns:w16cex="http://schemas.microsoft.com/office/word/2018/wordml/cex" xmlns:w16cid="http://schemas.microsoft.com/office/word/2016/wordml/cid" xmlns:w16="http://schemas.microsoft.com/office/word/2018/wordml" xmlns:w16du="http://schemas.microsoft.com/office/word/2023/wordml/word16du" xmlns:w16sdtdh="http://schemas.microsoft.com/office/word/2020/wordml/sdtdatahash" xmlns:w16se="http://schemas.microsoft.com/office/word/2015/wordml/symex" xmlns:wpg="http://schemas.microsoft.com/office/word/2010/wordprocessingGroup" xmlns:wpi="http://schemas.microsoft.com/office/word/2010/wordprocessingInk" xmlns:wne="http://schemas.microsoft.com/office/word/2006/wordml" xmlns:wps="http://schemas.microsoft.com/office/word/2010/wordprocessingShape" mc:Ignorable="w14 w15 w16se w16cid w16 w16cex w16sdtdh wp14">
+<w:footnotes xmlns:wpc="http://schemas.microsoft.com/office/word/2010/wordprocessingCanvas" xmlns:cx="http://schemas.microsoft.com/office/drawing/2014/chartex" xmlns:mc="http://schemas.openxmlformats.org/markup-compatibility/2006" xmlns:o="urn:schemas-microsoft-com:office:office" xmlns:r="http://schemas.openxmlformats.org/officeDocument/2006/relationships" xmlns:m="http://schemas.openxmlformats.org/officeDocument/2006/math" xmlns:v="urn:schemas-microsoft-com:vml" xmlns:wp14="http://schemas.microsoft.com/office/word/2010/wordprocessingDrawing" xmlns:wp="http://schemas.openxmlformats.org/drawingml/2006/wordprocessingDrawing" xmlns:w10="urn:schemas-microsoft-com:office:word" xmlns:w="http://schemas.openxmlformats.org/wordprocessingml/2006/main" xmlns:w14="http://schemas.microsoft.com/office/word/2010/wordml" xmlns:w15="http://schemas.microsoft.com/office/word/2012/wordml" xmlns:w16se="http://schemas.microsoft.com/office/word/2015/wordml/symex" xmlns:wpg="http://schemas.microsoft.com/office/word/2010/wordprocessingGroup" xmlns:wpi="http://schemas.microsoft.com/office/word/2010/wordprocessingInk" xmlns:wne="http://schemas.microsoft.com/office/word/2006/wordml" xmlns:wps="http://schemas.microsoft.com/office/word/2010/wordprocessingShape" mc:Ignorable="w14 w15 w16se wp14">
   <w:footnote w:type="separator" w:id="-1">
     <w:p>
       <w:pPr>
@@ -9173,7 +8997,7 @@
 </file>
 
 <file path=word/numbering.xml><?xml version="1.0" encoding="utf-8"?>
-<w:numbering xmlns:wpc="http://schemas.microsoft.com/office/word/2010/wordprocessingCanvas" xmlns:cx="http://schemas.microsoft.com/office/drawing/2014/chartex" xmlns:cx1="http://schemas.microsoft.com/office/drawing/2015/9/8/chartex" xmlns:cx2="http://schemas.microsoft.com/office/drawing/2015/10/21/chartex" xmlns:cx3="http://schemas.microsoft.com/office/drawing/2016/5/9/chartex" xmlns:cx4="http://schemas.microsoft.com/office/drawing/2016/5/10/chartex" xmlns:cx5="http://schemas.microsoft.com/office/drawing/2016/5/11/chartex" xmlns:cx6="http://schemas.microsoft.com/office/drawing/2016/5/12/chartex" xmlns:cx7="http://schemas.microsoft.com/office/drawing/2016/5/13/chartex" xmlns:cx8="http://schemas.microsoft.com/office/drawing/2016/5/14/chartex" xmlns:mc="http://schemas.openxmlformats.org/markup-compatibility/2006" xmlns:aink="http://schemas.microsoft.com/office/drawing/2016/ink" xmlns:am3d="http://schemas.microsoft.com/office/drawing/2017/model3d" xmlns:o="urn:schemas-microsoft-com:office:office" xmlns:oel="http://schemas.microsoft.com/office/2019/extlst" xmlns:r="http://schemas.openxmlformats.org/officeDocument/2006/relationships" xmlns:m="http://schemas.openxmlformats.org/officeDocument/2006/math" xmlns:v="urn:schemas-microsoft-com:vml" xmlns:wp14="http://schemas.microsoft.com/office/word/2010/wordprocessingDrawing" xmlns:wp="http://schemas.openxmlformats.org/drawingml/2006/wordprocessingDrawing" xmlns:w10="urn:schemas-microsoft-com:office:word" xmlns:w="http://schemas.openxmlformats.org/wordprocessingml/2006/main" xmlns:w14="http://schemas.microsoft.com/office/word/2010/wordml" xmlns:w15="http://schemas.microsoft.com/office/word/2012/wordml" xmlns:w16cex="http://schemas.microsoft.com/office/word/2018/wordml/cex" xmlns:w16cid="http://schemas.microsoft.com/office/word/2016/wordml/cid" xmlns:w16="http://schemas.microsoft.com/office/word/2018/wordml" xmlns:w16du="http://schemas.microsoft.com/office/word/2023/wordml/word16du" xmlns:w16sdtdh="http://schemas.microsoft.com/office/word/2020/wordml/sdtdatahash" xmlns:w16se="http://schemas.microsoft.com/office/word/2015/wordml/symex" xmlns:wpg="http://schemas.microsoft.com/office/word/2010/wordprocessingGroup" xmlns:wpi="http://schemas.microsoft.com/office/word/2010/wordprocessingInk" xmlns:wne="http://schemas.microsoft.com/office/word/2006/wordml" xmlns:wps="http://schemas.microsoft.com/office/word/2010/wordprocessingShape" mc:Ignorable="w14 w15 w16se w16cid w16 w16cex w16sdtdh wp14">
+<w:numbering xmlns:wpc="http://schemas.microsoft.com/office/word/2010/wordprocessingCanvas" xmlns:cx="http://schemas.microsoft.com/office/drawing/2014/chartex" xmlns:mc="http://schemas.openxmlformats.org/markup-compatibility/2006" xmlns:o="urn:schemas-microsoft-com:office:office" xmlns:r="http://schemas.openxmlformats.org/officeDocument/2006/relationships" xmlns:m="http://schemas.openxmlformats.org/officeDocument/2006/math" xmlns:v="urn:schemas-microsoft-com:vml" xmlns:wp14="http://schemas.microsoft.com/office/word/2010/wordprocessingDrawing" xmlns:wp="http://schemas.openxmlformats.org/drawingml/2006/wordprocessingDrawing" xmlns:w10="urn:schemas-microsoft-com:office:word" xmlns:w="http://schemas.openxmlformats.org/wordprocessingml/2006/main" xmlns:w14="http://schemas.microsoft.com/office/word/2010/wordml" xmlns:w15="http://schemas.microsoft.com/office/word/2012/wordml" xmlns:w16se="http://schemas.microsoft.com/office/word/2015/wordml/symex" xmlns:wpg="http://schemas.microsoft.com/office/word/2010/wordprocessingGroup" xmlns:wpi="http://schemas.microsoft.com/office/word/2010/wordprocessingInk" xmlns:wne="http://schemas.microsoft.com/office/word/2006/wordml" xmlns:wps="http://schemas.microsoft.com/office/word/2010/wordprocessingShape" mc:Ignorable="w14 w15 w16se wp14">
   <w:abstractNum w:abstractNumId="0" w15:restartNumberingAfterBreak="0">
     <w:nsid w:val="1DDD4CF2"/>
     <w:multiLevelType w:val="hybridMultilevel"/>
@@ -9398,17 +9222,25 @@
       </w:rPr>
     </w:lvl>
   </w:abstractNum>
-  <w:num w:numId="1" w16cid:durableId="404911425">
+  <w:num w:numId="1">
     <w:abstractNumId w:val="1"/>
   </w:num>
-  <w:num w:numId="2" w16cid:durableId="560557402">
+  <w:num w:numId="2">
     <w:abstractNumId w:val="0"/>
   </w:num>
 </w:numbering>
 </file>
 
+<file path=word/people.xml><?xml version="1.0" encoding="utf-8"?>
+<w15:people xmlns:wpc="http://schemas.microsoft.com/office/word/2010/wordprocessingCanvas" xmlns:cx="http://schemas.microsoft.com/office/drawing/2014/chartex" xmlns:mc="http://schemas.openxmlformats.org/markup-compatibility/2006" xmlns:o="urn:schemas-microsoft-com:office:office" xmlns:r="http://schemas.openxmlformats.org/officeDocument/2006/relationships" xmlns:m="http://schemas.openxmlformats.org/officeDocument/2006/math" xmlns:v="urn:schemas-microsoft-com:vml" xmlns:wp14="http://schemas.microsoft.com/office/word/2010/wordprocessingDrawing" xmlns:wp="http://schemas.openxmlformats.org/drawingml/2006/wordprocessingDrawing" xmlns:w10="urn:schemas-microsoft-com:office:word" xmlns:w="http://schemas.openxmlformats.org/wordprocessingml/2006/main" xmlns:w14="http://schemas.microsoft.com/office/word/2010/wordml" xmlns:w15="http://schemas.microsoft.com/office/word/2012/wordml" xmlns:w16se="http://schemas.microsoft.com/office/word/2015/wordml/symex" xmlns:wpg="http://schemas.microsoft.com/office/word/2010/wordprocessingGroup" xmlns:wpi="http://schemas.microsoft.com/office/word/2010/wordprocessingInk" xmlns:wne="http://schemas.microsoft.com/office/word/2006/wordml" xmlns:wps="http://schemas.microsoft.com/office/word/2010/wordprocessingShape" mc:Ignorable="w14 w15 w16se wp14">
+  <w15:person w15:author="ort">
+    <w15:presenceInfo w15:providerId="None" w15:userId="ort"/>
+  </w15:person>
+</w15:people>
+</file>
+
 <file path=word/styles.xml><?xml version="1.0" encoding="utf-8"?>
-<w:styles xmlns:mc="http://schemas.openxmlformats.org/markup-compatibility/2006" xmlns:r="http://schemas.openxmlformats.org/officeDocument/2006/relationships" xmlns:w="http://schemas.openxmlformats.org/wordprocessingml/2006/main" xmlns:w14="http://schemas.microsoft.com/office/word/2010/wordml" xmlns:w15="http://schemas.microsoft.com/office/word/2012/wordml" xmlns:w16cex="http://schemas.microsoft.com/office/word/2018/wordml/cex" xmlns:w16cid="http://schemas.microsoft.com/office/word/2016/wordml/cid" xmlns:w16="http://schemas.microsoft.com/office/word/2018/wordml" xmlns:w16sdtdh="http://schemas.microsoft.com/office/word/2020/wordml/sdtdatahash" xmlns:w16se="http://schemas.microsoft.com/office/word/2015/wordml/symex" mc:Ignorable="w14 w15 w16se w16cid w16 w16cex w16sdtdh">
+<w:styles xmlns:mc="http://schemas.openxmlformats.org/markup-compatibility/2006" xmlns:r="http://schemas.openxmlformats.org/officeDocument/2006/relationships" xmlns:w="http://schemas.openxmlformats.org/wordprocessingml/2006/main" xmlns:w14="http://schemas.microsoft.com/office/word/2010/wordml" xmlns:w15="http://schemas.microsoft.com/office/word/2012/wordml" xmlns:w16se="http://schemas.microsoft.com/office/word/2015/wordml/symex" mc:Ignorable="w14 w15 w16se">
   <w:docDefaults>
     <w:rPrDefault>
       <w:rPr>
@@ -9424,7 +9256,7 @@
       </w:pPr>
     </w:pPrDefault>
   </w:docDefaults>
-  <w:latentStyles w:defLockedState="0" w:defUIPriority="99" w:defSemiHidden="0" w:defUnhideWhenUsed="0" w:defQFormat="0" w:count="376">
+  <w:latentStyles w:defLockedState="0" w:defUIPriority="99" w:defSemiHidden="0" w:defUnhideWhenUsed="0" w:defQFormat="0" w:count="371">
     <w:lsdException w:name="Normal" w:uiPriority="0" w:qFormat="1"/>
     <w:lsdException w:name="heading 1" w:uiPriority="9" w:qFormat="1"/>
     <w:lsdException w:name="heading 2" w:semiHidden="1" w:uiPriority="9" w:unhideWhenUsed="1" w:qFormat="1"/>
@@ -9796,11 +9628,6 @@
     <w:lsdException w:name="List Table 5 Dark Accent 6" w:uiPriority="50"/>
     <w:lsdException w:name="List Table 6 Colorful Accent 6" w:uiPriority="51"/>
     <w:lsdException w:name="List Table 7 Colorful Accent 6" w:uiPriority="52"/>
-    <w:lsdException w:name="Mention" w:semiHidden="1" w:unhideWhenUsed="1"/>
-    <w:lsdException w:name="Smart Hyperlink" w:semiHidden="1" w:unhideWhenUsed="1"/>
-    <w:lsdException w:name="Hashtag" w:semiHidden="1" w:unhideWhenUsed="1"/>
-    <w:lsdException w:name="Unresolved Mention" w:semiHidden="1" w:unhideWhenUsed="1"/>
-    <w:lsdException w:name="Smart Link" w:semiHidden="1" w:unhideWhenUsed="1"/>
   </w:latentStyles>
   <w:style w:type="paragraph" w:default="1" w:styleId="a">
     <w:name w:val="Normal"/>
@@ -9921,6 +9748,104 @@
       <w:ind w:left="720"/>
       <w:contextualSpacing/>
     </w:pPr>
+  </w:style>
+  <w:style w:type="character" w:styleId="ab">
+    <w:name w:val="annotation reference"/>
+    <w:basedOn w:val="a0"/>
+    <w:uiPriority w:val="99"/>
+    <w:semiHidden/>
+    <w:unhideWhenUsed/>
+    <w:rsid w:val="005B5999"/>
+    <w:rPr>
+      <w:sz w:val="16"/>
+      <w:szCs w:val="16"/>
+    </w:rPr>
+  </w:style>
+  <w:style w:type="paragraph" w:styleId="ac">
+    <w:name w:val="annotation text"/>
+    <w:basedOn w:val="a"/>
+    <w:link w:val="ad"/>
+    <w:uiPriority w:val="99"/>
+    <w:semiHidden/>
+    <w:unhideWhenUsed/>
+    <w:rsid w:val="005B5999"/>
+    <w:pPr>
+      <w:spacing w:line="240" w:lineRule="auto"/>
+    </w:pPr>
+    <w:rPr>
+      <w:sz w:val="20"/>
+      <w:szCs w:val="20"/>
+    </w:rPr>
+  </w:style>
+  <w:style w:type="character" w:customStyle="1" w:styleId="ad">
+    <w:name w:val="טקסט הערה תו"/>
+    <w:basedOn w:val="a0"/>
+    <w:link w:val="ac"/>
+    <w:uiPriority w:val="99"/>
+    <w:semiHidden/>
+    <w:rsid w:val="005B5999"/>
+    <w:rPr>
+      <w:sz w:val="20"/>
+      <w:szCs w:val="20"/>
+    </w:rPr>
+  </w:style>
+  <w:style w:type="paragraph" w:styleId="ae">
+    <w:name w:val="annotation subject"/>
+    <w:basedOn w:val="ac"/>
+    <w:next w:val="ac"/>
+    <w:link w:val="af"/>
+    <w:uiPriority w:val="99"/>
+    <w:semiHidden/>
+    <w:unhideWhenUsed/>
+    <w:rsid w:val="005B5999"/>
+    <w:rPr>
+      <w:b/>
+      <w:bCs/>
+    </w:rPr>
+  </w:style>
+  <w:style w:type="character" w:customStyle="1" w:styleId="af">
+    <w:name w:val="נושא הערה תו"/>
+    <w:basedOn w:val="ad"/>
+    <w:link w:val="ae"/>
+    <w:uiPriority w:val="99"/>
+    <w:semiHidden/>
+    <w:rsid w:val="005B5999"/>
+    <w:rPr>
+      <w:b/>
+      <w:bCs/>
+      <w:sz w:val="20"/>
+      <w:szCs w:val="20"/>
+    </w:rPr>
+  </w:style>
+  <w:style w:type="paragraph" w:styleId="af0">
+    <w:name w:val="Balloon Text"/>
+    <w:basedOn w:val="a"/>
+    <w:link w:val="af1"/>
+    <w:uiPriority w:val="99"/>
+    <w:semiHidden/>
+    <w:unhideWhenUsed/>
+    <w:rsid w:val="005B5999"/>
+    <w:pPr>
+      <w:spacing w:after="0" w:line="240" w:lineRule="auto"/>
+    </w:pPr>
+    <w:rPr>
+      <w:rFonts w:ascii="Tahoma" w:hAnsi="Tahoma" w:cs="Tahoma"/>
+      <w:sz w:val="18"/>
+      <w:szCs w:val="18"/>
+    </w:rPr>
+  </w:style>
+  <w:style w:type="character" w:customStyle="1" w:styleId="af1">
+    <w:name w:val="טקסט בלונים תו"/>
+    <w:basedOn w:val="a0"/>
+    <w:link w:val="af0"/>
+    <w:uiPriority w:val="99"/>
+    <w:semiHidden/>
+    <w:rsid w:val="005B5999"/>
+    <w:rPr>
+      <w:rFonts w:ascii="Tahoma" w:hAnsi="Tahoma" w:cs="Tahoma"/>
+      <w:sz w:val="18"/>
+      <w:szCs w:val="18"/>
+    </w:rPr>
   </w:style>
 </w:styles>
 </file>
